--- a/Portada UDO.docx
+++ b/Portada UDO.docx
@@ -179,17 +179,6 @@
     <w:p>
       <w:pPr>
         <w:spacing w:line="360" w:lineRule="auto"/>
-        <w:jc w:val="both"/>
-        <w:rPr>
-          <w:rFonts w:ascii="Times New Roman" w:hAnsi="Times New Roman" w:cs="Times New Roman"/>
-          <w:sz w:val="24"/>
-          <w:szCs w:val="24"/>
-        </w:rPr>
-      </w:pPr>
-    </w:p>
-    <w:p>
-      <w:pPr>
-        <w:spacing w:line="360" w:lineRule="auto"/>
         <w:jc w:val="center"/>
         <w:rPr>
           <w:rFonts w:ascii="Times New Roman" w:hAnsi="Times New Roman" w:cs="Times New Roman"/>
@@ -205,7 +194,7 @@
           <w:sz w:val="72"/>
           <w:szCs w:val="72"/>
         </w:rPr>
-        <w:t>Encriptación S</w:t>
+        <w:t xml:space="preserve">Actividad Comunicación </w:t>
       </w:r>
       <w:r>
         <w:rPr>
@@ -214,30 +203,8 @@
           <w:sz w:val="72"/>
           <w:szCs w:val="72"/>
         </w:rPr>
-        <w:t>imple</w:t>
-      </w:r>
-    </w:p>
-    <w:p>
-      <w:pPr>
-        <w:spacing w:line="360" w:lineRule="auto"/>
-        <w:jc w:val="both"/>
-        <w:rPr>
-          <w:rFonts w:ascii="Times New Roman" w:hAnsi="Times New Roman" w:cs="Times New Roman"/>
-          <w:sz w:val="24"/>
-          <w:szCs w:val="24"/>
-        </w:rPr>
-      </w:pPr>
-    </w:p>
-    <w:p>
-      <w:pPr>
-        <w:spacing w:line="360" w:lineRule="auto"/>
-        <w:jc w:val="both"/>
-        <w:rPr>
-          <w:rFonts w:ascii="Times New Roman" w:hAnsi="Times New Roman" w:cs="Times New Roman"/>
-          <w:sz w:val="24"/>
-          <w:szCs w:val="24"/>
-        </w:rPr>
-      </w:pPr>
+        <w:t>Encriptada</w:t>
+      </w:r>
     </w:p>
     <w:tbl>
       <w:tblPr>
@@ -352,7 +319,7 @@
           <w:p>
             <w:pPr>
               <w:spacing w:after="200" w:line="360" w:lineRule="auto"/>
-              <w:jc w:val="both"/>
+              <w:jc w:val="center"/>
               <w:rPr>
                 <w:rFonts w:ascii="Times New Roman" w:hAnsi="Times New Roman" w:cs="Times New Roman"/>
                 <w:sz w:val="24"/>
@@ -365,7 +332,7 @@
                 <w:sz w:val="24"/>
                 <w:szCs w:val="24"/>
               </w:rPr>
-              <w:t xml:space="preserve">               </w:t>
+              <w:t>Anthony Vivenes</w:t>
             </w:r>
             <w:r>
               <w:rPr>
@@ -373,21 +340,50 @@
                 <w:sz w:val="24"/>
                 <w:szCs w:val="24"/>
               </w:rPr>
-              <w:t>Anthony Brayan Vivenes</w:t>
+              <w:t xml:space="preserve"> 31265030</w:t>
             </w:r>
+          </w:p>
+          <w:p>
+            <w:pPr>
+              <w:spacing w:after="200" w:line="360" w:lineRule="auto"/>
+              <w:jc w:val="center"/>
+              <w:rPr>
+                <w:rFonts w:ascii="Times New Roman" w:hAnsi="Times New Roman" w:cs="Times New Roman"/>
+                <w:sz w:val="24"/>
+                <w:szCs w:val="24"/>
+              </w:rPr>
+            </w:pPr>
             <w:r>
               <w:rPr>
                 <w:rFonts w:ascii="Times New Roman" w:hAnsi="Times New Roman" w:cs="Times New Roman"/>
                 <w:sz w:val="24"/>
                 <w:szCs w:val="24"/>
               </w:rPr>
-              <w:t xml:space="preserve"> </w:t>
+              <w:t>Miguel Olivero 31002292</w:t>
             </w:r>
           </w:p>
           <w:p>
             <w:pPr>
               <w:spacing w:line="360" w:lineRule="auto"/>
-              <w:jc w:val="both"/>
+              <w:jc w:val="center"/>
+              <w:rPr>
+                <w:rFonts w:ascii="Times New Roman" w:hAnsi="Times New Roman" w:cs="Times New Roman"/>
+                <w:sz w:val="24"/>
+                <w:szCs w:val="24"/>
+              </w:rPr>
+            </w:pPr>
+            <w:r>
+              <w:rPr>
+                <w:rFonts w:ascii="Times New Roman" w:hAnsi="Times New Roman" w:cs="Times New Roman"/>
+                <w:sz w:val="24"/>
+                <w:szCs w:val="24"/>
+              </w:rPr>
+              <w:t>Jonathan López 23734745</w:t>
+            </w:r>
+          </w:p>
+          <w:p>
+            <w:pPr>
+              <w:spacing w:line="360" w:lineRule="auto"/>
               <w:rPr>
                 <w:rFonts w:ascii="Times New Roman" w:hAnsi="Times New Roman" w:cs="Times New Roman"/>
                 <w:sz w:val="24"/>
@@ -401,32 +397,40 @@
     <w:p>
       <w:pPr>
         <w:spacing w:line="360" w:lineRule="auto"/>
-        <w:jc w:val="both"/>
+        <w:jc w:val="center"/>
         <w:rPr>
           <w:rFonts w:ascii="Times New Roman" w:hAnsi="Times New Roman" w:cs="Times New Roman"/>
           <w:sz w:val="24"/>
           <w:szCs w:val="24"/>
         </w:rPr>
       </w:pPr>
-    </w:p>
-    <w:p>
-      <w:pPr>
-        <w:spacing w:line="360" w:lineRule="auto"/>
-        <w:jc w:val="center"/>
+      <w:r>
         <w:rPr>
           <w:rFonts w:ascii="Times New Roman" w:hAnsi="Times New Roman" w:cs="Times New Roman"/>
           <w:sz w:val="24"/>
           <w:szCs w:val="24"/>
         </w:rPr>
-      </w:pPr>
+        <w:t>Barcelona, Julio 2025</w:t>
+      </w:r>
       <w:r>
         <w:rPr>
           <w:rFonts w:ascii="Times New Roman" w:hAnsi="Times New Roman" w:cs="Times New Roman"/>
           <w:sz w:val="24"/>
           <w:szCs w:val="24"/>
         </w:rPr>
-        <w:t>Barcelona, Julio 2025</w:t>
-      </w:r>
+        <w:br w:type="page"/>
+      </w:r>
+    </w:p>
+    <w:p>
+      <w:pPr>
+        <w:spacing w:line="360" w:lineRule="auto"/>
+        <w:jc w:val="center"/>
+        <w:rPr>
+          <w:rFonts w:ascii="Times New Roman" w:hAnsi="Times New Roman" w:cs="Times New Roman"/>
+          <w:sz w:val="24"/>
+          <w:szCs w:val="24"/>
+        </w:rPr>
+      </w:pPr>
     </w:p>
     <w:p>
       <w:pPr>
@@ -445,7 +449,6 @@
           <w:sz w:val="24"/>
           <w:szCs w:val="24"/>
         </w:rPr>
-        <w:lastRenderedPageBreak/>
         <w:t>INTRODUCCIÓN</w:t>
       </w:r>
     </w:p>
@@ -466,6 +469,7 @@
           <w:rFonts w:ascii="Times New Roman" w:hAnsi="Times New Roman" w:cs="Times New Roman"/>
           <w:sz w:val="24"/>
           <w:szCs w:val="24"/>
+          <w:lang w:val="es-ES"/>
         </w:rPr>
       </w:pPr>
       <w:r>
@@ -474,31 +478,46 @@
           <w:sz w:val="24"/>
           <w:szCs w:val="24"/>
         </w:rPr>
-        <w:t xml:space="preserve">En el mundo de la ciberseguridad, entender cómo se manipulan los datos a nivel binario es </w:t>
+        <w:tab/>
       </w:r>
       <w:r>
         <w:rPr>
           <w:rFonts w:ascii="Times New Roman" w:hAnsi="Times New Roman" w:cs="Times New Roman"/>
           <w:sz w:val="24"/>
           <w:szCs w:val="24"/>
-        </w:rPr>
-        <w:t>importante para la seguridad y comprender ataques cibernéticos</w:t>
+          <w:lang w:val="es-ES"/>
+        </w:rPr>
+        <w:t>Para la tercera actividad de Seguridad en Sistemas Computacionales, nos tocó desarrollar un sistema de comunicación segura entre computadoras. La idea era proteger los mensajes usando una combinación de criptografía asimétrica y simétrica (lo que se conoce como </w:t>
+      </w:r>
+      <w:r>
+        <w:rPr>
+          <w:rFonts w:ascii="Times New Roman" w:hAnsi="Times New Roman" w:cs="Times New Roman"/>
+          <w:i/>
+          <w:iCs/>
+          <w:sz w:val="24"/>
+          <w:szCs w:val="24"/>
+          <w:lang w:val="es-ES"/>
+        </w:rPr>
+        <w:t>encriptación híbrida</w:t>
       </w:r>
       <w:r>
         <w:rPr>
           <w:rFonts w:ascii="Times New Roman" w:hAnsi="Times New Roman" w:cs="Times New Roman"/>
           <w:sz w:val="24"/>
           <w:szCs w:val="24"/>
-        </w:rPr>
-        <w:t>. Bajo esta premisa, en la asignatura Seguridad de Sistemas Computarizados, nos enfrentamos a un desafío práctico: desarrollar desde cero un encryptador/desencryptador de un bit usando C++. El objetivo iba más allá de programar; era internalizar cómo una simple operación a nivel hardware —el flip de un bit mediante XOR— puede alterar datos, simulando los cimientos de cualquier sistema criptográfico.</w:t>
-      </w:r>
-    </w:p>
-    <w:p>
-      <w:pPr>
+          <w:lang w:val="es-ES"/>
+        </w:rPr>
+        <w:t>), algo parecido a lo que usan aplicaciones como WhatsApp o protocolos como TLS.</w:t>
+      </w:r>
+    </w:p>
+    <w:p>
+      <w:pPr>
+        <w:ind w:firstLine="708"/>
         <w:rPr>
           <w:rFonts w:ascii="Times New Roman" w:hAnsi="Times New Roman" w:cs="Times New Roman"/>
           <w:sz w:val="24"/>
           <w:szCs w:val="24"/>
+          <w:lang w:val="es-ES"/>
         </w:rPr>
       </w:pPr>
       <w:r>
@@ -506,8 +525,9 @@
           <w:rFonts w:ascii="Times New Roman" w:hAnsi="Times New Roman" w:cs="Times New Roman"/>
           <w:sz w:val="24"/>
           <w:szCs w:val="24"/>
-        </w:rPr>
-        <w:t>El reto planteado</w:t>
+          <w:lang w:val="es-ES"/>
+        </w:rPr>
+        <w:t>Este proyecto no solo cumplió con lo que nos pidieron en clase, sino que también nos ayudó a entender cómo funcionan protocolos usados en la industria, como TLS/SSL. Los resultados muestran que la criptografía híbrida es una buena opción para aplicaciones punto a punto, balanceando seguridad sin sacrificar demasiado rendimiento.</w:t>
       </w:r>
     </w:p>
     <w:p>
@@ -516,276 +536,25 @@
           <w:rFonts w:ascii="Times New Roman" w:hAnsi="Times New Roman" w:cs="Times New Roman"/>
           <w:sz w:val="24"/>
           <w:szCs w:val="24"/>
-        </w:rPr>
-      </w:pPr>
-      <w:r>
+          <w:lang w:val="es-ES"/>
+        </w:rPr>
+      </w:pPr>
+    </w:p>
+    <w:p>
+      <w:pPr>
         <w:rPr>
           <w:rFonts w:ascii="Times New Roman" w:hAnsi="Times New Roman" w:cs="Times New Roman"/>
           <w:sz w:val="24"/>
           <w:szCs w:val="24"/>
         </w:rPr>
-        <w:t>El profesor nos pidió crear una herramienta que:</w:t>
-      </w:r>
-    </w:p>
-    <w:p>
-      <w:pPr>
-        <w:pStyle w:val="Prrafodelista"/>
-        <w:numPr>
-          <w:ilvl w:val="0"/>
-          <w:numId w:val="2"/>
-        </w:numPr>
+      </w:pPr>
+      <w:r>
         <w:rPr>
           <w:rFonts w:ascii="Times New Roman" w:hAnsi="Times New Roman" w:cs="Times New Roman"/>
           <w:sz w:val="24"/>
           <w:szCs w:val="24"/>
         </w:rPr>
-      </w:pPr>
-      <w:r>
-        <w:rPr>
-          <w:rFonts w:ascii="Times New Roman" w:hAnsi="Times New Roman" w:cs="Times New Roman"/>
-          <w:sz w:val="24"/>
-          <w:szCs w:val="24"/>
-        </w:rPr>
-        <w:t xml:space="preserve"> Cifrara/descifrara archivos (individuales o por lotes) modificando solo </w:t>
-      </w:r>
-      <w:r>
-        <w:rPr>
-          <w:rFonts w:ascii="Times New Roman" w:hAnsi="Times New Roman" w:cs="Times New Roman"/>
-          <w:sz w:val="24"/>
-          <w:szCs w:val="24"/>
-        </w:rPr>
-        <w:t>un</w:t>
-      </w:r>
-      <w:r>
-        <w:rPr>
-          <w:rFonts w:ascii="Times New Roman" w:hAnsi="Times New Roman" w:cs="Times New Roman"/>
-          <w:sz w:val="24"/>
-          <w:szCs w:val="24"/>
-        </w:rPr>
-        <w:t xml:space="preserve"> bit de cada byte</w:t>
-      </w:r>
-    </w:p>
-    <w:p>
-      <w:pPr>
-        <w:pStyle w:val="Prrafodelista"/>
-        <w:numPr>
-          <w:ilvl w:val="0"/>
-          <w:numId w:val="2"/>
-        </w:numPr>
-        <w:rPr>
-          <w:rFonts w:ascii="Times New Roman" w:hAnsi="Times New Roman" w:cs="Times New Roman"/>
-          <w:sz w:val="24"/>
-          <w:szCs w:val="24"/>
-        </w:rPr>
-      </w:pPr>
-      <w:r>
-        <w:rPr>
-          <w:rFonts w:ascii="Times New Roman" w:hAnsi="Times New Roman" w:cs="Times New Roman"/>
-          <w:sz w:val="24"/>
-          <w:szCs w:val="24"/>
-        </w:rPr>
-        <w:t>Usara el mismo método para ambas operaciones (cifrado simétrico)</w:t>
-      </w:r>
-    </w:p>
-    <w:p>
-      <w:pPr>
-        <w:pStyle w:val="Prrafodelista"/>
-        <w:numPr>
-          <w:ilvl w:val="0"/>
-          <w:numId w:val="2"/>
-        </w:numPr>
-        <w:rPr>
-          <w:rFonts w:ascii="Times New Roman" w:hAnsi="Times New Roman" w:cs="Times New Roman"/>
-          <w:sz w:val="24"/>
-          <w:szCs w:val="24"/>
-        </w:rPr>
-      </w:pPr>
-      <w:r>
-        <w:rPr>
-          <w:rFonts w:ascii="Times New Roman" w:hAnsi="Times New Roman" w:cs="Times New Roman"/>
-          <w:sz w:val="24"/>
-          <w:szCs w:val="24"/>
-        </w:rPr>
-        <w:t>Trabajara en modo binario, manipulando los datos a bajo nivel</w:t>
-      </w:r>
-    </w:p>
-    <w:p>
-      <w:pPr>
-        <w:rPr>
-          <w:rFonts w:ascii="Times New Roman" w:hAnsi="Times New Roman" w:cs="Times New Roman"/>
-          <w:b/>
-          <w:sz w:val="24"/>
-          <w:szCs w:val="24"/>
-        </w:rPr>
-      </w:pPr>
-      <w:r>
-        <w:rPr>
-          <w:rFonts w:ascii="Times New Roman" w:hAnsi="Times New Roman" w:cs="Times New Roman"/>
-          <w:b/>
-          <w:sz w:val="24"/>
-          <w:szCs w:val="24"/>
-        </w:rPr>
-        <w:t>¿Por qué importa un ejercicio tan básico?</w:t>
-      </w:r>
-    </w:p>
-    <w:p>
-      <w:pPr>
-        <w:rPr>
-          <w:rFonts w:ascii="Times New Roman" w:hAnsi="Times New Roman" w:cs="Times New Roman"/>
-          <w:sz w:val="24"/>
-          <w:szCs w:val="24"/>
-        </w:rPr>
-      </w:pPr>
-      <w:r>
-        <w:rPr>
-          <w:rFonts w:ascii="Times New Roman" w:hAnsi="Times New Roman" w:cs="Times New Roman"/>
-          <w:sz w:val="24"/>
-          <w:szCs w:val="24"/>
-        </w:rPr>
-        <w:t>Aunque voltear un bit no es un método seguro en la vida real, este proyecto fue un campo de entrenamiento clave para:</w:t>
-      </w:r>
-    </w:p>
-    <w:p>
-      <w:pPr>
-        <w:pStyle w:val="Prrafodelista"/>
-        <w:numPr>
-          <w:ilvl w:val="0"/>
-          <w:numId w:val="3"/>
-        </w:numPr>
-        <w:rPr>
-          <w:rFonts w:ascii="Times New Roman" w:hAnsi="Times New Roman" w:cs="Times New Roman"/>
-          <w:sz w:val="24"/>
-          <w:szCs w:val="24"/>
-        </w:rPr>
-      </w:pPr>
-      <w:r>
-        <w:rPr>
-          <w:rFonts w:ascii="Times New Roman" w:hAnsi="Times New Roman" w:cs="Times New Roman"/>
-          <w:sz w:val="24"/>
-          <w:szCs w:val="24"/>
-        </w:rPr>
-        <w:t>Entender cómo los algoritmos complejos (como AES) se apoyan en operaciones binarias</w:t>
-      </w:r>
-    </w:p>
-    <w:p>
-      <w:pPr>
-        <w:pStyle w:val="Prrafodelista"/>
-        <w:numPr>
-          <w:ilvl w:val="0"/>
-          <w:numId w:val="3"/>
-        </w:numPr>
-        <w:rPr>
-          <w:rFonts w:ascii="Times New Roman" w:hAnsi="Times New Roman" w:cs="Times New Roman"/>
-          <w:sz w:val="24"/>
-          <w:szCs w:val="24"/>
-        </w:rPr>
-      </w:pPr>
-      <w:r>
-        <w:rPr>
-          <w:rFonts w:ascii="Times New Roman" w:hAnsi="Times New Roman" w:cs="Times New Roman"/>
-          <w:sz w:val="24"/>
-          <w:szCs w:val="24"/>
-        </w:rPr>
-        <w:t>Detectar vulnerabilidades en sistemas con mala implementación criptográfica</w:t>
-      </w:r>
-    </w:p>
-    <w:p>
-      <w:pPr>
-        <w:pStyle w:val="Prrafodelista"/>
-        <w:numPr>
-          <w:ilvl w:val="0"/>
-          <w:numId w:val="3"/>
-        </w:numPr>
-        <w:rPr>
-          <w:rFonts w:ascii="Times New Roman" w:hAnsi="Times New Roman" w:cs="Times New Roman"/>
-          <w:sz w:val="24"/>
-          <w:szCs w:val="24"/>
-        </w:rPr>
-      </w:pPr>
-      <w:r>
-        <w:rPr>
-          <w:rFonts w:ascii="Times New Roman" w:hAnsi="Times New Roman" w:cs="Times New Roman"/>
-          <w:sz w:val="24"/>
-          <w:szCs w:val="24"/>
-        </w:rPr>
-        <w:t xml:space="preserve">Practicar el análisis de robustez, una habilidad crítica en </w:t>
-      </w:r>
-      <w:r>
-        <w:rPr>
-          <w:rFonts w:ascii="Times New Roman" w:hAnsi="Times New Roman" w:cs="Times New Roman"/>
-          <w:sz w:val="24"/>
-          <w:szCs w:val="24"/>
-        </w:rPr>
-        <w:t xml:space="preserve">el curso </w:t>
-      </w:r>
-      <w:r>
-        <w:rPr>
-          <w:rFonts w:ascii="Times New Roman" w:hAnsi="Times New Roman" w:cs="Times New Roman"/>
-          <w:sz w:val="24"/>
-          <w:szCs w:val="24"/>
-        </w:rPr>
-        <w:t>hacking ético</w:t>
-      </w:r>
-    </w:p>
-    <w:p>
-      <w:pPr>
-        <w:pStyle w:val="Prrafodelista"/>
-        <w:numPr>
-          <w:ilvl w:val="0"/>
-          <w:numId w:val="3"/>
-        </w:numPr>
-        <w:rPr>
-          <w:rFonts w:ascii="Times New Roman" w:hAnsi="Times New Roman" w:cs="Times New Roman"/>
-          <w:sz w:val="24"/>
-          <w:szCs w:val="24"/>
-        </w:rPr>
-      </w:pPr>
-      <w:r>
-        <w:rPr>
-          <w:rFonts w:ascii="Times New Roman" w:hAnsi="Times New Roman" w:cs="Times New Roman"/>
-          <w:sz w:val="24"/>
-          <w:szCs w:val="24"/>
-        </w:rPr>
-        <w:t>Familiarizarse con el manejo directo de archivos binarios (usado en forense y pentesting)</w:t>
-      </w:r>
-    </w:p>
-    <w:p>
-      <w:pPr>
-        <w:rPr>
-          <w:rFonts w:ascii="Times New Roman" w:hAnsi="Times New Roman" w:cs="Times New Roman"/>
-          <w:sz w:val="24"/>
-          <w:szCs w:val="24"/>
-        </w:rPr>
-      </w:pPr>
-      <w:r>
-        <w:rPr>
-          <w:rFonts w:ascii="Times New Roman" w:hAnsi="Times New Roman" w:cs="Times New Roman"/>
-          <w:sz w:val="24"/>
-          <w:szCs w:val="24"/>
-        </w:rPr>
         <w:br w:type="page"/>
-      </w:r>
-    </w:p>
-    <w:p>
-      <w:pPr>
-        <w:spacing w:line="360" w:lineRule="auto"/>
-        <w:jc w:val="center"/>
-        <w:rPr>
-          <w:rFonts w:ascii="Times New Roman" w:hAnsi="Times New Roman" w:cs="Times New Roman"/>
-          <w:b/>
-          <w:sz w:val="24"/>
-          <w:szCs w:val="24"/>
-        </w:rPr>
-      </w:pPr>
-      <w:r>
-        <w:rPr>
-          <w:rFonts w:ascii="Times New Roman" w:hAnsi="Times New Roman" w:cs="Times New Roman"/>
-          <w:b/>
-          <w:sz w:val="24"/>
-          <w:szCs w:val="24"/>
-        </w:rPr>
-        <w:lastRenderedPageBreak/>
-        <w:t>FUNDAMENTOS DE CRIPTOGRAFÍA BINARIA</w:t>
       </w:r>
     </w:p>
     <w:p>
@@ -800,345 +569,7 @@
           <w:u w:val="single"/>
         </w:rPr>
       </w:pPr>
-    </w:p>
-    <w:p>
-      <w:pPr>
-        <w:spacing w:line="360" w:lineRule="auto"/>
-        <w:rPr>
-          <w:rFonts w:ascii="Times New Roman" w:hAnsi="Times New Roman" w:cs="Times New Roman"/>
-          <w:sz w:val="24"/>
-          <w:szCs w:val="24"/>
-        </w:rPr>
-      </w:pPr>
-      <w:r>
-        <w:rPr>
-          <w:rFonts w:ascii="Times New Roman" w:hAnsi="Times New Roman" w:cs="Times New Roman"/>
-          <w:sz w:val="24"/>
-          <w:szCs w:val="24"/>
-        </w:rPr>
-        <w:t>En seguridad informática, todo se reduce a bits. Nuestro proyecto de cifrado de un bit nos obligó a entender cómo funcionan las operaciones más básicas que luego se escalan a algoritmos complejos. Estos son los conceptos clave que aprendimos:</w:t>
-      </w:r>
-    </w:p>
-    <w:p>
-      <w:pPr>
-        <w:spacing w:line="360" w:lineRule="auto"/>
-        <w:rPr>
-          <w:rFonts w:ascii="Times New Roman" w:hAnsi="Times New Roman" w:cs="Times New Roman"/>
-          <w:sz w:val="24"/>
-          <w:szCs w:val="24"/>
-        </w:rPr>
-      </w:pPr>
-    </w:p>
-    <w:p>
-      <w:pPr>
-        <w:spacing w:line="360" w:lineRule="auto"/>
-        <w:rPr>
-          <w:rFonts w:ascii="Times New Roman" w:hAnsi="Times New Roman" w:cs="Times New Roman"/>
-          <w:b/>
-          <w:sz w:val="24"/>
-          <w:szCs w:val="24"/>
-        </w:rPr>
-      </w:pPr>
-      <w:r>
-        <w:rPr>
-          <w:rFonts w:ascii="Times New Roman" w:hAnsi="Times New Roman" w:cs="Times New Roman"/>
-          <w:b/>
-          <w:sz w:val="24"/>
-          <w:szCs w:val="24"/>
-        </w:rPr>
-        <w:t>1. La Operación XOR</w:t>
-      </w:r>
-    </w:p>
-    <w:p>
-      <w:pPr>
-        <w:spacing w:line="360" w:lineRule="auto"/>
-        <w:rPr>
-          <w:rFonts w:ascii="Times New Roman" w:hAnsi="Times New Roman" w:cs="Times New Roman"/>
-          <w:sz w:val="24"/>
-          <w:szCs w:val="24"/>
-        </w:rPr>
-      </w:pPr>
-      <w:r>
-        <w:rPr>
-          <w:rFonts w:ascii="Times New Roman" w:hAnsi="Times New Roman" w:cs="Times New Roman"/>
-          <w:sz w:val="24"/>
-          <w:szCs w:val="24"/>
-        </w:rPr>
-        <w:t>La base de muchos cifrados. Lo interesante es que si aplicas XOR dos veces con la misma máscara, recuperas el dato original. Por eso se usa t</w:t>
-      </w:r>
-      <w:r>
-        <w:rPr>
-          <w:rFonts w:ascii="Times New Roman" w:hAnsi="Times New Roman" w:cs="Times New Roman"/>
-          <w:sz w:val="24"/>
-          <w:szCs w:val="24"/>
-        </w:rPr>
-        <w:t>anto en criptografía simétrica.</w:t>
-      </w:r>
-    </w:p>
-    <w:p>
-      <w:pPr>
-        <w:spacing w:line="360" w:lineRule="auto"/>
-        <w:rPr>
-          <w:rFonts w:ascii="Times New Roman" w:hAnsi="Times New Roman" w:cs="Times New Roman"/>
-          <w:sz w:val="24"/>
-          <w:szCs w:val="24"/>
-        </w:rPr>
-      </w:pPr>
-    </w:p>
-    <w:p>
-      <w:pPr>
-        <w:spacing w:line="360" w:lineRule="auto"/>
-        <w:rPr>
-          <w:rFonts w:ascii="Times New Roman" w:hAnsi="Times New Roman" w:cs="Times New Roman"/>
-          <w:b/>
-          <w:sz w:val="24"/>
-          <w:szCs w:val="24"/>
-        </w:rPr>
-      </w:pPr>
-      <w:r>
-        <w:rPr>
-          <w:rFonts w:ascii="Times New Roman" w:hAnsi="Times New Roman" w:cs="Times New Roman"/>
-          <w:b/>
-          <w:sz w:val="24"/>
-          <w:szCs w:val="24"/>
-        </w:rPr>
-        <w:t>2. Flip de Bits</w:t>
-      </w:r>
-    </w:p>
-    <w:p>
-      <w:pPr>
-        <w:spacing w:line="360" w:lineRule="auto"/>
-        <w:rPr>
-          <w:rFonts w:ascii="Times New Roman" w:hAnsi="Times New Roman" w:cs="Times New Roman"/>
-          <w:sz w:val="24"/>
-          <w:szCs w:val="24"/>
-        </w:rPr>
-      </w:pPr>
-      <w:r>
-        <w:rPr>
-          <w:rFonts w:ascii="Times New Roman" w:hAnsi="Times New Roman" w:cs="Times New Roman"/>
-          <w:sz w:val="24"/>
-          <w:szCs w:val="24"/>
-        </w:rPr>
-        <w:t>Modificar un bit específico (en nuestro caso, el quinto) es una forma rudimentaria de alterar datos. Aunque nuestro enfoque fue académico, esta técnica aparece en ataques reales donde se manipul</w:t>
-      </w:r>
-      <w:r>
-        <w:rPr>
-          <w:rFonts w:ascii="Times New Roman" w:hAnsi="Times New Roman" w:cs="Times New Roman"/>
-          <w:sz w:val="24"/>
-          <w:szCs w:val="24"/>
-        </w:rPr>
-        <w:t>an bits para vulnerar sistemas.</w:t>
-      </w:r>
-    </w:p>
-    <w:p>
-      <w:pPr>
-        <w:spacing w:line="360" w:lineRule="auto"/>
-        <w:rPr>
-          <w:rFonts w:ascii="Times New Roman" w:hAnsi="Times New Roman" w:cs="Times New Roman"/>
-          <w:sz w:val="24"/>
-          <w:szCs w:val="24"/>
-        </w:rPr>
-      </w:pPr>
-    </w:p>
-    <w:p>
-      <w:pPr>
-        <w:spacing w:line="360" w:lineRule="auto"/>
-        <w:rPr>
-          <w:rFonts w:ascii="Times New Roman" w:hAnsi="Times New Roman" w:cs="Times New Roman"/>
-          <w:b/>
-          <w:sz w:val="24"/>
-          <w:szCs w:val="24"/>
-        </w:rPr>
-      </w:pPr>
-      <w:r>
-        <w:rPr>
-          <w:rFonts w:ascii="Times New Roman" w:hAnsi="Times New Roman" w:cs="Times New Roman"/>
-          <w:b/>
-          <w:sz w:val="24"/>
-          <w:szCs w:val="24"/>
-        </w:rPr>
-        <w:t>3. Cifrado Simétrico (Versión Simple)</w:t>
-      </w:r>
-    </w:p>
-    <w:p>
-      <w:pPr>
-        <w:spacing w:line="360" w:lineRule="auto"/>
-        <w:rPr>
-          <w:rFonts w:ascii="Times New Roman" w:hAnsi="Times New Roman" w:cs="Times New Roman"/>
-          <w:sz w:val="24"/>
-          <w:szCs w:val="24"/>
-        </w:rPr>
-      </w:pPr>
-      <w:r>
-        <w:rPr>
-          <w:rFonts w:ascii="Times New Roman" w:hAnsi="Times New Roman" w:cs="Times New Roman"/>
-          <w:sz w:val="24"/>
-          <w:szCs w:val="24"/>
-        </w:rPr>
-        <w:t>Implementam</w:t>
-      </w:r>
-      <w:r>
-        <w:rPr>
-          <w:rFonts w:ascii="Times New Roman" w:hAnsi="Times New Roman" w:cs="Times New Roman"/>
-          <w:sz w:val="24"/>
-          <w:szCs w:val="24"/>
-        </w:rPr>
-        <w:t>os un cifrado simétrico básico:</w:t>
-      </w:r>
-    </w:p>
-    <w:p>
-      <w:pPr>
-        <w:pStyle w:val="Prrafodelista"/>
-        <w:numPr>
-          <w:ilvl w:val="0"/>
-          <w:numId w:val="4"/>
-        </w:numPr>
-        <w:spacing w:line="360" w:lineRule="auto"/>
-        <w:rPr>
-          <w:rFonts w:ascii="Times New Roman" w:hAnsi="Times New Roman" w:cs="Times New Roman"/>
-          <w:sz w:val="24"/>
-          <w:szCs w:val="24"/>
-        </w:rPr>
-      </w:pPr>
-      <w:r>
-        <w:rPr>
-          <w:rFonts w:ascii="Times New Roman" w:hAnsi="Times New Roman" w:cs="Times New Roman"/>
-          <w:sz w:val="24"/>
-          <w:szCs w:val="24"/>
-        </w:rPr>
-        <w:t>Clave: La posición fija del bit (bit 5).</w:t>
-      </w:r>
-    </w:p>
-    <w:p>
-      <w:pPr>
-        <w:pStyle w:val="Prrafodelista"/>
-        <w:numPr>
-          <w:ilvl w:val="0"/>
-          <w:numId w:val="4"/>
-        </w:numPr>
-        <w:spacing w:line="360" w:lineRule="auto"/>
-        <w:rPr>
-          <w:rFonts w:ascii="Times New Roman" w:hAnsi="Times New Roman" w:cs="Times New Roman"/>
-          <w:sz w:val="24"/>
-          <w:szCs w:val="24"/>
-        </w:rPr>
-      </w:pPr>
-      <w:r>
-        <w:rPr>
-          <w:rFonts w:ascii="Times New Roman" w:hAnsi="Times New Roman" w:cs="Times New Roman"/>
-          <w:sz w:val="24"/>
-          <w:szCs w:val="24"/>
-        </w:rPr>
-        <w:t>Método: XOR sobre cada byte.</w:t>
-      </w:r>
-    </w:p>
-    <w:p>
-      <w:pPr>
-        <w:pStyle w:val="Prrafodelista"/>
-        <w:numPr>
-          <w:ilvl w:val="0"/>
-          <w:numId w:val="4"/>
-        </w:numPr>
-        <w:spacing w:line="360" w:lineRule="auto"/>
-        <w:rPr>
-          <w:rFonts w:ascii="Times New Roman" w:hAnsi="Times New Roman" w:cs="Times New Roman"/>
-          <w:sz w:val="24"/>
-          <w:szCs w:val="24"/>
-        </w:rPr>
-      </w:pPr>
-      <w:r>
-        <w:rPr>
-          <w:rFonts w:ascii="Times New Roman" w:hAnsi="Times New Roman" w:cs="Times New Roman"/>
-          <w:sz w:val="24"/>
-          <w:szCs w:val="24"/>
-        </w:rPr>
-        <w:t>Seguridad: Nula en la práctica, pero útil para entender los principios.</w:t>
-      </w:r>
-    </w:p>
-    <w:p>
-      <w:pPr>
-        <w:spacing w:line="360" w:lineRule="auto"/>
-        <w:rPr>
-          <w:rFonts w:ascii="Times New Roman" w:hAnsi="Times New Roman" w:cs="Times New Roman"/>
-          <w:sz w:val="24"/>
-          <w:szCs w:val="24"/>
-        </w:rPr>
-      </w:pPr>
-    </w:p>
-    <w:p>
-      <w:pPr>
-        <w:spacing w:line="360" w:lineRule="auto"/>
-        <w:rPr>
-          <w:rFonts w:ascii="Times New Roman" w:hAnsi="Times New Roman" w:cs="Times New Roman"/>
-          <w:sz w:val="24"/>
-          <w:szCs w:val="24"/>
-        </w:rPr>
-      </w:pPr>
-      <w:r>
-        <w:rPr>
-          <w:rFonts w:ascii="Times New Roman" w:hAnsi="Times New Roman" w:cs="Times New Roman"/>
-          <w:sz w:val="24"/>
-          <w:szCs w:val="24"/>
-        </w:rPr>
-        <w:t>Este ejercicio nos ayudó a ver cómo, incluso con operaciones tan simples, se pueden construir (o romper) sistemas de seguridad. Como futuros</w:t>
-      </w:r>
-      <w:r>
-        <w:rPr>
-          <w:rFonts w:ascii="Times New Roman" w:hAnsi="Times New Roman" w:cs="Times New Roman"/>
-          <w:sz w:val="24"/>
-          <w:szCs w:val="24"/>
-        </w:rPr>
-        <w:t xml:space="preserve"> ingenieros en computación y o</w:t>
-      </w:r>
-      <w:r>
-        <w:rPr>
-          <w:rFonts w:ascii="Times New Roman" w:hAnsi="Times New Roman" w:cs="Times New Roman"/>
-          <w:sz w:val="24"/>
-          <w:szCs w:val="24"/>
-        </w:rPr>
-        <w:t xml:space="preserve"> </w:t>
-      </w:r>
-      <w:r>
-        <w:rPr>
-          <w:rFonts w:ascii="Times New Roman" w:hAnsi="Times New Roman" w:cs="Times New Roman"/>
-          <w:sz w:val="24"/>
-          <w:szCs w:val="24"/>
-        </w:rPr>
-        <w:lastRenderedPageBreak/>
-        <w:t>hackers éticos, entender estos fundamentos es clave para analizar vulnerabilidades en implementaciones reales.</w:t>
-      </w:r>
-    </w:p>
-    <w:p>
-      <w:pPr>
-        <w:rPr>
-          <w:rFonts w:ascii="Times New Roman" w:hAnsi="Times New Roman" w:cs="Times New Roman"/>
-          <w:sz w:val="24"/>
-          <w:szCs w:val="24"/>
-        </w:rPr>
-      </w:pPr>
-      <w:r>
-        <w:rPr>
-          <w:rFonts w:ascii="Times New Roman" w:hAnsi="Times New Roman" w:cs="Times New Roman"/>
-          <w:sz w:val="24"/>
-          <w:szCs w:val="24"/>
-        </w:rPr>
-        <w:br w:type="page"/>
-      </w:r>
-    </w:p>
-    <w:p>
-      <w:pPr>
-        <w:spacing w:line="360" w:lineRule="auto"/>
-        <w:rPr>
-          <w:rFonts w:ascii="Times New Roman" w:hAnsi="Times New Roman" w:cs="Times New Roman"/>
-          <w:sz w:val="24"/>
-          <w:szCs w:val="24"/>
-        </w:rPr>
-      </w:pPr>
-    </w:p>
-    <w:p>
-      <w:pPr>
-        <w:jc w:val="center"/>
+      <w:r>
         <w:rPr>
           <w:rFonts w:ascii="Times New Roman" w:hAnsi="Times New Roman" w:cs="Times New Roman"/>
           <w:b/>
@@ -1147,8 +578,330 @@
           <w:szCs w:val="24"/>
           <w:lang w:val="es-ES"/>
         </w:rPr>
-      </w:pPr>
-      <w:r>
+        <w:lastRenderedPageBreak/>
+        <w:t>EL PROBLEMA PRINCIPAL</w:t>
+      </w:r>
+    </w:p>
+    <w:p>
+      <w:pPr>
+        <w:rPr>
+          <w:rFonts w:ascii="Times New Roman" w:hAnsi="Times New Roman" w:cs="Times New Roman"/>
+          <w:sz w:val="24"/>
+          <w:szCs w:val="24"/>
+          <w:lang w:val="es-ES"/>
+        </w:rPr>
+      </w:pPr>
+      <w:r>
+        <w:rPr>
+          <w:rFonts w:ascii="Times New Roman" w:hAnsi="Times New Roman" w:cs="Times New Roman"/>
+          <w:sz w:val="24"/>
+          <w:szCs w:val="24"/>
+          <w:lang w:val="es-ES"/>
+        </w:rPr>
+        <w:t>¿Cómo intercambiar claves de forma segura si el canal de comunicación puede estar comprometido? Para resolverlo, implementamos:</w:t>
+      </w:r>
+    </w:p>
+    <w:p>
+      <w:pPr>
+        <w:numPr>
+          <w:ilvl w:val="0"/>
+          <w:numId w:val="13"/>
+        </w:numPr>
+        <w:rPr>
+          <w:rFonts w:ascii="Times New Roman" w:hAnsi="Times New Roman" w:cs="Times New Roman"/>
+          <w:sz w:val="24"/>
+          <w:szCs w:val="24"/>
+          <w:lang w:val="es-ES"/>
+        </w:rPr>
+      </w:pPr>
+      <w:r>
+        <w:rPr>
+          <w:rFonts w:ascii="Times New Roman" w:hAnsi="Times New Roman" w:cs="Times New Roman"/>
+          <w:bCs/>
+          <w:sz w:val="24"/>
+          <w:szCs w:val="24"/>
+          <w:lang w:val="es-ES"/>
+        </w:rPr>
+        <w:t>RSA-2048</w:t>
+      </w:r>
+      <w:r>
+        <w:rPr>
+          <w:rFonts w:ascii="Times New Roman" w:hAnsi="Times New Roman" w:cs="Times New Roman"/>
+          <w:sz w:val="24"/>
+          <w:szCs w:val="24"/>
+          <w:lang w:val="es-ES"/>
+        </w:rPr>
+        <w:t> (criptografía asimétrica) para el intercambio inicial de claves.</w:t>
+      </w:r>
+    </w:p>
+    <w:p>
+      <w:pPr>
+        <w:numPr>
+          <w:ilvl w:val="0"/>
+          <w:numId w:val="13"/>
+        </w:numPr>
+        <w:rPr>
+          <w:rFonts w:ascii="Times New Roman" w:hAnsi="Times New Roman" w:cs="Times New Roman"/>
+          <w:sz w:val="24"/>
+          <w:szCs w:val="24"/>
+          <w:lang w:val="es-ES"/>
+        </w:rPr>
+      </w:pPr>
+      <w:r>
+        <w:rPr>
+          <w:rFonts w:ascii="Times New Roman" w:hAnsi="Times New Roman" w:cs="Times New Roman"/>
+          <w:bCs/>
+          <w:sz w:val="24"/>
+          <w:szCs w:val="24"/>
+          <w:lang w:val="es-ES"/>
+        </w:rPr>
+        <w:t>AES-256</w:t>
+      </w:r>
+      <w:r>
+        <w:rPr>
+          <w:rFonts w:ascii="Times New Roman" w:hAnsi="Times New Roman" w:cs="Times New Roman"/>
+          <w:sz w:val="24"/>
+          <w:szCs w:val="24"/>
+          <w:lang w:val="es-ES"/>
+        </w:rPr>
+        <w:t> (criptografía simétrica) en modo CBC para cifrar los datos después del handshake.</w:t>
+      </w:r>
+    </w:p>
+    <w:p>
+      <w:pPr>
+        <w:numPr>
+          <w:ilvl w:val="0"/>
+          <w:numId w:val="13"/>
+        </w:numPr>
+        <w:rPr>
+          <w:rFonts w:ascii="Times New Roman" w:hAnsi="Times New Roman" w:cs="Times New Roman"/>
+          <w:sz w:val="24"/>
+          <w:szCs w:val="24"/>
+          <w:lang w:val="es-ES"/>
+        </w:rPr>
+      </w:pPr>
+      <w:r>
+        <w:rPr>
+          <w:rFonts w:ascii="Times New Roman" w:hAnsi="Times New Roman" w:cs="Times New Roman"/>
+          <w:sz w:val="24"/>
+          <w:szCs w:val="24"/>
+          <w:lang w:val="es-ES"/>
+        </w:rPr>
+        <w:t>IVs (vectores de inicialización) aleatorios por cada sesión para mayor seguridad.</w:t>
+      </w:r>
+    </w:p>
+    <w:p>
+      <w:pPr>
+        <w:rPr>
+          <w:rFonts w:ascii="Times New Roman" w:hAnsi="Times New Roman" w:cs="Times New Roman"/>
+          <w:sz w:val="24"/>
+          <w:szCs w:val="24"/>
+          <w:lang w:val="es-ES"/>
+        </w:rPr>
+      </w:pPr>
+      <w:r>
+        <w:rPr>
+          <w:rFonts w:ascii="Times New Roman" w:hAnsi="Times New Roman" w:cs="Times New Roman"/>
+          <w:bCs/>
+          <w:sz w:val="24"/>
+          <w:szCs w:val="24"/>
+          <w:lang w:val="es-ES"/>
+        </w:rPr>
+        <w:t xml:space="preserve">¿Por qué </w:t>
+      </w:r>
+      <w:r>
+        <w:rPr>
+          <w:rFonts w:ascii="Times New Roman" w:hAnsi="Times New Roman" w:cs="Times New Roman"/>
+          <w:bCs/>
+          <w:sz w:val="24"/>
+          <w:szCs w:val="24"/>
+          <w:lang w:val="es-ES"/>
+        </w:rPr>
+        <w:t>usar</w:t>
+      </w:r>
+      <w:r>
+        <w:rPr>
+          <w:rFonts w:ascii="Times New Roman" w:hAnsi="Times New Roman" w:cs="Times New Roman"/>
+          <w:bCs/>
+          <w:sz w:val="24"/>
+          <w:szCs w:val="24"/>
+          <w:lang w:val="es-ES"/>
+        </w:rPr>
+        <w:t xml:space="preserve"> este enfoque híbrido?</w:t>
+      </w:r>
+    </w:p>
+    <w:p>
+      <w:pPr>
+        <w:numPr>
+          <w:ilvl w:val="0"/>
+          <w:numId w:val="14"/>
+        </w:numPr>
+        <w:rPr>
+          <w:rFonts w:ascii="Times New Roman" w:hAnsi="Times New Roman" w:cs="Times New Roman"/>
+          <w:sz w:val="24"/>
+          <w:szCs w:val="24"/>
+          <w:lang w:val="es-ES"/>
+        </w:rPr>
+      </w:pPr>
+      <w:r>
+        <w:rPr>
+          <w:rFonts w:ascii="Times New Roman" w:hAnsi="Times New Roman" w:cs="Times New Roman"/>
+          <w:sz w:val="24"/>
+          <w:szCs w:val="24"/>
+          <w:lang w:val="es-ES"/>
+        </w:rPr>
+        <w:t>RSA es útil porque no requiere que las partes compartan un secreto previo.</w:t>
+      </w:r>
+    </w:p>
+    <w:p>
+      <w:pPr>
+        <w:numPr>
+          <w:ilvl w:val="0"/>
+          <w:numId w:val="14"/>
+        </w:numPr>
+        <w:rPr>
+          <w:rFonts w:ascii="Times New Roman" w:hAnsi="Times New Roman" w:cs="Times New Roman"/>
+          <w:sz w:val="24"/>
+          <w:szCs w:val="24"/>
+          <w:lang w:val="es-ES"/>
+        </w:rPr>
+      </w:pPr>
+      <w:r>
+        <w:rPr>
+          <w:rFonts w:ascii="Times New Roman" w:hAnsi="Times New Roman" w:cs="Times New Roman"/>
+          <w:sz w:val="24"/>
+          <w:szCs w:val="24"/>
+          <w:lang w:val="es-ES"/>
+        </w:rPr>
+        <w:t>AES es mucho más rápido para cifrar grandes cantidades de datos.</w:t>
+      </w:r>
+    </w:p>
+    <w:p>
+      <w:pPr>
+        <w:numPr>
+          <w:ilvl w:val="0"/>
+          <w:numId w:val="14"/>
+        </w:numPr>
+        <w:rPr>
+          <w:rFonts w:ascii="Times New Roman" w:hAnsi="Times New Roman" w:cs="Times New Roman"/>
+          <w:sz w:val="24"/>
+          <w:szCs w:val="24"/>
+          <w:lang w:val="es-ES"/>
+        </w:rPr>
+      </w:pPr>
+      <w:r>
+        <w:rPr>
+          <w:rFonts w:ascii="Times New Roman" w:hAnsi="Times New Roman" w:cs="Times New Roman"/>
+          <w:sz w:val="24"/>
+          <w:szCs w:val="24"/>
+          <w:lang w:val="es-ES"/>
+        </w:rPr>
+        <w:t>Juntos, se compensan sus debilidades individuales.</w:t>
+      </w:r>
+    </w:p>
+    <w:p>
+      <w:pPr>
+        <w:pStyle w:val="Prrafodelista"/>
+        <w:numPr>
+          <w:ilvl w:val="0"/>
+          <w:numId w:val="14"/>
+        </w:numPr>
+        <w:rPr>
+          <w:rFonts w:ascii="Times New Roman" w:hAnsi="Times New Roman" w:cs="Times New Roman"/>
+          <w:sz w:val="24"/>
+          <w:szCs w:val="24"/>
+          <w:lang w:val="es-ES"/>
+        </w:rPr>
+      </w:pPr>
+      <w:r>
+        <w:rPr>
+          <w:rFonts w:ascii="Times New Roman" w:hAnsi="Times New Roman" w:cs="Times New Roman"/>
+          <w:sz w:val="24"/>
+          <w:szCs w:val="24"/>
+          <w:lang w:val="es-ES"/>
+        </w:rPr>
+        <w:t>Además, añadimos:</w:t>
+      </w:r>
+      <w:r>
+        <w:rPr>
+          <w:rFonts w:ascii="Times New Roman" w:hAnsi="Times New Roman" w:cs="Times New Roman"/>
+          <w:sz w:val="24"/>
+          <w:szCs w:val="24"/>
+          <w:lang w:val="es-ES"/>
+        </w:rPr>
+        <w:br/>
+        <w:t xml:space="preserve"> Un </w:t>
+      </w:r>
+      <w:r>
+        <w:rPr>
+          <w:rFonts w:ascii="Times New Roman" w:hAnsi="Times New Roman" w:cs="Times New Roman"/>
+          <w:iCs/>
+          <w:sz w:val="24"/>
+          <w:szCs w:val="24"/>
+          <w:lang w:val="es-ES"/>
+        </w:rPr>
+        <w:t>handshake</w:t>
+      </w:r>
+      <w:r>
+        <w:rPr>
+          <w:rFonts w:ascii="Times New Roman" w:hAnsi="Times New Roman" w:cs="Times New Roman"/>
+          <w:sz w:val="24"/>
+          <w:szCs w:val="24"/>
+          <w:lang w:val="es-ES"/>
+        </w:rPr>
+        <w:t> autenticado para verificar la identidad.</w:t>
+      </w:r>
+      <w:r>
+        <w:rPr>
+          <w:rFonts w:ascii="Times New Roman" w:hAnsi="Times New Roman" w:cs="Times New Roman"/>
+          <w:sz w:val="24"/>
+          <w:szCs w:val="24"/>
+          <w:lang w:val="es-ES"/>
+        </w:rPr>
+        <w:br/>
+        <w:t xml:space="preserve"> Mecanismos de integridad con padding criptográfico.</w:t>
+      </w:r>
+      <w:r>
+        <w:rPr>
+          <w:rFonts w:ascii="Times New Roman" w:hAnsi="Times New Roman" w:cs="Times New Roman"/>
+          <w:sz w:val="24"/>
+          <w:szCs w:val="24"/>
+          <w:lang w:val="es-ES"/>
+        </w:rPr>
+        <w:br/>
+        <w:t xml:space="preserve"> Una visualización sencilla de las claves generadas (solo para fines educativos, ¡no para un sistema real!).</w:t>
+      </w:r>
+    </w:p>
+    <w:p>
+      <w:pPr>
+        <w:rPr>
+          <w:rFonts w:ascii="Times New Roman" w:hAnsi="Times New Roman" w:cs="Times New Roman"/>
+          <w:sz w:val="24"/>
+          <w:szCs w:val="24"/>
+        </w:rPr>
+      </w:pPr>
+      <w:r>
+        <w:rPr>
+          <w:rFonts w:ascii="Times New Roman" w:hAnsi="Times New Roman" w:cs="Times New Roman"/>
+          <w:sz w:val="24"/>
+          <w:szCs w:val="24"/>
+        </w:rPr>
+        <w:br w:type="page"/>
+      </w:r>
+    </w:p>
+    <w:p>
+      <w:pPr>
+        <w:spacing w:line="360" w:lineRule="auto"/>
+        <w:rPr>
+          <w:rFonts w:ascii="Times New Roman" w:hAnsi="Times New Roman" w:cs="Times New Roman"/>
+          <w:sz w:val="24"/>
+          <w:szCs w:val="24"/>
+        </w:rPr>
+      </w:pPr>
+    </w:p>
+    <w:p>
+      <w:pPr>
+        <w:jc w:val="center"/>
         <w:rPr>
           <w:rFonts w:ascii="Times New Roman" w:hAnsi="Times New Roman" w:cs="Times New Roman"/>
           <w:b/>
@@ -1157,7 +910,17 @@
           <w:szCs w:val="24"/>
           <w:lang w:val="es-ES"/>
         </w:rPr>
-        <w:t>DISEÑO DEL PROGRAMA</w:t>
+      </w:pPr>
+      <w:r>
+        <w:rPr>
+          <w:rFonts w:ascii="Times New Roman" w:hAnsi="Times New Roman" w:cs="Times New Roman"/>
+          <w:b/>
+          <w:bCs/>
+          <w:sz w:val="24"/>
+          <w:szCs w:val="24"/>
+          <w:lang w:val="es-ES"/>
+        </w:rPr>
+        <w:t>FUNDAMENTOS TEÓRICOS</w:t>
       </w:r>
     </w:p>
     <w:p>
@@ -1173,6 +936,31 @@
     </w:p>
     <w:p>
       <w:pPr>
+        <w:ind w:firstLine="708"/>
+        <w:rPr>
+          <w:bCs/>
+          <w:lang w:val="es-ES"/>
+        </w:rPr>
+      </w:pPr>
+      <w:r>
+        <w:rPr>
+          <w:bCs/>
+          <w:lang w:val="es-ES"/>
+        </w:rPr>
+        <w:t xml:space="preserve">Para asegurar la comunicación entre las dos estaciones de trabajo, nuestro programa usa criptografía híbrida, que mezcla lo mejor de dos mundos: RSA (para intercambiar claves de forma segura) y AES (para cifrar los datos rápidamente). </w:t>
+      </w:r>
+    </w:p>
+    <w:p>
+      <w:pPr>
+        <w:ind w:firstLine="708"/>
+        <w:rPr>
+          <w:bCs/>
+          <w:lang w:val="es-ES"/>
+        </w:rPr>
+      </w:pPr>
+    </w:p>
+    <w:p>
+      <w:pPr>
         <w:rPr>
           <w:lang w:val="es-ES"/>
         </w:rPr>
@@ -1183,24 +971,51 @@
           <w:bCs/>
           <w:lang w:val="es-ES"/>
         </w:rPr>
-        <w:t>Diseño del Sistema: Cómo Funciona Nuestro Encryptador</w:t>
-      </w:r>
-    </w:p>
-    <w:p>
-      <w:pPr>
-        <w:rPr>
-          <w:lang w:val="es-ES"/>
-        </w:rPr>
-      </w:pPr>
-      <w:r>
-        <w:rPr>
-          <w:lang w:val="es-ES"/>
-        </w:rPr>
-        <w:t>Para entender cómo se construyó nuestro sistema de cifrado/descifrado, hay que analizar tres componentes clave: las entradas y salidas, las funciones principales que hacen el trabajo pesado, y el flujo general del programa.</w:t>
-      </w:r>
-    </w:p>
-    <w:p>
-      <w:pPr>
+        <w:t>Criptografía Asimétrica (RSA)</w:t>
+      </w:r>
+    </w:p>
+    <w:p>
+      <w:pPr>
+        <w:rPr>
+          <w:lang w:val="es-ES"/>
+        </w:rPr>
+      </w:pPr>
+      <w:r>
+        <w:rPr>
+          <w:lang w:val="es-ES"/>
+        </w:rPr>
+        <w:t>RSA es un algoritmo que usa dos claves: una </w:t>
+      </w:r>
+      <w:r>
+        <w:rPr>
+          <w:bCs/>
+          <w:lang w:val="es-ES"/>
+        </w:rPr>
+        <w:t>pública</w:t>
+      </w:r>
+      <w:r>
+        <w:rPr>
+          <w:lang w:val="es-ES"/>
+        </w:rPr>
+        <w:t> (que todos pueden ver) y una </w:t>
+      </w:r>
+      <w:r>
+        <w:rPr>
+          <w:bCs/>
+          <w:lang w:val="es-ES"/>
+        </w:rPr>
+        <w:t>privada</w:t>
+      </w:r>
+      <w:r>
+        <w:rPr>
+          <w:lang w:val="es-ES"/>
+        </w:rPr>
+        <w:t> (que solo guarda el dueño).</w:t>
+      </w:r>
+    </w:p>
+    <w:p>
+      <w:pPr>
+        <w:ind w:left="720"/>
         <w:rPr>
           <w:lang w:val="es-ES"/>
         </w:rPr>
@@ -1211,27 +1026,119 @@
           <w:bCs/>
           <w:lang w:val="es-ES"/>
         </w:rPr>
-        <w:t>1. Entradas y Salidas</w:t>
-      </w:r>
-    </w:p>
-    <w:p>
-      <w:pPr>
-        <w:rPr>
-          <w:lang w:val="es-ES"/>
-        </w:rPr>
-      </w:pPr>
-      <w:r>
-        <w:rPr>
-          <w:lang w:val="es-ES"/>
-        </w:rPr>
-        <w:t>El sistema acepta:</w:t>
+        <w:t>¿Para qué sirve?</w:t>
+      </w:r>
+    </w:p>
+    <w:p>
+      <w:pPr>
+        <w:numPr>
+          <w:ilvl w:val="1"/>
+          <w:numId w:val="15"/>
+        </w:numPr>
+        <w:rPr>
+          <w:lang w:val="es-ES"/>
+        </w:rPr>
+      </w:pPr>
+      <w:r>
+        <w:rPr>
+          <w:lang w:val="es-ES"/>
+        </w:rPr>
+        <w:t>La clave pública cifra los mensajes.</w:t>
+      </w:r>
+    </w:p>
+    <w:p>
+      <w:pPr>
+        <w:numPr>
+          <w:ilvl w:val="1"/>
+          <w:numId w:val="15"/>
+        </w:numPr>
+        <w:rPr>
+          <w:lang w:val="es-ES"/>
+        </w:rPr>
+      </w:pPr>
+      <w:r>
+        <w:rPr>
+          <w:lang w:val="es-ES"/>
+        </w:rPr>
+        <w:t>La clave privada los descifra.</w:t>
+      </w:r>
+    </w:p>
+    <w:p>
+      <w:pPr>
+        <w:numPr>
+          <w:ilvl w:val="1"/>
+          <w:numId w:val="15"/>
+        </w:numPr>
+        <w:rPr>
+          <w:lang w:val="es-ES"/>
+        </w:rPr>
+      </w:pPr>
+      <w:r>
+        <w:rPr>
+          <w:lang w:val="es-ES"/>
+        </w:rPr>
+        <w:t>En nuestro proyecto, RSA se usa </w:t>
+      </w:r>
+      <w:r>
+        <w:rPr>
+          <w:bCs/>
+          <w:lang w:val="es-ES"/>
+        </w:rPr>
+        <w:t>solo al inicio</w:t>
+      </w:r>
+      <w:r>
+        <w:rPr>
+          <w:lang w:val="es-ES"/>
+        </w:rPr>
+        <w:t> para enviar la clave AES de forma segura.</w:t>
+      </w:r>
+    </w:p>
+    <w:p>
+      <w:pPr>
+        <w:rPr>
+          <w:lang w:val="es-ES"/>
+        </w:rPr>
+      </w:pPr>
+      <w:r>
+        <w:rPr>
+          <w:b/>
+          <w:bCs/>
+          <w:lang w:val="es-ES"/>
+        </w:rPr>
+        <w:t>Criptografía Simétrica (AES-256-CBC)</w:t>
+      </w:r>
+    </w:p>
+    <w:p>
+      <w:pPr>
+        <w:rPr>
+          <w:lang w:val="es-ES"/>
+        </w:rPr>
+      </w:pPr>
+      <w:r>
+        <w:rPr>
+          <w:lang w:val="es-ES"/>
+        </w:rPr>
+        <w:t>AES es mucho más rápido que RSA, pero necesita que ambas partes tengan la misma clave. Usamos la variante </w:t>
+      </w:r>
+      <w:r>
+        <w:rPr>
+          <w:bCs/>
+          <w:lang w:val="es-ES"/>
+        </w:rPr>
+        <w:t>AES-256 en modo CBC</w:t>
+      </w:r>
+      <w:r>
+        <w:rPr>
+          <w:lang w:val="es-ES"/>
+        </w:rPr>
+        <w:t> (Cipher Block Chaining):</w:t>
       </w:r>
     </w:p>
     <w:p>
       <w:pPr>
         <w:numPr>
           <w:ilvl w:val="0"/>
-          <w:numId w:val="8"/>
+          <w:numId w:val="16"/>
         </w:numPr>
         <w:rPr>
           <w:lang w:val="es-ES"/>
@@ -1243,20 +1150,85 @@
           <w:bCs/>
           <w:lang w:val="es-ES"/>
         </w:rPr>
-        <w:t>Archivos de entrada</w:t>
-      </w:r>
-      <w:r>
-        <w:rPr>
-          <w:lang w:val="es-ES"/>
-        </w:rPr>
-        <w:t>: Puede ser un solo archivo (.txt) o una lista de varios</w:t>
+        <w:t>Cómo funciona</w:t>
+      </w:r>
+      <w:r>
+        <w:rPr>
+          <w:lang w:val="es-ES"/>
+        </w:rPr>
+        <w:t>:</w:t>
+      </w:r>
+    </w:p>
+    <w:p>
+      <w:pPr>
+        <w:numPr>
+          <w:ilvl w:val="1"/>
+          <w:numId w:val="16"/>
+        </w:numPr>
+        <w:rPr>
+          <w:lang w:val="es-ES"/>
+        </w:rPr>
+      </w:pPr>
+      <w:r>
+        <w:rPr>
+          <w:lang w:val="es-ES"/>
+        </w:rPr>
+        <w:t>Se genera una clave aleatoria de 256 bits y un </w:t>
+      </w:r>
+      <w:r>
+        <w:rPr>
+          <w:i/>
+          <w:iCs/>
+          <w:lang w:val="es-ES"/>
+        </w:rPr>
+        <w:t>Vector de Inicialización (IV)</w:t>
+      </w:r>
+      <w:r>
+        <w:rPr>
+          <w:lang w:val="es-ES"/>
+        </w:rPr>
+        <w:t>.</w:t>
+      </w:r>
+    </w:p>
+    <w:p>
+      <w:pPr>
+        <w:numPr>
+          <w:ilvl w:val="1"/>
+          <w:numId w:val="16"/>
+        </w:numPr>
+        <w:rPr>
+          <w:lang w:val="es-ES"/>
+        </w:rPr>
+      </w:pPr>
+      <w:r>
+        <w:rPr>
+          <w:lang w:val="es-ES"/>
+        </w:rPr>
+        <w:t>Cada bloque de datos se cifra combinándolo con el bloque anterior</w:t>
+      </w:r>
+    </w:p>
+    <w:p>
+      <w:pPr>
+        <w:numPr>
+          <w:ilvl w:val="1"/>
+          <w:numId w:val="16"/>
+        </w:numPr>
+        <w:rPr>
+          <w:lang w:val="es-ES"/>
+        </w:rPr>
+      </w:pPr>
+      <w:r>
+        <w:rPr>
+          <w:lang w:val="es-ES"/>
+        </w:rPr>
+        <w:t>El IV se envía junto con los datos cifrados (¡pero nunca la clave!).</w:t>
       </w:r>
     </w:p>
     <w:p>
       <w:pPr>
         <w:numPr>
           <w:ilvl w:val="0"/>
-          <w:numId w:val="8"/>
+          <w:numId w:val="16"/>
         </w:numPr>
         <w:rPr>
           <w:lang w:val="es-ES"/>
@@ -1268,21 +1240,209 @@
           <w:bCs/>
           <w:lang w:val="es-ES"/>
         </w:rPr>
-        <w:t>Modo de operación</w:t>
-      </w:r>
-      <w:r>
-        <w:rPr>
-          <w:lang w:val="es-ES"/>
-        </w:rPr>
-        <w:t>: El usuario decide si quiere cifrar o descifrar</w:t>
+        <w:t>Ventajas</w:t>
+      </w:r>
+      <w:r>
+        <w:rPr>
+          <w:lang w:val="es-ES"/>
+        </w:rPr>
+        <w:t>:</w:t>
+      </w:r>
+    </w:p>
+    <w:p>
+      <w:pPr>
+        <w:pStyle w:val="Prrafodelista"/>
+        <w:numPr>
+          <w:ilvl w:val="1"/>
+          <w:numId w:val="25"/>
+        </w:numPr>
+        <w:rPr>
+          <w:lang w:val="es-ES"/>
+        </w:rPr>
+      </w:pPr>
+      <w:r>
+        <w:rPr>
+          <w:lang w:val="es-ES"/>
+        </w:rPr>
+        <w:t>Es </w:t>
+      </w:r>
+      <w:r>
+        <w:rPr>
+          <w:bCs/>
+          <w:lang w:val="es-ES"/>
+        </w:rPr>
+        <w:t>superrápido</w:t>
+      </w:r>
+      <w:r>
+        <w:rPr>
+          <w:lang w:val="es-ES"/>
+        </w:rPr>
+        <w:t> para cifrar grandes cantidades de datos.</w:t>
+      </w:r>
+    </w:p>
+    <w:p>
+      <w:pPr>
+        <w:pStyle w:val="Prrafodelista"/>
+        <w:numPr>
+          <w:ilvl w:val="1"/>
+          <w:numId w:val="25"/>
+        </w:numPr>
+        <w:rPr>
+          <w:lang w:val="es-ES"/>
+        </w:rPr>
+      </w:pPr>
+      <w:r>
+        <w:rPr>
+          <w:lang w:val="es-ES"/>
+        </w:rPr>
+        <w:t>Con claves de 256 bits, es prácticamente imposible de romper por fuerza bruta.</w:t>
+      </w:r>
+    </w:p>
+    <w:p>
+      <w:pPr>
+        <w:rPr>
+          <w:lang w:val="es-ES"/>
+        </w:rPr>
+      </w:pPr>
+      <w:r>
+        <w:rPr>
+          <w:b/>
+          <w:bCs/>
+          <w:lang w:val="es-ES"/>
+        </w:rPr>
+        <w:t>¿P</w:t>
+      </w:r>
+      <w:r>
+        <w:rPr>
+          <w:b/>
+          <w:bCs/>
+          <w:lang w:val="es-ES"/>
+        </w:rPr>
+        <w:t>or qué usamos criptografía híbrida?</w:t>
+      </w:r>
+    </w:p>
+    <w:p>
+      <w:pPr>
+        <w:rPr>
+          <w:lang w:val="es-ES"/>
+        </w:rPr>
+      </w:pPr>
+      <w:r>
+        <w:rPr>
+          <w:lang w:val="es-ES"/>
+        </w:rPr>
+        <w:t>Combinar RSA y AES tiene sentido porque:</w:t>
       </w:r>
     </w:p>
     <w:p>
       <w:pPr>
         <w:numPr>
           <w:ilvl w:val="0"/>
-          <w:numId w:val="8"/>
+          <w:numId w:val="18"/>
         </w:numPr>
+        <w:rPr>
+          <w:lang w:val="es-ES"/>
+        </w:rPr>
+      </w:pPr>
+      <w:r>
+        <w:rPr>
+          <w:bCs/>
+          <w:lang w:val="es-ES"/>
+        </w:rPr>
+        <w:lastRenderedPageBreak/>
+        <w:t>RSA</w:t>
+      </w:r>
+      <w:r>
+        <w:rPr>
+          <w:lang w:val="es-ES"/>
+        </w:rPr>
+        <w:t> resuelve el problema del intercambio de claves (sin necesidad de que las partes se conozcan antes).</w:t>
+      </w:r>
+    </w:p>
+    <w:p>
+      <w:pPr>
+        <w:numPr>
+          <w:ilvl w:val="0"/>
+          <w:numId w:val="18"/>
+        </w:numPr>
+        <w:rPr>
+          <w:lang w:val="es-ES"/>
+        </w:rPr>
+      </w:pPr>
+      <w:r>
+        <w:rPr>
+          <w:bCs/>
+          <w:lang w:val="es-ES"/>
+        </w:rPr>
+        <w:t>AES</w:t>
+      </w:r>
+      <w:r>
+        <w:rPr>
+          <w:lang w:val="es-ES"/>
+        </w:rPr>
+        <w:t> se encarga del trabajo pesado (cifrar los datos en tiempo real sin ralentizar la comunicación).</w:t>
+      </w:r>
+    </w:p>
+    <w:p>
+      <w:pPr>
+        <w:numPr>
+          <w:ilvl w:val="0"/>
+          <w:numId w:val="18"/>
+        </w:numPr>
+        <w:rPr>
+          <w:lang w:val="es-ES"/>
+        </w:rPr>
+      </w:pPr>
+      <w:r>
+        <w:rPr>
+          <w:bCs/>
+          <w:lang w:val="es-ES"/>
+        </w:rPr>
+        <w:t>Seguridad extra</w:t>
+      </w:r>
+      <w:r>
+        <w:rPr>
+          <w:lang w:val="es-ES"/>
+        </w:rPr>
+        <w:t>:</w:t>
+      </w:r>
+    </w:p>
+    <w:p>
+      <w:pPr>
+        <w:numPr>
+          <w:ilvl w:val="1"/>
+          <w:numId w:val="18"/>
+        </w:numPr>
+        <w:rPr>
+          <w:lang w:val="es-ES"/>
+        </w:rPr>
+      </w:pPr>
+      <w:r>
+        <w:rPr>
+          <w:lang w:val="es-ES"/>
+        </w:rPr>
+        <w:t>Nadie puede interceptar la clave AES porque viaja cifrada con RSA.</w:t>
+      </w:r>
+    </w:p>
+    <w:p>
+      <w:pPr>
+        <w:numPr>
+          <w:ilvl w:val="1"/>
+          <w:numId w:val="18"/>
+        </w:numPr>
+        <w:rPr>
+          <w:lang w:val="es-ES"/>
+        </w:rPr>
+      </w:pPr>
+      <w:r>
+        <w:rPr>
+          <w:lang w:val="es-ES"/>
+        </w:rPr>
+        <w:t>El modo CBC evita que hackers modifiquen bloques individuales del mensaje.</w:t>
+      </w:r>
+    </w:p>
+    <w:p>
+      <w:pPr>
         <w:rPr>
           <w:lang w:val="es-ES"/>
         </w:rPr>
@@ -1293,33 +1453,27 @@
           <w:bCs/>
           <w:lang w:val="es-ES"/>
         </w:rPr>
-        <w:t>Bit objetivo</w:t>
-      </w:r>
-      <w:r>
-        <w:rPr>
-          <w:lang w:val="es-ES"/>
-        </w:rPr>
-        <w:t>: Siempre modificamos el bit 5 (fijo para este proyecto)</w:t>
-      </w:r>
-    </w:p>
-    <w:p>
-      <w:pPr>
-        <w:rPr>
-          <w:lang w:val="es-ES"/>
-        </w:rPr>
-      </w:pPr>
-      <w:r>
-        <w:rPr>
-          <w:lang w:val="es-ES"/>
-        </w:rPr>
-        <w:t>Y genera:</w:t>
+        <w:t>Paso a paso: Intercambio de claves</w:t>
+      </w:r>
+    </w:p>
+    <w:p>
+      <w:pPr>
+        <w:rPr>
+          <w:lang w:val="es-ES"/>
+        </w:rPr>
+      </w:pPr>
+      <w:r>
+        <w:rPr>
+          <w:lang w:val="es-ES"/>
+        </w:rPr>
+        <w:t>Así es como nuestro sistema establece una comunicación segura:</w:t>
       </w:r>
     </w:p>
     <w:p>
       <w:pPr>
         <w:numPr>
           <w:ilvl w:val="0"/>
-          <w:numId w:val="9"/>
+          <w:numId w:val="19"/>
         </w:numPr>
         <w:rPr>
           <w:lang w:val="es-ES"/>
@@ -1331,20 +1485,468 @@
           <w:bCs/>
           <w:lang w:val="es-ES"/>
         </w:rPr>
-        <w:t>Archivos procesados</w:t>
-      </w:r>
-      <w:r>
-        <w:rPr>
-          <w:lang w:val="es-ES"/>
-        </w:rPr>
-        <w:t>:</w:t>
+        <w:t>Paso 1</w:t>
+      </w:r>
+      <w:r>
+        <w:rPr>
+          <w:lang w:val="es-ES"/>
+        </w:rPr>
+        <w:t>: Tanto el servidor como el cliente generan sus propias claves RSA (pública + privada).</w:t>
+      </w:r>
+    </w:p>
+    <w:p>
+      <w:pPr>
+        <w:numPr>
+          <w:ilvl w:val="0"/>
+          <w:numId w:val="19"/>
+        </w:numPr>
+        <w:rPr>
+          <w:lang w:val="es-ES"/>
+        </w:rPr>
+      </w:pPr>
+      <w:r>
+        <w:rPr>
+          <w:b/>
+          <w:bCs/>
+          <w:lang w:val="es-ES"/>
+        </w:rPr>
+        <w:t>Paso 2</w:t>
+      </w:r>
+      <w:r>
+        <w:rPr>
+          <w:lang w:val="es-ES"/>
+        </w:rPr>
+        <w:t>: Intercambian sus claves públicas (ej: el cliente envía su clave pública al servidor).</w:t>
+      </w:r>
+    </w:p>
+    <w:p>
+      <w:pPr>
+        <w:numPr>
+          <w:ilvl w:val="0"/>
+          <w:numId w:val="19"/>
+        </w:numPr>
+        <w:rPr>
+          <w:lang w:val="es-ES"/>
+        </w:rPr>
+      </w:pPr>
+      <w:r>
+        <w:rPr>
+          <w:b/>
+          <w:bCs/>
+          <w:lang w:val="es-ES"/>
+        </w:rPr>
+        <w:t>Paso 3</w:t>
+      </w:r>
+      <w:r>
+        <w:rPr>
+          <w:lang w:val="es-ES"/>
+        </w:rPr>
+        <w:t>: El servidor genera una clave AES aleatoria, la cifra con la clave pública del cliente y la envía.</w:t>
+      </w:r>
+    </w:p>
+    <w:p>
+      <w:pPr>
+        <w:numPr>
+          <w:ilvl w:val="0"/>
+          <w:numId w:val="19"/>
+        </w:numPr>
+        <w:rPr>
+          <w:lang w:val="es-ES"/>
+        </w:rPr>
+      </w:pPr>
+      <w:r>
+        <w:rPr>
+          <w:b/>
+          <w:bCs/>
+          <w:lang w:val="es-ES"/>
+        </w:rPr>
+        <w:t>Paso 4</w:t>
+      </w:r>
+      <w:r>
+        <w:rPr>
+          <w:lang w:val="es-ES"/>
+        </w:rPr>
+        <w:t>: El cliente descifra la clave AES usando su clave privada.</w:t>
+      </w:r>
+    </w:p>
+    <w:p>
+      <w:pPr>
+        <w:numPr>
+          <w:ilvl w:val="0"/>
+          <w:numId w:val="19"/>
+        </w:numPr>
+        <w:rPr>
+          <w:lang w:val="es-ES"/>
+        </w:rPr>
+      </w:pPr>
+      <w:r>
+        <w:rPr>
+          <w:b/>
+          <w:bCs/>
+          <w:lang w:val="es-ES"/>
+        </w:rPr>
+        <w:t>¡Listo!</w:t>
+      </w:r>
+      <w:r>
+        <w:rPr>
+          <w:lang w:val="es-ES"/>
+        </w:rPr>
+        <w:t>: A partir de aquí, toda la comunicación se cifra con AES.</w:t>
+      </w:r>
+    </w:p>
+    <w:p>
+      <w:pPr>
+        <w:rPr>
+          <w:lang w:val="es-ES"/>
+        </w:rPr>
+      </w:pPr>
+      <w:r>
+        <w:rPr>
+          <w:b/>
+          <w:bCs/>
+          <w:lang w:val="es-ES"/>
+        </w:rPr>
+        <w:t>¿Qué tan seguro es</w:t>
+      </w:r>
+      <w:r>
+        <w:rPr>
+          <w:b/>
+          <w:bCs/>
+          <w:lang w:val="es-ES"/>
+        </w:rPr>
+        <w:t>?</w:t>
+      </w:r>
+    </w:p>
+    <w:p>
+      <w:pPr>
+        <w:rPr>
+          <w:lang w:val="es-ES"/>
+        </w:rPr>
+      </w:pPr>
+      <w:r>
+        <w:rPr>
+          <w:lang w:val="es-ES"/>
+        </w:rPr>
+        <w:t>Nuestro diseño garantiza:</w:t>
+      </w:r>
+    </w:p>
+    <w:p>
+      <w:pPr>
+        <w:numPr>
+          <w:ilvl w:val="0"/>
+          <w:numId w:val="20"/>
+        </w:numPr>
+        <w:rPr>
+          <w:lang w:val="es-ES"/>
+        </w:rPr>
+      </w:pPr>
+      <w:r>
+        <w:rPr>
+          <w:b/>
+          <w:bCs/>
+          <w:lang w:val="es-ES"/>
+        </w:rPr>
+        <w:t>Confidencialidad</w:t>
+      </w:r>
+      <w:r>
+        <w:rPr>
+          <w:lang w:val="es-ES"/>
+        </w:rPr>
+        <w:t>: Solo quien tenga la clave AES puede leer los mensajes.</w:t>
+      </w:r>
+    </w:p>
+    <w:p>
+      <w:pPr>
+        <w:numPr>
+          <w:ilvl w:val="0"/>
+          <w:numId w:val="20"/>
+        </w:numPr>
+        <w:rPr>
+          <w:lang w:val="es-ES"/>
+        </w:rPr>
+      </w:pPr>
+      <w:r>
+        <w:rPr>
+          <w:b/>
+          <w:bCs/>
+          <w:lang w:val="es-ES"/>
+        </w:rPr>
+        <w:t>Integridad</w:t>
+      </w:r>
+      <w:r>
+        <w:rPr>
+          <w:lang w:val="es-ES"/>
+        </w:rPr>
+        <w:t>: Si alguien modifica un bloque cifrado, el modo CBC lo detecta.</w:t>
+      </w:r>
+    </w:p>
+    <w:p>
+      <w:pPr>
+        <w:numPr>
+          <w:ilvl w:val="0"/>
+          <w:numId w:val="20"/>
+        </w:numPr>
+        <w:rPr>
+          <w:lang w:val="es-ES"/>
+        </w:rPr>
+      </w:pPr>
+      <w:r>
+        <w:rPr>
+          <w:b/>
+          <w:bCs/>
+          <w:lang w:val="es-ES"/>
+        </w:rPr>
+        <w:t>Autenticación</w:t>
+      </w:r>
+      <w:r>
+        <w:rPr>
+          <w:lang w:val="es-ES"/>
+        </w:rPr>
+        <w:t>: Las claves RSA aseguran que solo el destinatario legítimo reciba la clave AES.</w:t>
+      </w:r>
+    </w:p>
+    <w:p>
+      <w:pPr>
+        <w:rPr>
+          <w:i/>
+          <w:iCs/>
+          <w:u w:val="single"/>
+          <w:lang w:val="es-ES"/>
+        </w:rPr>
+      </w:pPr>
+      <w:r>
+        <w:rPr>
+          <w:i/>
+          <w:iCs/>
+          <w:lang w:val="es-ES"/>
+        </w:rPr>
+        <w:t>(Este esquema es el mismo que usan protocolos como TLS/SSL, el que pr</w:t>
+      </w:r>
+      <w:r>
+        <w:rPr>
+          <w:i/>
+          <w:iCs/>
+          <w:lang w:val="es-ES"/>
+        </w:rPr>
+        <w:t>otege las conexiones HTTPS de un</w:t>
+      </w:r>
+      <w:r>
+        <w:rPr>
+          <w:i/>
+          <w:iCs/>
+          <w:lang w:val="es-ES"/>
+        </w:rPr>
+        <w:t xml:space="preserve"> banco o redes sociales).</w:t>
+      </w:r>
+    </w:p>
+    <w:p>
+      <w:pPr>
+        <w:rPr>
+          <w:lang w:val="es-ES"/>
+        </w:rPr>
+      </w:pPr>
+      <w:r>
+        <w:rPr>
+          <w:noProof/>
+          <w:lang w:val="es-ES" w:eastAsia="es-ES"/>
+        </w:rPr>
+        <w:lastRenderedPageBreak/>
+        <w:drawing>
+          <wp:inline distT="0" distB="0" distL="0" distR="0" wp14:anchorId="05CCF3CE" wp14:editId="427FA10F">
+            <wp:extent cx="5612130" cy="3559810"/>
+            <wp:effectExtent l="0" t="0" r="7620" b="2540"/>
+            <wp:docPr id="2" name="Imagen 2"/>
+            <wp:cNvGraphicFramePr>
+              <a:graphicFrameLocks xmlns:a="http://schemas.openxmlformats.org/drawingml/2006/main" noChangeAspect="1"/>
+            </wp:cNvGraphicFramePr>
+            <a:graphic xmlns:a="http://schemas.openxmlformats.org/drawingml/2006/main">
+              <a:graphicData uri="http://schemas.openxmlformats.org/drawingml/2006/picture">
+                <pic:pic xmlns:pic="http://schemas.openxmlformats.org/drawingml/2006/picture">
+                  <pic:nvPicPr>
+                    <pic:cNvPr id="1" name=""/>
+                    <pic:cNvPicPr/>
+                  </pic:nvPicPr>
+                  <pic:blipFill>
+                    <a:blip r:embed="rId8"/>
+                    <a:stretch>
+                      <a:fillRect/>
+                    </a:stretch>
+                  </pic:blipFill>
+                  <pic:spPr>
+                    <a:xfrm>
+                      <a:off x="0" y="0"/>
+                      <a:ext cx="5612130" cy="3559810"/>
+                    </a:xfrm>
+                    <a:prstGeom prst="rect">
+                      <a:avLst/>
+                    </a:prstGeom>
+                  </pic:spPr>
+                </pic:pic>
+              </a:graphicData>
+            </a:graphic>
+          </wp:inline>
+        </w:drawing>
+      </w:r>
+    </w:p>
+    <w:p>
+      <w:pPr>
+        <w:rPr>
+          <w:lang w:val="es-ES"/>
+        </w:rPr>
+      </w:pPr>
+    </w:p>
+    <w:p>
+      <w:pPr>
+        <w:rPr>
+          <w:lang w:val="es-ES"/>
+        </w:rPr>
+      </w:pPr>
+      <w:r>
+        <w:rPr>
+          <w:lang w:val="es-ES"/>
+        </w:rPr>
+        <w:br w:type="page"/>
+      </w:r>
+    </w:p>
+    <w:p>
+      <w:pPr>
+        <w:jc w:val="center"/>
+        <w:rPr>
+          <w:u w:val="single"/>
+          <w:lang w:val="es-ES"/>
+        </w:rPr>
+      </w:pPr>
+      <w:r>
+        <w:rPr>
+          <w:b/>
+          <w:lang w:val="es-ES"/>
+        </w:rPr>
+        <w:lastRenderedPageBreak/>
+        <w:t>METODOLOGÍA</w:t>
+      </w:r>
+    </w:p>
+    <w:p>
+      <w:pPr>
+        <w:ind w:firstLine="708"/>
+        <w:rPr>
+          <w:lang w:val="es-ES"/>
+        </w:rPr>
+      </w:pPr>
+    </w:p>
+    <w:p>
+      <w:pPr>
+        <w:ind w:firstLine="708"/>
+        <w:rPr>
+          <w:lang w:val="es-ES"/>
+        </w:rPr>
+      </w:pPr>
+      <w:r>
+        <w:rPr>
+          <w:lang w:val="es-ES"/>
+        </w:rPr>
+        <w:t>Optamos por un esquema de criptografía híbrida que combina lo mejor de ambos enfoques: RSA-2048 para el intercambio inicial de claves, aprovechando su seguridad asimétrica, y AES-256-CBC para el cifrado eficiente de los datos durante la comunicación. El protocolo comienza con un handshake donde cliente y servidor intercambian sus claves públicas RSA, seguido de la generación y transmisión cifrada de una clave AES única. Una vez establecida esta clave, toda la comunicación posterior utiliza AES con un vector de inicialización (IV) distinto para cada sesión, previniendo posibles ataques de repetición.</w:t>
+      </w:r>
+    </w:p>
+    <w:p>
+      <w:pPr>
+        <w:rPr>
+          <w:lang w:val="es-ES"/>
+        </w:rPr>
+      </w:pPr>
+    </w:p>
+    <w:p>
+      <w:pPr>
+        <w:rPr>
+          <w:lang w:val="es-ES"/>
+        </w:rPr>
+      </w:pPr>
+      <w:r>
+        <w:rPr>
+          <w:b/>
+          <w:bCs/>
+          <w:lang w:val="es-ES"/>
+        </w:rPr>
+        <w:t>Implementación Técnica</w:t>
+      </w:r>
+    </w:p>
+    <w:p>
+      <w:pPr>
+        <w:rPr>
+          <w:lang w:val="es-ES"/>
+        </w:rPr>
+      </w:pPr>
+      <w:r>
+        <w:rPr>
+          <w:bCs/>
+          <w:lang w:val="es-ES"/>
+        </w:rPr>
+        <w:t>Entorno de desarrollo:</w:t>
+      </w:r>
+    </w:p>
+    <w:p>
+      <w:pPr>
+        <w:numPr>
+          <w:ilvl w:val="0"/>
+          <w:numId w:val="28"/>
+        </w:numPr>
+        <w:rPr>
+          <w:lang w:val="es-ES"/>
+        </w:rPr>
+      </w:pPr>
+      <w:r>
+        <w:rPr>
+          <w:bCs/>
+          <w:lang w:val="es-ES"/>
+        </w:rPr>
+        <w:t>Lenguaje:</w:t>
+      </w:r>
+      <w:r>
+        <w:rPr>
+          <w:lang w:val="es-ES"/>
+        </w:rPr>
+        <w:t> C++ (usamos el estándar C++17).</w:t>
+      </w:r>
+    </w:p>
+    <w:p>
+      <w:pPr>
+        <w:numPr>
+          <w:ilvl w:val="0"/>
+          <w:numId w:val="28"/>
+        </w:numPr>
+        <w:rPr>
+          <w:lang w:val="es-ES"/>
+        </w:rPr>
+      </w:pPr>
+      <w:r>
+        <w:rPr>
+          <w:lang w:val="es-ES"/>
+        </w:rPr>
+        <w:t>IDLE: Visual Studio 2022</w:t>
+      </w:r>
+    </w:p>
+    <w:p>
+      <w:pPr>
+        <w:numPr>
+          <w:ilvl w:val="0"/>
+          <w:numId w:val="28"/>
+        </w:numPr>
+        <w:rPr>
+          <w:lang w:val="es-ES"/>
+        </w:rPr>
+      </w:pPr>
+      <w:r>
+        <w:rPr>
+          <w:bCs/>
+          <w:lang w:val="es-ES"/>
+        </w:rPr>
+        <w:t>Librerías principales:</w:t>
       </w:r>
     </w:p>
     <w:p>
       <w:pPr>
         <w:numPr>
           <w:ilvl w:val="1"/>
-          <w:numId w:val="9"/>
+          <w:numId w:val="28"/>
         </w:numPr>
         <w:rPr>
           <w:lang w:val="es-ES"/>
@@ -1352,32 +1954,23 @@
       </w:pPr>
       <w:r>
         <w:rPr>
-          <w:lang w:val="es-ES"/>
-        </w:rPr>
-        <w:t>Si se cifra, añade la extensión </w:t>
-      </w:r>
-      <w:r>
-        <w:rPr>
-          <w:b/>
           <w:bCs/>
           <w:lang w:val="es-ES"/>
         </w:rPr>
-        <w:t>.</w:t>
-      </w:r>
-      <w:r>
-        <w:rPr>
-          <w:bCs/>
-          <w:u w:val="single"/>
-          <w:lang w:val="es-ES"/>
-        </w:rPr>
-        <w:t>PedroDorta</w:t>
+        <w:t>OpenSSL 3.0</w:t>
+      </w:r>
+      <w:r>
+        <w:rPr>
+          <w:lang w:val="es-ES"/>
+        </w:rPr>
+        <w:t> (para RSA, AES y operaciones criptográficas).</w:t>
       </w:r>
     </w:p>
     <w:p>
       <w:pPr>
         <w:numPr>
           <w:ilvl w:val="1"/>
-          <w:numId w:val="9"/>
+          <w:numId w:val="28"/>
         </w:numPr>
         <w:rPr>
           <w:lang w:val="es-ES"/>
@@ -1385,44 +1978,23 @@
       </w:pPr>
       <w:r>
         <w:rPr>
-          <w:lang w:val="es-ES"/>
-        </w:rPr>
-        <w:t>Si se descifra, elimina esa extensión</w:t>
-      </w:r>
-    </w:p>
-    <w:p>
-      <w:pPr>
-        <w:rPr>
-          <w:lang w:val="es-ES"/>
-        </w:rPr>
-      </w:pPr>
-      <w:r>
-        <w:rPr>
-          <w:b/>
           <w:bCs/>
           <w:lang w:val="es-ES"/>
         </w:rPr>
-        <w:t>2. Funciones Clave</w:t>
-      </w:r>
-    </w:p>
-    <w:p>
-      <w:pPr>
-        <w:rPr>
-          <w:lang w:val="es-ES"/>
-        </w:rPr>
-      </w:pPr>
-      <w:r>
-        <w:rPr>
-          <w:lang w:val="es-ES"/>
-        </w:rPr>
-        <w:t>El programa se apoya en tres funciones principales:</w:t>
+        <w:t>Winsock2</w:t>
+      </w:r>
+      <w:r>
+        <w:rPr>
+          <w:lang w:val="es-ES"/>
+        </w:rPr>
+        <w:t> (para la comunicación por sockets en Windows).</w:t>
       </w:r>
     </w:p>
     <w:p>
       <w:pPr>
         <w:numPr>
           <w:ilvl w:val="0"/>
-          <w:numId w:val="10"/>
+          <w:numId w:val="28"/>
         </w:numPr>
         <w:rPr>
           <w:lang w:val="es-ES"/>
@@ -1430,385 +2002,51 @@
       </w:pPr>
       <w:r>
         <w:rPr>
+          <w:bCs/>
+          <w:lang w:val="es-ES"/>
+        </w:rPr>
+        <w:t>Sistema operativo:</w:t>
+      </w:r>
+      <w:r>
+        <w:rPr>
+          <w:lang w:val="es-ES"/>
+        </w:rPr>
+        <w:t> Probamos en Windows y Linux (funciona en ambos).</w:t>
+      </w:r>
+    </w:p>
+    <w:p>
+      <w:pPr>
+        <w:rPr>
+          <w:lang w:val="es-ES"/>
+        </w:rPr>
+      </w:pPr>
+      <w:r>
+        <w:rPr>
+          <w:lang w:val="es-ES"/>
+        </w:rPr>
+        <w:br w:type="page"/>
+      </w:r>
+    </w:p>
+    <w:p>
+      <w:pPr>
+        <w:rPr>
+          <w:lang w:val="es-ES"/>
+        </w:rPr>
+      </w:pPr>
+    </w:p>
+    <w:p>
+      <w:pPr>
+        <w:jc w:val="center"/>
+        <w:rPr>
           <w:b/>
-          <w:bCs/>
-          <w:lang w:val="es-ES"/>
-        </w:rPr>
-        <w:t>flipBit()</w:t>
-      </w:r>
-      <w:r>
-        <w:rPr>
-          <w:lang w:val="es-ES"/>
-        </w:rPr>
-        <w:t>:</w:t>
-      </w:r>
-    </w:p>
-    <w:p>
-      <w:pPr>
-        <w:numPr>
-          <w:ilvl w:val="1"/>
-          <w:numId w:val="10"/>
-        </w:numPr>
-        <w:rPr>
-          <w:lang w:val="es-ES"/>
-        </w:rPr>
-      </w:pPr>
-      <w:r>
-        <w:rPr>
-          <w:lang w:val="es-ES"/>
-        </w:rPr>
-        <w:t>Recibe un byte y la posición del bit a cambiar</w:t>
-      </w:r>
-    </w:p>
-    <w:p>
-      <w:pPr>
-        <w:numPr>
-          <w:ilvl w:val="1"/>
-          <w:numId w:val="10"/>
-        </w:numPr>
-        <w:rPr>
-          <w:lang w:val="es-ES"/>
-        </w:rPr>
-      </w:pPr>
-      <w:r>
-        <w:rPr>
-          <w:lang w:val="es-ES"/>
-        </w:rPr>
-        <w:t>Usa XOR para invertir ese bit específico</w:t>
-      </w:r>
-    </w:p>
-    <w:p>
-      <w:pPr>
-        <w:numPr>
-          <w:ilvl w:val="0"/>
-          <w:numId w:val="10"/>
-        </w:numPr>
-        <w:rPr>
           <w:lang w:val="es-ES"/>
         </w:rPr>
       </w:pPr>
       <w:r>
         <w:rPr>
           <w:b/>
-          <w:bCs/>
-          <w:lang w:val="es-ES"/>
-        </w:rPr>
-        <w:t>processFile()</w:t>
-      </w:r>
-      <w:r>
-        <w:rPr>
-          <w:lang w:val="es-ES"/>
-        </w:rPr>
-        <w:t>:</w:t>
-      </w:r>
-    </w:p>
-    <w:p>
-      <w:pPr>
-        <w:numPr>
-          <w:ilvl w:val="1"/>
-          <w:numId w:val="10"/>
-        </w:numPr>
-        <w:rPr>
-          <w:lang w:val="es-ES"/>
-        </w:rPr>
-      </w:pPr>
-      <w:r>
-        <w:rPr>
-          <w:lang w:val="es-ES"/>
-        </w:rPr>
-        <w:t>Lee un archivo byte por byte</w:t>
-      </w:r>
-    </w:p>
-    <w:p>
-      <w:pPr>
-        <w:numPr>
-          <w:ilvl w:val="1"/>
-          <w:numId w:val="10"/>
-        </w:numPr>
-        <w:rPr>
-          <w:lang w:val="es-ES"/>
-        </w:rPr>
-      </w:pPr>
-      <w:r>
-        <w:rPr>
-          <w:lang w:val="es-ES"/>
-        </w:rPr>
-        <w:t>Aplica flipBit() a cada uno</w:t>
-      </w:r>
-    </w:p>
-    <w:p>
-      <w:pPr>
-        <w:numPr>
-          <w:ilvl w:val="1"/>
-          <w:numId w:val="10"/>
-        </w:numPr>
-        <w:rPr>
-          <w:lang w:val="es-ES"/>
-        </w:rPr>
-      </w:pPr>
-      <w:r>
-        <w:rPr>
-          <w:lang w:val="es-ES"/>
-        </w:rPr>
-        <w:t>Guarda el resultado en un nuevo archivo</w:t>
-      </w:r>
-    </w:p>
-    <w:p>
-      <w:pPr>
-        <w:numPr>
-          <w:ilvl w:val="0"/>
-          <w:numId w:val="10"/>
-        </w:numPr>
-        <w:rPr>
-          <w:lang w:val="es-ES"/>
-        </w:rPr>
-      </w:pPr>
-      <w:r>
-        <w:rPr>
-          <w:b/>
-          <w:bCs/>
-          <w:lang w:val="es-ES"/>
-        </w:rPr>
-        <w:t>leer_lista()</w:t>
-      </w:r>
-      <w:r>
-        <w:rPr>
-          <w:lang w:val="es-ES"/>
-        </w:rPr>
-        <w:t>:</w:t>
-      </w:r>
-    </w:p>
-    <w:p>
-      <w:pPr>
-        <w:numPr>
-          <w:ilvl w:val="1"/>
-          <w:numId w:val="10"/>
-        </w:numPr>
-        <w:rPr>
-          <w:lang w:val="es-ES"/>
-        </w:rPr>
-      </w:pPr>
-      <w:r>
-        <w:rPr>
-          <w:lang w:val="es-ES"/>
-        </w:rPr>
-        <w:lastRenderedPageBreak/>
-        <w:t>Procesa un archivo de texto con una lista de archivos a cifrar/descifrar</w:t>
-      </w:r>
-    </w:p>
-    <w:p>
-      <w:pPr>
-        <w:numPr>
-          <w:ilvl w:val="1"/>
-          <w:numId w:val="10"/>
-        </w:numPr>
-        <w:rPr>
-          <w:lang w:val="es-ES"/>
-        </w:rPr>
-      </w:pPr>
-      <w:r>
-        <w:rPr>
-          <w:lang w:val="es-ES"/>
-        </w:rPr>
-        <w:t>Los organiza en una cola para procesarlos en orden</w:t>
-      </w:r>
-    </w:p>
-    <w:p>
-      <w:pPr>
-        <w:rPr>
-          <w:lang w:val="es-ES"/>
-        </w:rPr>
-      </w:pPr>
-      <w:r>
-        <w:rPr>
-          <w:b/>
-          <w:bCs/>
-          <w:lang w:val="es-ES"/>
-        </w:rPr>
-        <w:t>3. Flujo del Programa</w:t>
-      </w:r>
-    </w:p>
-    <w:p>
-      <w:pPr>
-        <w:rPr>
-          <w:lang w:val="es-ES"/>
-        </w:rPr>
-      </w:pPr>
-      <w:r>
-        <w:rPr>
-          <w:lang w:val="es-ES"/>
-        </w:rPr>
-        <w:t>El usuario interactúa con un menú simple que le permite:</w:t>
-      </w:r>
-      <w:bookmarkStart w:id="0" w:name="_GoBack"/>
-      <w:bookmarkEnd w:id="0"/>
-    </w:p>
-    <w:p>
-      <w:pPr>
-        <w:numPr>
-          <w:ilvl w:val="0"/>
-          <w:numId w:val="11"/>
-        </w:numPr>
-        <w:rPr>
-          <w:lang w:val="es-ES"/>
-        </w:rPr>
-      </w:pPr>
-      <w:r>
-        <w:rPr>
-          <w:lang w:val="es-ES"/>
-        </w:rPr>
-        <w:t>Elegir entre cifrar o descifrar</w:t>
-      </w:r>
-    </w:p>
-    <w:p>
-      <w:pPr>
-        <w:numPr>
-          <w:ilvl w:val="0"/>
-          <w:numId w:val="11"/>
-        </w:numPr>
-        <w:rPr>
-          <w:lang w:val="es-ES"/>
-        </w:rPr>
-      </w:pPr>
-      <w:r>
-        <w:rPr>
-          <w:lang w:val="es-ES"/>
-        </w:rPr>
-        <w:t>Decidir si procesar un archivo individual o varios por lote</w:t>
-      </w:r>
-    </w:p>
-    <w:p>
-      <w:pPr>
-        <w:numPr>
-          <w:ilvl w:val="0"/>
-          <w:numId w:val="11"/>
-        </w:numPr>
-        <w:rPr>
-          <w:lang w:val="es-ES"/>
-        </w:rPr>
-      </w:pPr>
-      <w:r>
-        <w:rPr>
-          <w:lang w:val="es-ES"/>
-        </w:rPr>
-        <w:t>En caso de cifrado:</w:t>
-      </w:r>
-    </w:p>
-    <w:p>
-      <w:pPr>
-        <w:numPr>
-          <w:ilvl w:val="1"/>
-          <w:numId w:val="11"/>
-        </w:numPr>
-        <w:rPr>
-          <w:lang w:val="es-ES"/>
-        </w:rPr>
-      </w:pPr>
-      <w:r>
-        <w:rPr>
-          <w:lang w:val="es-ES"/>
-        </w:rPr>
-        <w:t>Individual: Aplica processFile() y añade la extensión .PedroDorta</w:t>
-      </w:r>
-    </w:p>
-    <w:p>
-      <w:pPr>
-        <w:numPr>
-          <w:ilvl w:val="1"/>
-          <w:numId w:val="11"/>
-        </w:numPr>
-        <w:rPr>
-          <w:lang w:val="es-ES"/>
-        </w:rPr>
-      </w:pPr>
-      <w:r>
-        <w:rPr>
-          <w:lang w:val="es-ES"/>
-        </w:rPr>
-        <w:t>Por lote: Usa leer_lista() y procesa todos los archivos de la lista</w:t>
-      </w:r>
-    </w:p>
-    <w:p>
-      <w:pPr>
-        <w:numPr>
-          <w:ilvl w:val="0"/>
-          <w:numId w:val="11"/>
-        </w:numPr>
-        <w:rPr>
-          <w:lang w:val="es-ES"/>
-        </w:rPr>
-      </w:pPr>
-      <w:r>
-        <w:rPr>
-          <w:lang w:val="es-ES"/>
-        </w:rPr>
-        <w:t>Para descifrado:</w:t>
-      </w:r>
-    </w:p>
-    <w:p>
-      <w:pPr>
-        <w:numPr>
-          <w:ilvl w:val="1"/>
-          <w:numId w:val="11"/>
-        </w:numPr>
-        <w:rPr>
-          <w:lang w:val="es-ES"/>
-        </w:rPr>
-      </w:pPr>
-      <w:r>
-        <w:rPr>
-          <w:lang w:val="es-ES"/>
-        </w:rPr>
-        <w:t>Hace lo mismo, pero eliminando la extensión</w:t>
-      </w:r>
-    </w:p>
-    <w:p>
-      <w:pPr>
-        <w:rPr>
-          <w:lang w:val="es-ES"/>
-        </w:rPr>
-      </w:pPr>
-      <w:r>
-        <w:rPr>
-          <w:lang w:val="es-ES"/>
-        </w:rPr>
-        <w:t>Este diseño, aunque sencillo, cumple con el objetivo de demostrar los principios básicos del cifrado simétrico a nivel de bits.</w:t>
-      </w:r>
-    </w:p>
-    <w:p>
-      <w:pPr>
-        <w:rPr>
-          <w:lang w:val="es-ES"/>
-        </w:rPr>
-      </w:pPr>
-    </w:p>
-    <w:p>
-      <w:pPr>
-        <w:rPr>
-          <w:lang w:val="es-ES"/>
-        </w:rPr>
-      </w:pPr>
-      <w:r>
-        <w:rPr>
-          <w:lang w:val="es-ES"/>
-        </w:rPr>
-        <w:br w:type="page"/>
-      </w:r>
-    </w:p>
-    <w:p>
-      <w:pPr>
-        <w:jc w:val="center"/>
-        <w:rPr>
-          <w:b/>
-          <w:lang w:val="es-ES"/>
-        </w:rPr>
-      </w:pPr>
-      <w:r>
-        <w:rPr>
-          <w:b/>
-          <w:lang w:val="es-ES"/>
-        </w:rPr>
-        <w:lastRenderedPageBreak/>
+          <w:lang w:val="es-ES"/>
+        </w:rPr>
         <w:t>CONCLUSIÓN</w:t>
       </w:r>
     </w:p>
@@ -1818,107 +2056,86 @@
           <w:lang w:val="es-ES"/>
         </w:rPr>
       </w:pPr>
-      <w:r>
-        <w:rPr>
-          <w:lang w:val="es-ES"/>
-        </w:rPr>
-        <w:t xml:space="preserve">Este </w:t>
-      </w:r>
-      <w:r>
-        <w:rPr>
-          <w:lang w:val="es-ES"/>
-        </w:rPr>
-        <w:t>ejercicio</w:t>
-      </w:r>
-      <w:r>
-        <w:rPr>
-          <w:lang w:val="es-ES"/>
-        </w:rPr>
-        <w:t xml:space="preserve"> nos permitió llevar a la práctica conceptos teóricos de criptografía mediante el desarrollo de un </w:t>
-      </w:r>
-      <w:r>
-        <w:rPr>
-          <w:lang w:val="es-ES"/>
-        </w:rPr>
-        <w:t>programa</w:t>
-      </w:r>
-      <w:r>
-        <w:rPr>
-          <w:lang w:val="es-ES"/>
-        </w:rPr>
-        <w:t xml:space="preserve"> básico de cifrado. Aunque aparentemente simple, el programa cumplió con los objetivos planteados: demostrar cómo una operación a nivel de bits puede transformar datos y servir como base para entender sistemas más complejos.</w:t>
-      </w:r>
-    </w:p>
-    <w:p>
-      <w:pPr>
-        <w:rPr>
-          <w:lang w:val="es-ES"/>
-        </w:rPr>
-      </w:pPr>
-    </w:p>
-    <w:p>
-      <w:pPr>
-        <w:rPr>
-          <w:lang w:val="es-ES"/>
-        </w:rPr>
-      </w:pPr>
-      <w:r>
-        <w:rPr>
-          <w:lang w:val="es-ES"/>
-        </w:rPr>
-        <w:t xml:space="preserve">Desde la perspectiva de seguridad ofensiva, el ejercicio resultó particularmente valioso. Comprendimos cómo vulnerabilidades aparentemente menores en implementaciones criptográficas (como el uso de bits fijos) pueden convertirse en vectores de ataque. Este conocimiento es fundamental </w:t>
-      </w:r>
-      <w:r>
-        <w:rPr>
-          <w:lang w:val="es-ES"/>
-        </w:rPr>
-        <w:t xml:space="preserve">como complemnto </w:t>
-      </w:r>
-      <w:r>
-        <w:rPr>
-          <w:lang w:val="es-ES"/>
-        </w:rPr>
-        <w:t xml:space="preserve"> del</w:t>
-      </w:r>
-      <w:r>
-        <w:rPr>
-          <w:lang w:val="es-ES"/>
-        </w:rPr>
-        <w:t xml:space="preserve"> curso de</w:t>
-      </w:r>
-      <w:r>
-        <w:rPr>
-          <w:lang w:val="es-ES"/>
-        </w:rPr>
-        <w:t xml:space="preserve"> hacker ético, que debe entender los fundamentos criptográficos tanto para proteger sistemas como para identificar sus puntos débiles.</w:t>
-      </w:r>
-    </w:p>
-    <w:p>
-      <w:pPr>
-        <w:rPr>
-          <w:lang w:val="es-ES"/>
-        </w:rPr>
-      </w:pPr>
-    </w:p>
-    <w:p>
-      <w:pPr>
-        <w:rPr>
-          <w:lang w:val="es-ES"/>
-        </w:rPr>
-      </w:pPr>
-      <w:r>
-        <w:rPr>
-          <w:lang w:val="es-ES"/>
-        </w:rPr>
-        <w:t>El proyecto sirvió como puente entre la teoría y la práctica, dejando claro que el camino hacia sistemas seguros comienza por dominar estos conceptos básicos. La experiencia adquirida sienta las bases para abordar en el futuro análisis de algoritmos más sofisticados y sus posibles vulnerabilidades.</w:t>
-      </w:r>
-    </w:p>
-    <w:p>
-      <w:pPr>
-        <w:rPr>
-          <w:lang w:val="es-ES"/>
-        </w:rPr>
-      </w:pPr>
+    </w:p>
+    <w:p>
+      <w:pPr>
+        <w:ind w:left="360"/>
+        <w:rPr>
+          <w:lang w:val="es-ES"/>
+        </w:rPr>
+      </w:pPr>
+      <w:r>
+        <w:rPr>
+          <w:lang w:val="es-ES"/>
+        </w:rPr>
+        <w:t>En un mundo cada vez más conectado, donde la información sensible circula constantemente por redes globales, la encriptación se ha convertido en un pilar fundamental para la seguridad y la privacidad. Desde transacciones bancarias hasta comunicaciones personales, la capacidad de proteger datos contra accesos no autorizados es esencial para mantener la confianza en la tecnología.</w:t>
+      </w:r>
+    </w:p>
+    <w:p>
+      <w:pPr>
+        <w:ind w:left="360"/>
+        <w:rPr>
+          <w:lang w:val="es-ES"/>
+        </w:rPr>
+      </w:pPr>
+    </w:p>
+    <w:p>
+      <w:pPr>
+        <w:ind w:left="360"/>
+        <w:rPr>
+          <w:lang w:val="es-ES"/>
+        </w:rPr>
+      </w:pPr>
+      <w:r>
+        <w:rPr>
+          <w:lang w:val="es-ES"/>
+        </w:rPr>
+        <w:t>La encriptación no solo salvaguarda la información de ciberdelincuentes, sino que también protege derechos básicos como la privacidad y la libertad de expresión. En el ámbito empresarial, garantiza el secreto comercial y la integridad de los datos, mientras que, a nivel gubernamental, resguarda infraestructuras críticas y seguridad nacional.</w:t>
+      </w:r>
+    </w:p>
+    <w:p>
+      <w:pPr>
+        <w:ind w:left="360"/>
+        <w:rPr>
+          <w:lang w:val="es-ES"/>
+        </w:rPr>
+      </w:pPr>
+    </w:p>
+    <w:p>
+      <w:pPr>
+        <w:ind w:left="360"/>
+        <w:rPr>
+          <w:lang w:val="es-ES"/>
+        </w:rPr>
+      </w:pPr>
+      <w:r>
+        <w:rPr>
+          <w:lang w:val="es-ES"/>
+        </w:rPr>
+        <w:t>Además, el desarrollo de sistemas híbridos, como el implementado en este proyecto, demuestra que es posible combinar eficiencia y seguridad, adaptándose a las necesidades de un mundo que exige rapidez sin sacrificar protección. Sin encriptación, la sociedad digital actual sería vulnerable a fraudes, espionaje y manipulación, poniendo en riesgo no solo datos, sino también la estabilidad económica y social.</w:t>
+      </w:r>
+    </w:p>
+    <w:p>
+      <w:pPr>
+        <w:ind w:left="360"/>
+        <w:rPr>
+          <w:lang w:val="es-ES"/>
+        </w:rPr>
+      </w:pPr>
+    </w:p>
+    <w:p>
+      <w:pPr>
+        <w:ind w:left="360"/>
+        <w:rPr>
+          <w:lang w:val="es-ES"/>
+        </w:rPr>
+      </w:pPr>
+      <w:r>
+        <w:rPr>
+          <w:lang w:val="es-ES"/>
+        </w:rPr>
+        <w:t>En definitiva, la encriptación es mucho más que una herramienta técnica: es un componente indispensable para el funcionamiento ético y seguro de la tecnología moderna, y su evolución continua será crucial para enfrentar los desafíos de un futuro cada vez más digitalizado.</w:t>
+      </w:r>
       <w:r>
         <w:rPr>
           <w:lang w:val="es-ES"/>
@@ -1961,12 +2178,67 @@
           <w:lang w:val="es-ES"/>
         </w:rPr>
       </w:pPr>
-      <w:r>
-        <w:rPr>
-          <w:lang w:val="es-ES"/>
-        </w:rPr>
-        <w:t>https://github.com/AnthonyBVivenes/cppcrypter</w:t>
-      </w:r>
+      <w:hyperlink r:id="rId9" w:history="1">
+        <w:r>
+          <w:rPr>
+            <w:rStyle w:val="Hipervnculo"/>
+            <w:lang w:val="es-ES"/>
+          </w:rPr>
+          <w:t>https://github.com/AnthonyBVivenes/CppCrypterOnHttps</w:t>
+        </w:r>
+      </w:hyperlink>
+    </w:p>
+    <w:p>
+      <w:pPr>
+        <w:pStyle w:val="Prrafodelista"/>
+        <w:numPr>
+          <w:ilvl w:val="0"/>
+          <w:numId w:val="12"/>
+        </w:numPr>
+        <w:rPr>
+          <w:lang w:val="es-ES"/>
+        </w:rPr>
+      </w:pPr>
+      <w:hyperlink r:id="rId10" w:history="1">
+        <w:r>
+          <w:rPr>
+            <w:rStyle w:val="Hipervnculo"/>
+            <w:lang w:val="es-ES"/>
+          </w:rPr>
+          <w:t>https://docs.openssl.org/master/</w:t>
+        </w:r>
+      </w:hyperlink>
+    </w:p>
+    <w:p>
+      <w:pPr>
+        <w:pStyle w:val="Prrafodelista"/>
+        <w:numPr>
+          <w:ilvl w:val="0"/>
+          <w:numId w:val="12"/>
+        </w:numPr>
+        <w:rPr>
+          <w:lang w:val="es-ES"/>
+        </w:rPr>
+      </w:pPr>
+      <w:hyperlink r:id="rId11" w:history="1">
+        <w:r>
+          <w:rPr>
+            <w:rStyle w:val="Hipervnculo"/>
+            <w:lang w:val="es-ES"/>
+          </w:rPr>
+          <w:t>https://learn.microsoft.com/es-es/windows/win32/api/winsock2/</w:t>
+        </w:r>
+      </w:hyperlink>
+    </w:p>
+    <w:p>
+      <w:pPr>
+        <w:pStyle w:val="Prrafodelista"/>
+        <w:rPr>
+          <w:lang w:val="es-ES"/>
+        </w:rPr>
+      </w:pPr>
+      <w:bookmarkStart w:id="0" w:name="_GoBack"/>
+      <w:bookmarkEnd w:id="0"/>
     </w:p>
     <w:sectPr>
       <w:pgSz w:w="12240" w:h="15840"/>
@@ -2265,6 +2537,155 @@
     </w:lvl>
   </w:abstractNum>
   <w:abstractNum w:abstractNumId="2">
+    <w:nsid w:val="056346DF"/>
+    <w:multiLevelType w:val="multilevel"/>
+    <w:tmpl w:val="3300F7E2"/>
+    <w:lvl w:ilvl="0">
+      <w:start w:val="1"/>
+      <w:numFmt w:val="bullet"/>
+      <w:lvlText w:val=""/>
+      <w:lvlJc w:val="left"/>
+      <w:pPr>
+        <w:tabs>
+          <w:tab w:val="num" w:pos="720"/>
+        </w:tabs>
+        <w:ind w:left="720" w:hanging="360"/>
+      </w:pPr>
+      <w:rPr>
+        <w:rFonts w:ascii="Symbol" w:hAnsi="Symbol" w:hint="default"/>
+        <w:sz w:val="20"/>
+      </w:rPr>
+    </w:lvl>
+    <w:lvl w:ilvl="1">
+      <w:start w:val="1"/>
+      <w:numFmt w:val="decimal"/>
+      <w:lvlText w:val="%2."/>
+      <w:lvlJc w:val="left"/>
+      <w:pPr>
+        <w:tabs>
+          <w:tab w:val="num" w:pos="1440"/>
+        </w:tabs>
+        <w:ind w:left="1440" w:hanging="360"/>
+      </w:pPr>
+      <w:rPr>
+        <w:rFonts w:hint="default"/>
+        <w:sz w:val="20"/>
+      </w:rPr>
+    </w:lvl>
+    <w:lvl w:ilvl="2" w:tentative="1">
+      <w:start w:val="1"/>
+      <w:numFmt w:val="bullet"/>
+      <w:lvlText w:val=""/>
+      <w:lvlJc w:val="left"/>
+      <w:pPr>
+        <w:tabs>
+          <w:tab w:val="num" w:pos="2160"/>
+        </w:tabs>
+        <w:ind w:left="2160" w:hanging="360"/>
+      </w:pPr>
+      <w:rPr>
+        <w:rFonts w:ascii="Wingdings" w:hAnsi="Wingdings" w:hint="default"/>
+        <w:sz w:val="20"/>
+      </w:rPr>
+    </w:lvl>
+    <w:lvl w:ilvl="3" w:tentative="1">
+      <w:start w:val="1"/>
+      <w:numFmt w:val="bullet"/>
+      <w:lvlText w:val=""/>
+      <w:lvlJc w:val="left"/>
+      <w:pPr>
+        <w:tabs>
+          <w:tab w:val="num" w:pos="2880"/>
+        </w:tabs>
+        <w:ind w:left="2880" w:hanging="360"/>
+      </w:pPr>
+      <w:rPr>
+        <w:rFonts w:ascii="Wingdings" w:hAnsi="Wingdings" w:hint="default"/>
+        <w:sz w:val="20"/>
+      </w:rPr>
+    </w:lvl>
+    <w:lvl w:ilvl="4" w:tentative="1">
+      <w:start w:val="1"/>
+      <w:numFmt w:val="bullet"/>
+      <w:lvlText w:val=""/>
+      <w:lvlJc w:val="left"/>
+      <w:pPr>
+        <w:tabs>
+          <w:tab w:val="num" w:pos="3600"/>
+        </w:tabs>
+        <w:ind w:left="3600" w:hanging="360"/>
+      </w:pPr>
+      <w:rPr>
+        <w:rFonts w:ascii="Wingdings" w:hAnsi="Wingdings" w:hint="default"/>
+        <w:sz w:val="20"/>
+      </w:rPr>
+    </w:lvl>
+    <w:lvl w:ilvl="5" w:tentative="1">
+      <w:start w:val="1"/>
+      <w:numFmt w:val="bullet"/>
+      <w:lvlText w:val=""/>
+      <w:lvlJc w:val="left"/>
+      <w:pPr>
+        <w:tabs>
+          <w:tab w:val="num" w:pos="4320"/>
+        </w:tabs>
+        <w:ind w:left="4320" w:hanging="360"/>
+      </w:pPr>
+      <w:rPr>
+        <w:rFonts w:ascii="Wingdings" w:hAnsi="Wingdings" w:hint="default"/>
+        <w:sz w:val="20"/>
+      </w:rPr>
+    </w:lvl>
+    <w:lvl w:ilvl="6" w:tentative="1">
+      <w:start w:val="1"/>
+      <w:numFmt w:val="bullet"/>
+      <w:lvlText w:val=""/>
+      <w:lvlJc w:val="left"/>
+      <w:pPr>
+        <w:tabs>
+          <w:tab w:val="num" w:pos="5040"/>
+        </w:tabs>
+        <w:ind w:left="5040" w:hanging="360"/>
+      </w:pPr>
+      <w:rPr>
+        <w:rFonts w:ascii="Wingdings" w:hAnsi="Wingdings" w:hint="default"/>
+        <w:sz w:val="20"/>
+      </w:rPr>
+    </w:lvl>
+    <w:lvl w:ilvl="7" w:tentative="1">
+      <w:start w:val="1"/>
+      <w:numFmt w:val="bullet"/>
+      <w:lvlText w:val=""/>
+      <w:lvlJc w:val="left"/>
+      <w:pPr>
+        <w:tabs>
+          <w:tab w:val="num" w:pos="5760"/>
+        </w:tabs>
+        <w:ind w:left="5760" w:hanging="360"/>
+      </w:pPr>
+      <w:rPr>
+        <w:rFonts w:ascii="Wingdings" w:hAnsi="Wingdings" w:hint="default"/>
+        <w:sz w:val="20"/>
+      </w:rPr>
+    </w:lvl>
+    <w:lvl w:ilvl="8" w:tentative="1">
+      <w:start w:val="1"/>
+      <w:numFmt w:val="bullet"/>
+      <w:lvlText w:val=""/>
+      <w:lvlJc w:val="left"/>
+      <w:pPr>
+        <w:tabs>
+          <w:tab w:val="num" w:pos="6480"/>
+        </w:tabs>
+        <w:ind w:left="6480" w:hanging="360"/>
+      </w:pPr>
+      <w:rPr>
+        <w:rFonts w:ascii="Wingdings" w:hAnsi="Wingdings" w:hint="default"/>
+        <w:sz w:val="20"/>
+      </w:rPr>
+    </w:lvl>
+  </w:abstractNum>
+  <w:abstractNum w:abstractNumId="3">
     <w:nsid w:val="08E61803"/>
     <w:multiLevelType w:val="multilevel"/>
     <w:tmpl w:val="B02AC8A6"/>
@@ -2413,7 +2834,603 @@
       </w:rPr>
     </w:lvl>
   </w:abstractNum>
-  <w:abstractNum w:abstractNumId="3">
+  <w:abstractNum w:abstractNumId="4">
+    <w:nsid w:val="0A494161"/>
+    <w:multiLevelType w:val="multilevel"/>
+    <w:tmpl w:val="BEF2E078"/>
+    <w:lvl w:ilvl="0">
+      <w:start w:val="1"/>
+      <w:numFmt w:val="bullet"/>
+      <w:lvlText w:val=""/>
+      <w:lvlJc w:val="left"/>
+      <w:pPr>
+        <w:tabs>
+          <w:tab w:val="num" w:pos="720"/>
+        </w:tabs>
+        <w:ind w:left="720" w:hanging="360"/>
+      </w:pPr>
+      <w:rPr>
+        <w:rFonts w:ascii="Symbol" w:hAnsi="Symbol" w:hint="default"/>
+        <w:sz w:val="20"/>
+      </w:rPr>
+    </w:lvl>
+    <w:lvl w:ilvl="1">
+      <w:start w:val="1"/>
+      <w:numFmt w:val="bullet"/>
+      <w:lvlText w:val="o"/>
+      <w:lvlJc w:val="left"/>
+      <w:pPr>
+        <w:tabs>
+          <w:tab w:val="num" w:pos="1440"/>
+        </w:tabs>
+        <w:ind w:left="1440" w:hanging="360"/>
+      </w:pPr>
+      <w:rPr>
+        <w:rFonts w:ascii="Courier New" w:hAnsi="Courier New" w:hint="default"/>
+        <w:sz w:val="20"/>
+      </w:rPr>
+    </w:lvl>
+    <w:lvl w:ilvl="2" w:tentative="1">
+      <w:start w:val="1"/>
+      <w:numFmt w:val="bullet"/>
+      <w:lvlText w:val=""/>
+      <w:lvlJc w:val="left"/>
+      <w:pPr>
+        <w:tabs>
+          <w:tab w:val="num" w:pos="2160"/>
+        </w:tabs>
+        <w:ind w:left="2160" w:hanging="360"/>
+      </w:pPr>
+      <w:rPr>
+        <w:rFonts w:ascii="Wingdings" w:hAnsi="Wingdings" w:hint="default"/>
+        <w:sz w:val="20"/>
+      </w:rPr>
+    </w:lvl>
+    <w:lvl w:ilvl="3" w:tentative="1">
+      <w:start w:val="1"/>
+      <w:numFmt w:val="bullet"/>
+      <w:lvlText w:val=""/>
+      <w:lvlJc w:val="left"/>
+      <w:pPr>
+        <w:tabs>
+          <w:tab w:val="num" w:pos="2880"/>
+        </w:tabs>
+        <w:ind w:left="2880" w:hanging="360"/>
+      </w:pPr>
+      <w:rPr>
+        <w:rFonts w:ascii="Wingdings" w:hAnsi="Wingdings" w:hint="default"/>
+        <w:sz w:val="20"/>
+      </w:rPr>
+    </w:lvl>
+    <w:lvl w:ilvl="4" w:tentative="1">
+      <w:start w:val="1"/>
+      <w:numFmt w:val="bullet"/>
+      <w:lvlText w:val=""/>
+      <w:lvlJc w:val="left"/>
+      <w:pPr>
+        <w:tabs>
+          <w:tab w:val="num" w:pos="3600"/>
+        </w:tabs>
+        <w:ind w:left="3600" w:hanging="360"/>
+      </w:pPr>
+      <w:rPr>
+        <w:rFonts w:ascii="Wingdings" w:hAnsi="Wingdings" w:hint="default"/>
+        <w:sz w:val="20"/>
+      </w:rPr>
+    </w:lvl>
+    <w:lvl w:ilvl="5" w:tentative="1">
+      <w:start w:val="1"/>
+      <w:numFmt w:val="bullet"/>
+      <w:lvlText w:val=""/>
+      <w:lvlJc w:val="left"/>
+      <w:pPr>
+        <w:tabs>
+          <w:tab w:val="num" w:pos="4320"/>
+        </w:tabs>
+        <w:ind w:left="4320" w:hanging="360"/>
+      </w:pPr>
+      <w:rPr>
+        <w:rFonts w:ascii="Wingdings" w:hAnsi="Wingdings" w:hint="default"/>
+        <w:sz w:val="20"/>
+      </w:rPr>
+    </w:lvl>
+    <w:lvl w:ilvl="6" w:tentative="1">
+      <w:start w:val="1"/>
+      <w:numFmt w:val="bullet"/>
+      <w:lvlText w:val=""/>
+      <w:lvlJc w:val="left"/>
+      <w:pPr>
+        <w:tabs>
+          <w:tab w:val="num" w:pos="5040"/>
+        </w:tabs>
+        <w:ind w:left="5040" w:hanging="360"/>
+      </w:pPr>
+      <w:rPr>
+        <w:rFonts w:ascii="Wingdings" w:hAnsi="Wingdings" w:hint="default"/>
+        <w:sz w:val="20"/>
+      </w:rPr>
+    </w:lvl>
+    <w:lvl w:ilvl="7" w:tentative="1">
+      <w:start w:val="1"/>
+      <w:numFmt w:val="bullet"/>
+      <w:lvlText w:val=""/>
+      <w:lvlJc w:val="left"/>
+      <w:pPr>
+        <w:tabs>
+          <w:tab w:val="num" w:pos="5760"/>
+        </w:tabs>
+        <w:ind w:left="5760" w:hanging="360"/>
+      </w:pPr>
+      <w:rPr>
+        <w:rFonts w:ascii="Wingdings" w:hAnsi="Wingdings" w:hint="default"/>
+        <w:sz w:val="20"/>
+      </w:rPr>
+    </w:lvl>
+    <w:lvl w:ilvl="8" w:tentative="1">
+      <w:start w:val="1"/>
+      <w:numFmt w:val="bullet"/>
+      <w:lvlText w:val=""/>
+      <w:lvlJc w:val="left"/>
+      <w:pPr>
+        <w:tabs>
+          <w:tab w:val="num" w:pos="6480"/>
+        </w:tabs>
+        <w:ind w:left="6480" w:hanging="360"/>
+      </w:pPr>
+      <w:rPr>
+        <w:rFonts w:ascii="Wingdings" w:hAnsi="Wingdings" w:hint="default"/>
+        <w:sz w:val="20"/>
+      </w:rPr>
+    </w:lvl>
+  </w:abstractNum>
+  <w:abstractNum w:abstractNumId="5">
+    <w:nsid w:val="18286690"/>
+    <w:multiLevelType w:val="multilevel"/>
+    <w:tmpl w:val="BEF2E078"/>
+    <w:lvl w:ilvl="0">
+      <w:start w:val="1"/>
+      <w:numFmt w:val="bullet"/>
+      <w:lvlText w:val=""/>
+      <w:lvlJc w:val="left"/>
+      <w:pPr>
+        <w:tabs>
+          <w:tab w:val="num" w:pos="720"/>
+        </w:tabs>
+        <w:ind w:left="720" w:hanging="360"/>
+      </w:pPr>
+      <w:rPr>
+        <w:rFonts w:ascii="Symbol" w:hAnsi="Symbol" w:hint="default"/>
+        <w:sz w:val="20"/>
+      </w:rPr>
+    </w:lvl>
+    <w:lvl w:ilvl="1" w:tentative="1">
+      <w:start w:val="1"/>
+      <w:numFmt w:val="bullet"/>
+      <w:lvlText w:val="o"/>
+      <w:lvlJc w:val="left"/>
+      <w:pPr>
+        <w:tabs>
+          <w:tab w:val="num" w:pos="1440"/>
+        </w:tabs>
+        <w:ind w:left="1440" w:hanging="360"/>
+      </w:pPr>
+      <w:rPr>
+        <w:rFonts w:ascii="Courier New" w:hAnsi="Courier New" w:hint="default"/>
+        <w:sz w:val="20"/>
+      </w:rPr>
+    </w:lvl>
+    <w:lvl w:ilvl="2" w:tentative="1">
+      <w:start w:val="1"/>
+      <w:numFmt w:val="bullet"/>
+      <w:lvlText w:val=""/>
+      <w:lvlJc w:val="left"/>
+      <w:pPr>
+        <w:tabs>
+          <w:tab w:val="num" w:pos="2160"/>
+        </w:tabs>
+        <w:ind w:left="2160" w:hanging="360"/>
+      </w:pPr>
+      <w:rPr>
+        <w:rFonts w:ascii="Wingdings" w:hAnsi="Wingdings" w:hint="default"/>
+        <w:sz w:val="20"/>
+      </w:rPr>
+    </w:lvl>
+    <w:lvl w:ilvl="3" w:tentative="1">
+      <w:start w:val="1"/>
+      <w:numFmt w:val="bullet"/>
+      <w:lvlText w:val=""/>
+      <w:lvlJc w:val="left"/>
+      <w:pPr>
+        <w:tabs>
+          <w:tab w:val="num" w:pos="2880"/>
+        </w:tabs>
+        <w:ind w:left="2880" w:hanging="360"/>
+      </w:pPr>
+      <w:rPr>
+        <w:rFonts w:ascii="Wingdings" w:hAnsi="Wingdings" w:hint="default"/>
+        <w:sz w:val="20"/>
+      </w:rPr>
+    </w:lvl>
+    <w:lvl w:ilvl="4" w:tentative="1">
+      <w:start w:val="1"/>
+      <w:numFmt w:val="bullet"/>
+      <w:lvlText w:val=""/>
+      <w:lvlJc w:val="left"/>
+      <w:pPr>
+        <w:tabs>
+          <w:tab w:val="num" w:pos="3600"/>
+        </w:tabs>
+        <w:ind w:left="3600" w:hanging="360"/>
+      </w:pPr>
+      <w:rPr>
+        <w:rFonts w:ascii="Wingdings" w:hAnsi="Wingdings" w:hint="default"/>
+        <w:sz w:val="20"/>
+      </w:rPr>
+    </w:lvl>
+    <w:lvl w:ilvl="5" w:tentative="1">
+      <w:start w:val="1"/>
+      <w:numFmt w:val="bullet"/>
+      <w:lvlText w:val=""/>
+      <w:lvlJc w:val="left"/>
+      <w:pPr>
+        <w:tabs>
+          <w:tab w:val="num" w:pos="4320"/>
+        </w:tabs>
+        <w:ind w:left="4320" w:hanging="360"/>
+      </w:pPr>
+      <w:rPr>
+        <w:rFonts w:ascii="Wingdings" w:hAnsi="Wingdings" w:hint="default"/>
+        <w:sz w:val="20"/>
+      </w:rPr>
+    </w:lvl>
+    <w:lvl w:ilvl="6" w:tentative="1">
+      <w:start w:val="1"/>
+      <w:numFmt w:val="bullet"/>
+      <w:lvlText w:val=""/>
+      <w:lvlJc w:val="left"/>
+      <w:pPr>
+        <w:tabs>
+          <w:tab w:val="num" w:pos="5040"/>
+        </w:tabs>
+        <w:ind w:left="5040" w:hanging="360"/>
+      </w:pPr>
+      <w:rPr>
+        <w:rFonts w:ascii="Wingdings" w:hAnsi="Wingdings" w:hint="default"/>
+        <w:sz w:val="20"/>
+      </w:rPr>
+    </w:lvl>
+    <w:lvl w:ilvl="7" w:tentative="1">
+      <w:start w:val="1"/>
+      <w:numFmt w:val="bullet"/>
+      <w:lvlText w:val=""/>
+      <w:lvlJc w:val="left"/>
+      <w:pPr>
+        <w:tabs>
+          <w:tab w:val="num" w:pos="5760"/>
+        </w:tabs>
+        <w:ind w:left="5760" w:hanging="360"/>
+      </w:pPr>
+      <w:rPr>
+        <w:rFonts w:ascii="Wingdings" w:hAnsi="Wingdings" w:hint="default"/>
+        <w:sz w:val="20"/>
+      </w:rPr>
+    </w:lvl>
+    <w:lvl w:ilvl="8" w:tentative="1">
+      <w:start w:val="1"/>
+      <w:numFmt w:val="bullet"/>
+      <w:lvlText w:val=""/>
+      <w:lvlJc w:val="left"/>
+      <w:pPr>
+        <w:tabs>
+          <w:tab w:val="num" w:pos="6480"/>
+        </w:tabs>
+        <w:ind w:left="6480" w:hanging="360"/>
+      </w:pPr>
+      <w:rPr>
+        <w:rFonts w:ascii="Wingdings" w:hAnsi="Wingdings" w:hint="default"/>
+        <w:sz w:val="20"/>
+      </w:rPr>
+    </w:lvl>
+  </w:abstractNum>
+  <w:abstractNum w:abstractNumId="6">
+    <w:nsid w:val="18B33A5E"/>
+    <w:multiLevelType w:val="multilevel"/>
+    <w:tmpl w:val="B27CBC36"/>
+    <w:lvl w:ilvl="0">
+      <w:start w:val="1"/>
+      <w:numFmt w:val="bullet"/>
+      <w:lvlText w:val=""/>
+      <w:lvlJc w:val="left"/>
+      <w:pPr>
+        <w:tabs>
+          <w:tab w:val="num" w:pos="720"/>
+        </w:tabs>
+        <w:ind w:left="720" w:hanging="360"/>
+      </w:pPr>
+      <w:rPr>
+        <w:rFonts w:ascii="Symbol" w:hAnsi="Symbol" w:hint="default"/>
+        <w:sz w:val="20"/>
+      </w:rPr>
+    </w:lvl>
+    <w:lvl w:ilvl="1">
+      <w:start w:val="1"/>
+      <w:numFmt w:val="bullet"/>
+      <w:lvlText w:val="o"/>
+      <w:lvlJc w:val="left"/>
+      <w:pPr>
+        <w:tabs>
+          <w:tab w:val="num" w:pos="1440"/>
+        </w:tabs>
+        <w:ind w:left="1440" w:hanging="360"/>
+      </w:pPr>
+      <w:rPr>
+        <w:rFonts w:ascii="Courier New" w:hAnsi="Courier New" w:cs="Courier New" w:hint="default"/>
+        <w:sz w:val="20"/>
+      </w:rPr>
+    </w:lvl>
+    <w:lvl w:ilvl="2" w:tentative="1">
+      <w:start w:val="1"/>
+      <w:numFmt w:val="bullet"/>
+      <w:lvlText w:val=""/>
+      <w:lvlJc w:val="left"/>
+      <w:pPr>
+        <w:tabs>
+          <w:tab w:val="num" w:pos="2160"/>
+        </w:tabs>
+        <w:ind w:left="2160" w:hanging="360"/>
+      </w:pPr>
+      <w:rPr>
+        <w:rFonts w:ascii="Wingdings" w:hAnsi="Wingdings" w:hint="default"/>
+        <w:sz w:val="20"/>
+      </w:rPr>
+    </w:lvl>
+    <w:lvl w:ilvl="3" w:tentative="1">
+      <w:start w:val="1"/>
+      <w:numFmt w:val="bullet"/>
+      <w:lvlText w:val=""/>
+      <w:lvlJc w:val="left"/>
+      <w:pPr>
+        <w:tabs>
+          <w:tab w:val="num" w:pos="2880"/>
+        </w:tabs>
+        <w:ind w:left="2880" w:hanging="360"/>
+      </w:pPr>
+      <w:rPr>
+        <w:rFonts w:ascii="Wingdings" w:hAnsi="Wingdings" w:hint="default"/>
+        <w:sz w:val="20"/>
+      </w:rPr>
+    </w:lvl>
+    <w:lvl w:ilvl="4" w:tentative="1">
+      <w:start w:val="1"/>
+      <w:numFmt w:val="bullet"/>
+      <w:lvlText w:val=""/>
+      <w:lvlJc w:val="left"/>
+      <w:pPr>
+        <w:tabs>
+          <w:tab w:val="num" w:pos="3600"/>
+        </w:tabs>
+        <w:ind w:left="3600" w:hanging="360"/>
+      </w:pPr>
+      <w:rPr>
+        <w:rFonts w:ascii="Wingdings" w:hAnsi="Wingdings" w:hint="default"/>
+        <w:sz w:val="20"/>
+      </w:rPr>
+    </w:lvl>
+    <w:lvl w:ilvl="5" w:tentative="1">
+      <w:start w:val="1"/>
+      <w:numFmt w:val="bullet"/>
+      <w:lvlText w:val=""/>
+      <w:lvlJc w:val="left"/>
+      <w:pPr>
+        <w:tabs>
+          <w:tab w:val="num" w:pos="4320"/>
+        </w:tabs>
+        <w:ind w:left="4320" w:hanging="360"/>
+      </w:pPr>
+      <w:rPr>
+        <w:rFonts w:ascii="Wingdings" w:hAnsi="Wingdings" w:hint="default"/>
+        <w:sz w:val="20"/>
+      </w:rPr>
+    </w:lvl>
+    <w:lvl w:ilvl="6" w:tentative="1">
+      <w:start w:val="1"/>
+      <w:numFmt w:val="bullet"/>
+      <w:lvlText w:val=""/>
+      <w:lvlJc w:val="left"/>
+      <w:pPr>
+        <w:tabs>
+          <w:tab w:val="num" w:pos="5040"/>
+        </w:tabs>
+        <w:ind w:left="5040" w:hanging="360"/>
+      </w:pPr>
+      <w:rPr>
+        <w:rFonts w:ascii="Wingdings" w:hAnsi="Wingdings" w:hint="default"/>
+        <w:sz w:val="20"/>
+      </w:rPr>
+    </w:lvl>
+    <w:lvl w:ilvl="7" w:tentative="1">
+      <w:start w:val="1"/>
+      <w:numFmt w:val="bullet"/>
+      <w:lvlText w:val=""/>
+      <w:lvlJc w:val="left"/>
+      <w:pPr>
+        <w:tabs>
+          <w:tab w:val="num" w:pos="5760"/>
+        </w:tabs>
+        <w:ind w:left="5760" w:hanging="360"/>
+      </w:pPr>
+      <w:rPr>
+        <w:rFonts w:ascii="Wingdings" w:hAnsi="Wingdings" w:hint="default"/>
+        <w:sz w:val="20"/>
+      </w:rPr>
+    </w:lvl>
+    <w:lvl w:ilvl="8" w:tentative="1">
+      <w:start w:val="1"/>
+      <w:numFmt w:val="bullet"/>
+      <w:lvlText w:val=""/>
+      <w:lvlJc w:val="left"/>
+      <w:pPr>
+        <w:tabs>
+          <w:tab w:val="num" w:pos="6480"/>
+        </w:tabs>
+        <w:ind w:left="6480" w:hanging="360"/>
+      </w:pPr>
+      <w:rPr>
+        <w:rFonts w:ascii="Wingdings" w:hAnsi="Wingdings" w:hint="default"/>
+        <w:sz w:val="20"/>
+      </w:rPr>
+    </w:lvl>
+  </w:abstractNum>
+  <w:abstractNum w:abstractNumId="7">
+    <w:nsid w:val="1E1E21AC"/>
+    <w:multiLevelType w:val="multilevel"/>
+    <w:tmpl w:val="BEF2E078"/>
+    <w:lvl w:ilvl="0">
+      <w:start w:val="1"/>
+      <w:numFmt w:val="bullet"/>
+      <w:lvlText w:val=""/>
+      <w:lvlJc w:val="left"/>
+      <w:pPr>
+        <w:tabs>
+          <w:tab w:val="num" w:pos="720"/>
+        </w:tabs>
+        <w:ind w:left="720" w:hanging="360"/>
+      </w:pPr>
+      <w:rPr>
+        <w:rFonts w:ascii="Symbol" w:hAnsi="Symbol" w:hint="default"/>
+        <w:sz w:val="20"/>
+      </w:rPr>
+    </w:lvl>
+    <w:lvl w:ilvl="1" w:tentative="1">
+      <w:start w:val="1"/>
+      <w:numFmt w:val="bullet"/>
+      <w:lvlText w:val="o"/>
+      <w:lvlJc w:val="left"/>
+      <w:pPr>
+        <w:tabs>
+          <w:tab w:val="num" w:pos="1440"/>
+        </w:tabs>
+        <w:ind w:left="1440" w:hanging="360"/>
+      </w:pPr>
+      <w:rPr>
+        <w:rFonts w:ascii="Courier New" w:hAnsi="Courier New" w:hint="default"/>
+        <w:sz w:val="20"/>
+      </w:rPr>
+    </w:lvl>
+    <w:lvl w:ilvl="2" w:tentative="1">
+      <w:start w:val="1"/>
+      <w:numFmt w:val="bullet"/>
+      <w:lvlText w:val=""/>
+      <w:lvlJc w:val="left"/>
+      <w:pPr>
+        <w:tabs>
+          <w:tab w:val="num" w:pos="2160"/>
+        </w:tabs>
+        <w:ind w:left="2160" w:hanging="360"/>
+      </w:pPr>
+      <w:rPr>
+        <w:rFonts w:ascii="Wingdings" w:hAnsi="Wingdings" w:hint="default"/>
+        <w:sz w:val="20"/>
+      </w:rPr>
+    </w:lvl>
+    <w:lvl w:ilvl="3" w:tentative="1">
+      <w:start w:val="1"/>
+      <w:numFmt w:val="bullet"/>
+      <w:lvlText w:val=""/>
+      <w:lvlJc w:val="left"/>
+      <w:pPr>
+        <w:tabs>
+          <w:tab w:val="num" w:pos="2880"/>
+        </w:tabs>
+        <w:ind w:left="2880" w:hanging="360"/>
+      </w:pPr>
+      <w:rPr>
+        <w:rFonts w:ascii="Wingdings" w:hAnsi="Wingdings" w:hint="default"/>
+        <w:sz w:val="20"/>
+      </w:rPr>
+    </w:lvl>
+    <w:lvl w:ilvl="4" w:tentative="1">
+      <w:start w:val="1"/>
+      <w:numFmt w:val="bullet"/>
+      <w:lvlText w:val=""/>
+      <w:lvlJc w:val="left"/>
+      <w:pPr>
+        <w:tabs>
+          <w:tab w:val="num" w:pos="3600"/>
+        </w:tabs>
+        <w:ind w:left="3600" w:hanging="360"/>
+      </w:pPr>
+      <w:rPr>
+        <w:rFonts w:ascii="Wingdings" w:hAnsi="Wingdings" w:hint="default"/>
+        <w:sz w:val="20"/>
+      </w:rPr>
+    </w:lvl>
+    <w:lvl w:ilvl="5" w:tentative="1">
+      <w:start w:val="1"/>
+      <w:numFmt w:val="bullet"/>
+      <w:lvlText w:val=""/>
+      <w:lvlJc w:val="left"/>
+      <w:pPr>
+        <w:tabs>
+          <w:tab w:val="num" w:pos="4320"/>
+        </w:tabs>
+        <w:ind w:left="4320" w:hanging="360"/>
+      </w:pPr>
+      <w:rPr>
+        <w:rFonts w:ascii="Wingdings" w:hAnsi="Wingdings" w:hint="default"/>
+        <w:sz w:val="20"/>
+      </w:rPr>
+    </w:lvl>
+    <w:lvl w:ilvl="6" w:tentative="1">
+      <w:start w:val="1"/>
+      <w:numFmt w:val="bullet"/>
+      <w:lvlText w:val=""/>
+      <w:lvlJc w:val="left"/>
+      <w:pPr>
+        <w:tabs>
+          <w:tab w:val="num" w:pos="5040"/>
+        </w:tabs>
+        <w:ind w:left="5040" w:hanging="360"/>
+      </w:pPr>
+      <w:rPr>
+        <w:rFonts w:ascii="Wingdings" w:hAnsi="Wingdings" w:hint="default"/>
+        <w:sz w:val="20"/>
+      </w:rPr>
+    </w:lvl>
+    <w:lvl w:ilvl="7" w:tentative="1">
+      <w:start w:val="1"/>
+      <w:numFmt w:val="bullet"/>
+      <w:lvlText w:val=""/>
+      <w:lvlJc w:val="left"/>
+      <w:pPr>
+        <w:tabs>
+          <w:tab w:val="num" w:pos="5760"/>
+        </w:tabs>
+        <w:ind w:left="5760" w:hanging="360"/>
+      </w:pPr>
+      <w:rPr>
+        <w:rFonts w:ascii="Wingdings" w:hAnsi="Wingdings" w:hint="default"/>
+        <w:sz w:val="20"/>
+      </w:rPr>
+    </w:lvl>
+    <w:lvl w:ilvl="8" w:tentative="1">
+      <w:start w:val="1"/>
+      <w:numFmt w:val="bullet"/>
+      <w:lvlText w:val=""/>
+      <w:lvlJc w:val="left"/>
+      <w:pPr>
+        <w:tabs>
+          <w:tab w:val="num" w:pos="6480"/>
+        </w:tabs>
+        <w:ind w:left="6480" w:hanging="360"/>
+      </w:pPr>
+      <w:rPr>
+        <w:rFonts w:ascii="Wingdings" w:hAnsi="Wingdings" w:hint="default"/>
+        <w:sz w:val="20"/>
+      </w:rPr>
+    </w:lvl>
+  </w:abstractNum>
+  <w:abstractNum w:abstractNumId="8">
     <w:nsid w:val="21503B0C"/>
     <w:multiLevelType w:val="hybridMultilevel"/>
     <w:tmpl w:val="13700F22"/>
@@ -2499,7 +3516,156 @@
       </w:pPr>
     </w:lvl>
   </w:abstractNum>
-  <w:abstractNum w:abstractNumId="4">
+  <w:abstractNum w:abstractNumId="9">
+    <w:nsid w:val="24563AF8"/>
+    <w:multiLevelType w:val="multilevel"/>
+    <w:tmpl w:val="BEF2E078"/>
+    <w:lvl w:ilvl="0">
+      <w:start w:val="1"/>
+      <w:numFmt w:val="bullet"/>
+      <w:lvlText w:val=""/>
+      <w:lvlJc w:val="left"/>
+      <w:pPr>
+        <w:tabs>
+          <w:tab w:val="num" w:pos="720"/>
+        </w:tabs>
+        <w:ind w:left="720" w:hanging="360"/>
+      </w:pPr>
+      <w:rPr>
+        <w:rFonts w:ascii="Symbol" w:hAnsi="Symbol" w:hint="default"/>
+        <w:sz w:val="20"/>
+      </w:rPr>
+    </w:lvl>
+    <w:lvl w:ilvl="1" w:tentative="1">
+      <w:start w:val="1"/>
+      <w:numFmt w:val="bullet"/>
+      <w:lvlText w:val="o"/>
+      <w:lvlJc w:val="left"/>
+      <w:pPr>
+        <w:tabs>
+          <w:tab w:val="num" w:pos="1440"/>
+        </w:tabs>
+        <w:ind w:left="1440" w:hanging="360"/>
+      </w:pPr>
+      <w:rPr>
+        <w:rFonts w:ascii="Courier New" w:hAnsi="Courier New" w:hint="default"/>
+        <w:sz w:val="20"/>
+      </w:rPr>
+    </w:lvl>
+    <w:lvl w:ilvl="2" w:tentative="1">
+      <w:start w:val="1"/>
+      <w:numFmt w:val="bullet"/>
+      <w:lvlText w:val=""/>
+      <w:lvlJc w:val="left"/>
+      <w:pPr>
+        <w:tabs>
+          <w:tab w:val="num" w:pos="2160"/>
+        </w:tabs>
+        <w:ind w:left="2160" w:hanging="360"/>
+      </w:pPr>
+      <w:rPr>
+        <w:rFonts w:ascii="Wingdings" w:hAnsi="Wingdings" w:hint="default"/>
+        <w:sz w:val="20"/>
+      </w:rPr>
+    </w:lvl>
+    <w:lvl w:ilvl="3" w:tentative="1">
+      <w:start w:val="1"/>
+      <w:numFmt w:val="bullet"/>
+      <w:lvlText w:val=""/>
+      <w:lvlJc w:val="left"/>
+      <w:pPr>
+        <w:tabs>
+          <w:tab w:val="num" w:pos="2880"/>
+        </w:tabs>
+        <w:ind w:left="2880" w:hanging="360"/>
+      </w:pPr>
+      <w:rPr>
+        <w:rFonts w:ascii="Wingdings" w:hAnsi="Wingdings" w:hint="default"/>
+        <w:sz w:val="20"/>
+      </w:rPr>
+    </w:lvl>
+    <w:lvl w:ilvl="4" w:tentative="1">
+      <w:start w:val="1"/>
+      <w:numFmt w:val="bullet"/>
+      <w:lvlText w:val=""/>
+      <w:lvlJc w:val="left"/>
+      <w:pPr>
+        <w:tabs>
+          <w:tab w:val="num" w:pos="3600"/>
+        </w:tabs>
+        <w:ind w:left="3600" w:hanging="360"/>
+      </w:pPr>
+      <w:rPr>
+        <w:rFonts w:ascii="Wingdings" w:hAnsi="Wingdings" w:hint="default"/>
+        <w:sz w:val="20"/>
+      </w:rPr>
+    </w:lvl>
+    <w:lvl w:ilvl="5" w:tentative="1">
+      <w:start w:val="1"/>
+      <w:numFmt w:val="bullet"/>
+      <w:lvlText w:val=""/>
+      <w:lvlJc w:val="left"/>
+      <w:pPr>
+        <w:tabs>
+          <w:tab w:val="num" w:pos="4320"/>
+        </w:tabs>
+        <w:ind w:left="4320" w:hanging="360"/>
+      </w:pPr>
+      <w:rPr>
+        <w:rFonts w:ascii="Wingdings" w:hAnsi="Wingdings" w:hint="default"/>
+        <w:sz w:val="20"/>
+      </w:rPr>
+    </w:lvl>
+    <w:lvl w:ilvl="6" w:tentative="1">
+      <w:start w:val="1"/>
+      <w:numFmt w:val="bullet"/>
+      <w:lvlText w:val=""/>
+      <w:lvlJc w:val="left"/>
+      <w:pPr>
+        <w:tabs>
+          <w:tab w:val="num" w:pos="5040"/>
+        </w:tabs>
+        <w:ind w:left="5040" w:hanging="360"/>
+      </w:pPr>
+      <w:rPr>
+        <w:rFonts w:ascii="Wingdings" w:hAnsi="Wingdings" w:hint="default"/>
+        <w:sz w:val="20"/>
+      </w:rPr>
+    </w:lvl>
+    <w:lvl w:ilvl="7" w:tentative="1">
+      <w:start w:val="1"/>
+      <w:numFmt w:val="bullet"/>
+      <w:lvlText w:val=""/>
+      <w:lvlJc w:val="left"/>
+      <w:pPr>
+        <w:tabs>
+          <w:tab w:val="num" w:pos="5760"/>
+        </w:tabs>
+        <w:ind w:left="5760" w:hanging="360"/>
+      </w:pPr>
+      <w:rPr>
+        <w:rFonts w:ascii="Wingdings" w:hAnsi="Wingdings" w:hint="default"/>
+        <w:sz w:val="20"/>
+      </w:rPr>
+    </w:lvl>
+    <w:lvl w:ilvl="8" w:tentative="1">
+      <w:start w:val="1"/>
+      <w:numFmt w:val="bullet"/>
+      <w:lvlText w:val=""/>
+      <w:lvlJc w:val="left"/>
+      <w:pPr>
+        <w:tabs>
+          <w:tab w:val="num" w:pos="6480"/>
+        </w:tabs>
+        <w:ind w:left="6480" w:hanging="360"/>
+      </w:pPr>
+      <w:rPr>
+        <w:rFonts w:ascii="Wingdings" w:hAnsi="Wingdings" w:hint="default"/>
+        <w:sz w:val="20"/>
+      </w:rPr>
+    </w:lvl>
+  </w:abstractNum>
+  <w:abstractNum w:abstractNumId="10">
     <w:nsid w:val="25CA77DF"/>
     <w:multiLevelType w:val="multilevel"/>
     <w:tmpl w:val="EA685BA6"/>
@@ -2648,7 +3814,7 @@
       </w:rPr>
     </w:lvl>
   </w:abstractNum>
-  <w:abstractNum w:abstractNumId="5">
+  <w:abstractNum w:abstractNumId="11">
     <w:nsid w:val="283F4145"/>
     <w:multiLevelType w:val="multilevel"/>
     <w:tmpl w:val="8A486F7A"/>
@@ -2765,7 +3931,7 @@
       </w:pPr>
     </w:lvl>
   </w:abstractNum>
-  <w:abstractNum w:abstractNumId="6">
+  <w:abstractNum w:abstractNumId="12">
     <w:nsid w:val="2EBF2495"/>
     <w:multiLevelType w:val="hybridMultilevel"/>
     <w:tmpl w:val="3D5E96EC"/>
@@ -2851,7 +4017,454 @@
       </w:pPr>
     </w:lvl>
   </w:abstractNum>
-  <w:abstractNum w:abstractNumId="7">
+  <w:abstractNum w:abstractNumId="13">
+    <w:nsid w:val="33602277"/>
+    <w:multiLevelType w:val="multilevel"/>
+    <w:tmpl w:val="BEF2E078"/>
+    <w:lvl w:ilvl="0">
+      <w:start w:val="1"/>
+      <w:numFmt w:val="bullet"/>
+      <w:lvlText w:val=""/>
+      <w:lvlJc w:val="left"/>
+      <w:pPr>
+        <w:tabs>
+          <w:tab w:val="num" w:pos="720"/>
+        </w:tabs>
+        <w:ind w:left="720" w:hanging="360"/>
+      </w:pPr>
+      <w:rPr>
+        <w:rFonts w:ascii="Symbol" w:hAnsi="Symbol" w:hint="default"/>
+        <w:sz w:val="20"/>
+      </w:rPr>
+    </w:lvl>
+    <w:lvl w:ilvl="1">
+      <w:start w:val="1"/>
+      <w:numFmt w:val="bullet"/>
+      <w:lvlText w:val="o"/>
+      <w:lvlJc w:val="left"/>
+      <w:pPr>
+        <w:tabs>
+          <w:tab w:val="num" w:pos="1440"/>
+        </w:tabs>
+        <w:ind w:left="1440" w:hanging="360"/>
+      </w:pPr>
+      <w:rPr>
+        <w:rFonts w:ascii="Courier New" w:hAnsi="Courier New" w:hint="default"/>
+        <w:sz w:val="20"/>
+      </w:rPr>
+    </w:lvl>
+    <w:lvl w:ilvl="2" w:tentative="1">
+      <w:start w:val="1"/>
+      <w:numFmt w:val="bullet"/>
+      <w:lvlText w:val=""/>
+      <w:lvlJc w:val="left"/>
+      <w:pPr>
+        <w:tabs>
+          <w:tab w:val="num" w:pos="2160"/>
+        </w:tabs>
+        <w:ind w:left="2160" w:hanging="360"/>
+      </w:pPr>
+      <w:rPr>
+        <w:rFonts w:ascii="Wingdings" w:hAnsi="Wingdings" w:hint="default"/>
+        <w:sz w:val="20"/>
+      </w:rPr>
+    </w:lvl>
+    <w:lvl w:ilvl="3" w:tentative="1">
+      <w:start w:val="1"/>
+      <w:numFmt w:val="bullet"/>
+      <w:lvlText w:val=""/>
+      <w:lvlJc w:val="left"/>
+      <w:pPr>
+        <w:tabs>
+          <w:tab w:val="num" w:pos="2880"/>
+        </w:tabs>
+        <w:ind w:left="2880" w:hanging="360"/>
+      </w:pPr>
+      <w:rPr>
+        <w:rFonts w:ascii="Wingdings" w:hAnsi="Wingdings" w:hint="default"/>
+        <w:sz w:val="20"/>
+      </w:rPr>
+    </w:lvl>
+    <w:lvl w:ilvl="4" w:tentative="1">
+      <w:start w:val="1"/>
+      <w:numFmt w:val="bullet"/>
+      <w:lvlText w:val=""/>
+      <w:lvlJc w:val="left"/>
+      <w:pPr>
+        <w:tabs>
+          <w:tab w:val="num" w:pos="3600"/>
+        </w:tabs>
+        <w:ind w:left="3600" w:hanging="360"/>
+      </w:pPr>
+      <w:rPr>
+        <w:rFonts w:ascii="Wingdings" w:hAnsi="Wingdings" w:hint="default"/>
+        <w:sz w:val="20"/>
+      </w:rPr>
+    </w:lvl>
+    <w:lvl w:ilvl="5" w:tentative="1">
+      <w:start w:val="1"/>
+      <w:numFmt w:val="bullet"/>
+      <w:lvlText w:val=""/>
+      <w:lvlJc w:val="left"/>
+      <w:pPr>
+        <w:tabs>
+          <w:tab w:val="num" w:pos="4320"/>
+        </w:tabs>
+        <w:ind w:left="4320" w:hanging="360"/>
+      </w:pPr>
+      <w:rPr>
+        <w:rFonts w:ascii="Wingdings" w:hAnsi="Wingdings" w:hint="default"/>
+        <w:sz w:val="20"/>
+      </w:rPr>
+    </w:lvl>
+    <w:lvl w:ilvl="6" w:tentative="1">
+      <w:start w:val="1"/>
+      <w:numFmt w:val="bullet"/>
+      <w:lvlText w:val=""/>
+      <w:lvlJc w:val="left"/>
+      <w:pPr>
+        <w:tabs>
+          <w:tab w:val="num" w:pos="5040"/>
+        </w:tabs>
+        <w:ind w:left="5040" w:hanging="360"/>
+      </w:pPr>
+      <w:rPr>
+        <w:rFonts w:ascii="Wingdings" w:hAnsi="Wingdings" w:hint="default"/>
+        <w:sz w:val="20"/>
+      </w:rPr>
+    </w:lvl>
+    <w:lvl w:ilvl="7" w:tentative="1">
+      <w:start w:val="1"/>
+      <w:numFmt w:val="bullet"/>
+      <w:lvlText w:val=""/>
+      <w:lvlJc w:val="left"/>
+      <w:pPr>
+        <w:tabs>
+          <w:tab w:val="num" w:pos="5760"/>
+        </w:tabs>
+        <w:ind w:left="5760" w:hanging="360"/>
+      </w:pPr>
+      <w:rPr>
+        <w:rFonts w:ascii="Wingdings" w:hAnsi="Wingdings" w:hint="default"/>
+        <w:sz w:val="20"/>
+      </w:rPr>
+    </w:lvl>
+    <w:lvl w:ilvl="8" w:tentative="1">
+      <w:start w:val="1"/>
+      <w:numFmt w:val="bullet"/>
+      <w:lvlText w:val=""/>
+      <w:lvlJc w:val="left"/>
+      <w:pPr>
+        <w:tabs>
+          <w:tab w:val="num" w:pos="6480"/>
+        </w:tabs>
+        <w:ind w:left="6480" w:hanging="360"/>
+      </w:pPr>
+      <w:rPr>
+        <w:rFonts w:ascii="Wingdings" w:hAnsi="Wingdings" w:hint="default"/>
+        <w:sz w:val="20"/>
+      </w:rPr>
+    </w:lvl>
+  </w:abstractNum>
+  <w:abstractNum w:abstractNumId="14">
+    <w:nsid w:val="39FA74DE"/>
+    <w:multiLevelType w:val="multilevel"/>
+    <w:tmpl w:val="BEF2E078"/>
+    <w:lvl w:ilvl="0">
+      <w:start w:val="1"/>
+      <w:numFmt w:val="bullet"/>
+      <w:lvlText w:val=""/>
+      <w:lvlJc w:val="left"/>
+      <w:pPr>
+        <w:tabs>
+          <w:tab w:val="num" w:pos="720"/>
+        </w:tabs>
+        <w:ind w:left="720" w:hanging="360"/>
+      </w:pPr>
+      <w:rPr>
+        <w:rFonts w:ascii="Symbol" w:hAnsi="Symbol" w:hint="default"/>
+        <w:sz w:val="20"/>
+      </w:rPr>
+    </w:lvl>
+    <w:lvl w:ilvl="1">
+      <w:start w:val="1"/>
+      <w:numFmt w:val="bullet"/>
+      <w:lvlText w:val="o"/>
+      <w:lvlJc w:val="left"/>
+      <w:pPr>
+        <w:tabs>
+          <w:tab w:val="num" w:pos="1440"/>
+        </w:tabs>
+        <w:ind w:left="1440" w:hanging="360"/>
+      </w:pPr>
+      <w:rPr>
+        <w:rFonts w:ascii="Courier New" w:hAnsi="Courier New" w:hint="default"/>
+        <w:sz w:val="20"/>
+      </w:rPr>
+    </w:lvl>
+    <w:lvl w:ilvl="2" w:tentative="1">
+      <w:start w:val="1"/>
+      <w:numFmt w:val="bullet"/>
+      <w:lvlText w:val=""/>
+      <w:lvlJc w:val="left"/>
+      <w:pPr>
+        <w:tabs>
+          <w:tab w:val="num" w:pos="2160"/>
+        </w:tabs>
+        <w:ind w:left="2160" w:hanging="360"/>
+      </w:pPr>
+      <w:rPr>
+        <w:rFonts w:ascii="Wingdings" w:hAnsi="Wingdings" w:hint="default"/>
+        <w:sz w:val="20"/>
+      </w:rPr>
+    </w:lvl>
+    <w:lvl w:ilvl="3" w:tentative="1">
+      <w:start w:val="1"/>
+      <w:numFmt w:val="bullet"/>
+      <w:lvlText w:val=""/>
+      <w:lvlJc w:val="left"/>
+      <w:pPr>
+        <w:tabs>
+          <w:tab w:val="num" w:pos="2880"/>
+        </w:tabs>
+        <w:ind w:left="2880" w:hanging="360"/>
+      </w:pPr>
+      <w:rPr>
+        <w:rFonts w:ascii="Wingdings" w:hAnsi="Wingdings" w:hint="default"/>
+        <w:sz w:val="20"/>
+      </w:rPr>
+    </w:lvl>
+    <w:lvl w:ilvl="4" w:tentative="1">
+      <w:start w:val="1"/>
+      <w:numFmt w:val="bullet"/>
+      <w:lvlText w:val=""/>
+      <w:lvlJc w:val="left"/>
+      <w:pPr>
+        <w:tabs>
+          <w:tab w:val="num" w:pos="3600"/>
+        </w:tabs>
+        <w:ind w:left="3600" w:hanging="360"/>
+      </w:pPr>
+      <w:rPr>
+        <w:rFonts w:ascii="Wingdings" w:hAnsi="Wingdings" w:hint="default"/>
+        <w:sz w:val="20"/>
+      </w:rPr>
+    </w:lvl>
+    <w:lvl w:ilvl="5" w:tentative="1">
+      <w:start w:val="1"/>
+      <w:numFmt w:val="bullet"/>
+      <w:lvlText w:val=""/>
+      <w:lvlJc w:val="left"/>
+      <w:pPr>
+        <w:tabs>
+          <w:tab w:val="num" w:pos="4320"/>
+        </w:tabs>
+        <w:ind w:left="4320" w:hanging="360"/>
+      </w:pPr>
+      <w:rPr>
+        <w:rFonts w:ascii="Wingdings" w:hAnsi="Wingdings" w:hint="default"/>
+        <w:sz w:val="20"/>
+      </w:rPr>
+    </w:lvl>
+    <w:lvl w:ilvl="6" w:tentative="1">
+      <w:start w:val="1"/>
+      <w:numFmt w:val="bullet"/>
+      <w:lvlText w:val=""/>
+      <w:lvlJc w:val="left"/>
+      <w:pPr>
+        <w:tabs>
+          <w:tab w:val="num" w:pos="5040"/>
+        </w:tabs>
+        <w:ind w:left="5040" w:hanging="360"/>
+      </w:pPr>
+      <w:rPr>
+        <w:rFonts w:ascii="Wingdings" w:hAnsi="Wingdings" w:hint="default"/>
+        <w:sz w:val="20"/>
+      </w:rPr>
+    </w:lvl>
+    <w:lvl w:ilvl="7" w:tentative="1">
+      <w:start w:val="1"/>
+      <w:numFmt w:val="bullet"/>
+      <w:lvlText w:val=""/>
+      <w:lvlJc w:val="left"/>
+      <w:pPr>
+        <w:tabs>
+          <w:tab w:val="num" w:pos="5760"/>
+        </w:tabs>
+        <w:ind w:left="5760" w:hanging="360"/>
+      </w:pPr>
+      <w:rPr>
+        <w:rFonts w:ascii="Wingdings" w:hAnsi="Wingdings" w:hint="default"/>
+        <w:sz w:val="20"/>
+      </w:rPr>
+    </w:lvl>
+    <w:lvl w:ilvl="8" w:tentative="1">
+      <w:start w:val="1"/>
+      <w:numFmt w:val="bullet"/>
+      <w:lvlText w:val=""/>
+      <w:lvlJc w:val="left"/>
+      <w:pPr>
+        <w:tabs>
+          <w:tab w:val="num" w:pos="6480"/>
+        </w:tabs>
+        <w:ind w:left="6480" w:hanging="360"/>
+      </w:pPr>
+      <w:rPr>
+        <w:rFonts w:ascii="Wingdings" w:hAnsi="Wingdings" w:hint="default"/>
+        <w:sz w:val="20"/>
+      </w:rPr>
+    </w:lvl>
+  </w:abstractNum>
+  <w:abstractNum w:abstractNumId="15">
+    <w:nsid w:val="3AC13B60"/>
+    <w:multiLevelType w:val="multilevel"/>
+    <w:tmpl w:val="29A28C3A"/>
+    <w:lvl w:ilvl="0">
+      <w:start w:val="1"/>
+      <w:numFmt w:val="bullet"/>
+      <w:lvlText w:val=""/>
+      <w:lvlJc w:val="left"/>
+      <w:pPr>
+        <w:tabs>
+          <w:tab w:val="num" w:pos="720"/>
+        </w:tabs>
+        <w:ind w:left="720" w:hanging="360"/>
+      </w:pPr>
+      <w:rPr>
+        <w:rFonts w:ascii="Symbol" w:hAnsi="Symbol" w:hint="default"/>
+        <w:sz w:val="20"/>
+      </w:rPr>
+    </w:lvl>
+    <w:lvl w:ilvl="1" w:tentative="1">
+      <w:start w:val="1"/>
+      <w:numFmt w:val="bullet"/>
+      <w:lvlText w:val="o"/>
+      <w:lvlJc w:val="left"/>
+      <w:pPr>
+        <w:tabs>
+          <w:tab w:val="num" w:pos="1440"/>
+        </w:tabs>
+        <w:ind w:left="1440" w:hanging="360"/>
+      </w:pPr>
+      <w:rPr>
+        <w:rFonts w:ascii="Courier New" w:hAnsi="Courier New" w:hint="default"/>
+        <w:sz w:val="20"/>
+      </w:rPr>
+    </w:lvl>
+    <w:lvl w:ilvl="2" w:tentative="1">
+      <w:start w:val="1"/>
+      <w:numFmt w:val="bullet"/>
+      <w:lvlText w:val=""/>
+      <w:lvlJc w:val="left"/>
+      <w:pPr>
+        <w:tabs>
+          <w:tab w:val="num" w:pos="2160"/>
+        </w:tabs>
+        <w:ind w:left="2160" w:hanging="360"/>
+      </w:pPr>
+      <w:rPr>
+        <w:rFonts w:ascii="Wingdings" w:hAnsi="Wingdings" w:hint="default"/>
+        <w:sz w:val="20"/>
+      </w:rPr>
+    </w:lvl>
+    <w:lvl w:ilvl="3" w:tentative="1">
+      <w:start w:val="1"/>
+      <w:numFmt w:val="bullet"/>
+      <w:lvlText w:val=""/>
+      <w:lvlJc w:val="left"/>
+      <w:pPr>
+        <w:tabs>
+          <w:tab w:val="num" w:pos="2880"/>
+        </w:tabs>
+        <w:ind w:left="2880" w:hanging="360"/>
+      </w:pPr>
+      <w:rPr>
+        <w:rFonts w:ascii="Wingdings" w:hAnsi="Wingdings" w:hint="default"/>
+        <w:sz w:val="20"/>
+      </w:rPr>
+    </w:lvl>
+    <w:lvl w:ilvl="4" w:tentative="1">
+      <w:start w:val="1"/>
+      <w:numFmt w:val="bullet"/>
+      <w:lvlText w:val=""/>
+      <w:lvlJc w:val="left"/>
+      <w:pPr>
+        <w:tabs>
+          <w:tab w:val="num" w:pos="3600"/>
+        </w:tabs>
+        <w:ind w:left="3600" w:hanging="360"/>
+      </w:pPr>
+      <w:rPr>
+        <w:rFonts w:ascii="Wingdings" w:hAnsi="Wingdings" w:hint="default"/>
+        <w:sz w:val="20"/>
+      </w:rPr>
+    </w:lvl>
+    <w:lvl w:ilvl="5" w:tentative="1">
+      <w:start w:val="1"/>
+      <w:numFmt w:val="bullet"/>
+      <w:lvlText w:val=""/>
+      <w:lvlJc w:val="left"/>
+      <w:pPr>
+        <w:tabs>
+          <w:tab w:val="num" w:pos="4320"/>
+        </w:tabs>
+        <w:ind w:left="4320" w:hanging="360"/>
+      </w:pPr>
+      <w:rPr>
+        <w:rFonts w:ascii="Wingdings" w:hAnsi="Wingdings" w:hint="default"/>
+        <w:sz w:val="20"/>
+      </w:rPr>
+    </w:lvl>
+    <w:lvl w:ilvl="6" w:tentative="1">
+      <w:start w:val="1"/>
+      <w:numFmt w:val="bullet"/>
+      <w:lvlText w:val=""/>
+      <w:lvlJc w:val="left"/>
+      <w:pPr>
+        <w:tabs>
+          <w:tab w:val="num" w:pos="5040"/>
+        </w:tabs>
+        <w:ind w:left="5040" w:hanging="360"/>
+      </w:pPr>
+      <w:rPr>
+        <w:rFonts w:ascii="Wingdings" w:hAnsi="Wingdings" w:hint="default"/>
+        <w:sz w:val="20"/>
+      </w:rPr>
+    </w:lvl>
+    <w:lvl w:ilvl="7" w:tentative="1">
+      <w:start w:val="1"/>
+      <w:numFmt w:val="bullet"/>
+      <w:lvlText w:val=""/>
+      <w:lvlJc w:val="left"/>
+      <w:pPr>
+        <w:tabs>
+          <w:tab w:val="num" w:pos="5760"/>
+        </w:tabs>
+        <w:ind w:left="5760" w:hanging="360"/>
+      </w:pPr>
+      <w:rPr>
+        <w:rFonts w:ascii="Wingdings" w:hAnsi="Wingdings" w:hint="default"/>
+        <w:sz w:val="20"/>
+      </w:rPr>
+    </w:lvl>
+    <w:lvl w:ilvl="8" w:tentative="1">
+      <w:start w:val="1"/>
+      <w:numFmt w:val="bullet"/>
+      <w:lvlText w:val=""/>
+      <w:lvlJc w:val="left"/>
+      <w:pPr>
+        <w:tabs>
+          <w:tab w:val="num" w:pos="6480"/>
+        </w:tabs>
+        <w:ind w:left="6480" w:hanging="360"/>
+      </w:pPr>
+      <w:rPr>
+        <w:rFonts w:ascii="Wingdings" w:hAnsi="Wingdings" w:hint="default"/>
+        <w:sz w:val="20"/>
+      </w:rPr>
+    </w:lvl>
+  </w:abstractNum>
+  <w:abstractNum w:abstractNumId="16">
     <w:nsid w:val="3EBD23D2"/>
     <w:multiLevelType w:val="multilevel"/>
     <w:tmpl w:val="D97E6FCA"/>
@@ -3000,7 +4613,7 @@
       </w:rPr>
     </w:lvl>
   </w:abstractNum>
-  <w:abstractNum w:abstractNumId="8">
+  <w:abstractNum w:abstractNumId="17">
     <w:nsid w:val="460B6473"/>
     <w:multiLevelType w:val="multilevel"/>
     <w:tmpl w:val="9ED261DE"/>
@@ -3149,7 +4762,273 @@
       </w:rPr>
     </w:lvl>
   </w:abstractNum>
-  <w:abstractNum w:abstractNumId="9">
+  <w:abstractNum w:abstractNumId="18">
+    <w:nsid w:val="4B7C2083"/>
+    <w:multiLevelType w:val="multilevel"/>
+    <w:tmpl w:val="FE440A6A"/>
+    <w:lvl w:ilvl="0">
+      <w:start w:val="1"/>
+      <w:numFmt w:val="decimal"/>
+      <w:lvlText w:val="%1."/>
+      <w:lvlJc w:val="left"/>
+      <w:pPr>
+        <w:tabs>
+          <w:tab w:val="num" w:pos="720"/>
+        </w:tabs>
+        <w:ind w:left="720" w:hanging="360"/>
+      </w:pPr>
+    </w:lvl>
+    <w:lvl w:ilvl="1">
+      <w:start w:val="1"/>
+      <w:numFmt w:val="bullet"/>
+      <w:lvlText w:val="o"/>
+      <w:lvlJc w:val="left"/>
+      <w:pPr>
+        <w:tabs>
+          <w:tab w:val="num" w:pos="1440"/>
+        </w:tabs>
+        <w:ind w:left="1440" w:hanging="360"/>
+      </w:pPr>
+      <w:rPr>
+        <w:rFonts w:ascii="Courier New" w:hAnsi="Courier New" w:hint="default"/>
+        <w:sz w:val="20"/>
+      </w:rPr>
+    </w:lvl>
+    <w:lvl w:ilvl="2" w:tentative="1">
+      <w:start w:val="1"/>
+      <w:numFmt w:val="decimal"/>
+      <w:lvlText w:val="%3."/>
+      <w:lvlJc w:val="left"/>
+      <w:pPr>
+        <w:tabs>
+          <w:tab w:val="num" w:pos="2160"/>
+        </w:tabs>
+        <w:ind w:left="2160" w:hanging="360"/>
+      </w:pPr>
+    </w:lvl>
+    <w:lvl w:ilvl="3" w:tentative="1">
+      <w:start w:val="1"/>
+      <w:numFmt w:val="decimal"/>
+      <w:lvlText w:val="%4."/>
+      <w:lvlJc w:val="left"/>
+      <w:pPr>
+        <w:tabs>
+          <w:tab w:val="num" w:pos="2880"/>
+        </w:tabs>
+        <w:ind w:left="2880" w:hanging="360"/>
+      </w:pPr>
+    </w:lvl>
+    <w:lvl w:ilvl="4" w:tentative="1">
+      <w:start w:val="1"/>
+      <w:numFmt w:val="decimal"/>
+      <w:lvlText w:val="%5."/>
+      <w:lvlJc w:val="left"/>
+      <w:pPr>
+        <w:tabs>
+          <w:tab w:val="num" w:pos="3600"/>
+        </w:tabs>
+        <w:ind w:left="3600" w:hanging="360"/>
+      </w:pPr>
+    </w:lvl>
+    <w:lvl w:ilvl="5" w:tentative="1">
+      <w:start w:val="1"/>
+      <w:numFmt w:val="decimal"/>
+      <w:lvlText w:val="%6."/>
+      <w:lvlJc w:val="left"/>
+      <w:pPr>
+        <w:tabs>
+          <w:tab w:val="num" w:pos="4320"/>
+        </w:tabs>
+        <w:ind w:left="4320" w:hanging="360"/>
+      </w:pPr>
+    </w:lvl>
+    <w:lvl w:ilvl="6" w:tentative="1">
+      <w:start w:val="1"/>
+      <w:numFmt w:val="decimal"/>
+      <w:lvlText w:val="%7."/>
+      <w:lvlJc w:val="left"/>
+      <w:pPr>
+        <w:tabs>
+          <w:tab w:val="num" w:pos="5040"/>
+        </w:tabs>
+        <w:ind w:left="5040" w:hanging="360"/>
+      </w:pPr>
+    </w:lvl>
+    <w:lvl w:ilvl="7" w:tentative="1">
+      <w:start w:val="1"/>
+      <w:numFmt w:val="decimal"/>
+      <w:lvlText w:val="%8."/>
+      <w:lvlJc w:val="left"/>
+      <w:pPr>
+        <w:tabs>
+          <w:tab w:val="num" w:pos="5760"/>
+        </w:tabs>
+        <w:ind w:left="5760" w:hanging="360"/>
+      </w:pPr>
+    </w:lvl>
+    <w:lvl w:ilvl="8" w:tentative="1">
+      <w:start w:val="1"/>
+      <w:numFmt w:val="decimal"/>
+      <w:lvlText w:val="%9."/>
+      <w:lvlJc w:val="left"/>
+      <w:pPr>
+        <w:tabs>
+          <w:tab w:val="num" w:pos="6480"/>
+        </w:tabs>
+        <w:ind w:left="6480" w:hanging="360"/>
+      </w:pPr>
+    </w:lvl>
+  </w:abstractNum>
+  <w:abstractNum w:abstractNumId="19">
+    <w:nsid w:val="572271D6"/>
+    <w:multiLevelType w:val="multilevel"/>
+    <w:tmpl w:val="BEF2E078"/>
+    <w:lvl w:ilvl="0">
+      <w:start w:val="1"/>
+      <w:numFmt w:val="bullet"/>
+      <w:lvlText w:val=""/>
+      <w:lvlJc w:val="left"/>
+      <w:pPr>
+        <w:tabs>
+          <w:tab w:val="num" w:pos="720"/>
+        </w:tabs>
+        <w:ind w:left="720" w:hanging="360"/>
+      </w:pPr>
+      <w:rPr>
+        <w:rFonts w:ascii="Symbol" w:hAnsi="Symbol" w:hint="default"/>
+        <w:sz w:val="20"/>
+      </w:rPr>
+    </w:lvl>
+    <w:lvl w:ilvl="1">
+      <w:start w:val="1"/>
+      <w:numFmt w:val="bullet"/>
+      <w:lvlText w:val="o"/>
+      <w:lvlJc w:val="left"/>
+      <w:pPr>
+        <w:tabs>
+          <w:tab w:val="num" w:pos="1440"/>
+        </w:tabs>
+        <w:ind w:left="1440" w:hanging="360"/>
+      </w:pPr>
+      <w:rPr>
+        <w:rFonts w:ascii="Courier New" w:hAnsi="Courier New" w:hint="default"/>
+        <w:sz w:val="20"/>
+      </w:rPr>
+    </w:lvl>
+    <w:lvl w:ilvl="2" w:tentative="1">
+      <w:start w:val="1"/>
+      <w:numFmt w:val="bullet"/>
+      <w:lvlText w:val=""/>
+      <w:lvlJc w:val="left"/>
+      <w:pPr>
+        <w:tabs>
+          <w:tab w:val="num" w:pos="2160"/>
+        </w:tabs>
+        <w:ind w:left="2160" w:hanging="360"/>
+      </w:pPr>
+      <w:rPr>
+        <w:rFonts w:ascii="Wingdings" w:hAnsi="Wingdings" w:hint="default"/>
+        <w:sz w:val="20"/>
+      </w:rPr>
+    </w:lvl>
+    <w:lvl w:ilvl="3" w:tentative="1">
+      <w:start w:val="1"/>
+      <w:numFmt w:val="bullet"/>
+      <w:lvlText w:val=""/>
+      <w:lvlJc w:val="left"/>
+      <w:pPr>
+        <w:tabs>
+          <w:tab w:val="num" w:pos="2880"/>
+        </w:tabs>
+        <w:ind w:left="2880" w:hanging="360"/>
+      </w:pPr>
+      <w:rPr>
+        <w:rFonts w:ascii="Wingdings" w:hAnsi="Wingdings" w:hint="default"/>
+        <w:sz w:val="20"/>
+      </w:rPr>
+    </w:lvl>
+    <w:lvl w:ilvl="4" w:tentative="1">
+      <w:start w:val="1"/>
+      <w:numFmt w:val="bullet"/>
+      <w:lvlText w:val=""/>
+      <w:lvlJc w:val="left"/>
+      <w:pPr>
+        <w:tabs>
+          <w:tab w:val="num" w:pos="3600"/>
+        </w:tabs>
+        <w:ind w:left="3600" w:hanging="360"/>
+      </w:pPr>
+      <w:rPr>
+        <w:rFonts w:ascii="Wingdings" w:hAnsi="Wingdings" w:hint="default"/>
+        <w:sz w:val="20"/>
+      </w:rPr>
+    </w:lvl>
+    <w:lvl w:ilvl="5" w:tentative="1">
+      <w:start w:val="1"/>
+      <w:numFmt w:val="bullet"/>
+      <w:lvlText w:val=""/>
+      <w:lvlJc w:val="left"/>
+      <w:pPr>
+        <w:tabs>
+          <w:tab w:val="num" w:pos="4320"/>
+        </w:tabs>
+        <w:ind w:left="4320" w:hanging="360"/>
+      </w:pPr>
+      <w:rPr>
+        <w:rFonts w:ascii="Wingdings" w:hAnsi="Wingdings" w:hint="default"/>
+        <w:sz w:val="20"/>
+      </w:rPr>
+    </w:lvl>
+    <w:lvl w:ilvl="6" w:tentative="1">
+      <w:start w:val="1"/>
+      <w:numFmt w:val="bullet"/>
+      <w:lvlText w:val=""/>
+      <w:lvlJc w:val="left"/>
+      <w:pPr>
+        <w:tabs>
+          <w:tab w:val="num" w:pos="5040"/>
+        </w:tabs>
+        <w:ind w:left="5040" w:hanging="360"/>
+      </w:pPr>
+      <w:rPr>
+        <w:rFonts w:ascii="Wingdings" w:hAnsi="Wingdings" w:hint="default"/>
+        <w:sz w:val="20"/>
+      </w:rPr>
+    </w:lvl>
+    <w:lvl w:ilvl="7" w:tentative="1">
+      <w:start w:val="1"/>
+      <w:numFmt w:val="bullet"/>
+      <w:lvlText w:val=""/>
+      <w:lvlJc w:val="left"/>
+      <w:pPr>
+        <w:tabs>
+          <w:tab w:val="num" w:pos="5760"/>
+        </w:tabs>
+        <w:ind w:left="5760" w:hanging="360"/>
+      </w:pPr>
+      <w:rPr>
+        <w:rFonts w:ascii="Wingdings" w:hAnsi="Wingdings" w:hint="default"/>
+        <w:sz w:val="20"/>
+      </w:rPr>
+    </w:lvl>
+    <w:lvl w:ilvl="8" w:tentative="1">
+      <w:start w:val="1"/>
+      <w:numFmt w:val="bullet"/>
+      <w:lvlText w:val=""/>
+      <w:lvlJc w:val="left"/>
+      <w:pPr>
+        <w:tabs>
+          <w:tab w:val="num" w:pos="6480"/>
+        </w:tabs>
+        <w:ind w:left="6480" w:hanging="360"/>
+      </w:pPr>
+      <w:rPr>
+        <w:rFonts w:ascii="Wingdings" w:hAnsi="Wingdings" w:hint="default"/>
+        <w:sz w:val="20"/>
+      </w:rPr>
+    </w:lvl>
+  </w:abstractNum>
+  <w:abstractNum w:abstractNumId="20">
     <w:nsid w:val="5AF52B90"/>
     <w:multiLevelType w:val="hybridMultilevel"/>
     <w:tmpl w:val="E4FC5A4A"/>
@@ -3235,7 +5114,7 @@
       </w:pPr>
     </w:lvl>
   </w:abstractNum>
-  <w:abstractNum w:abstractNumId="10">
+  <w:abstractNum w:abstractNumId="21">
     <w:nsid w:val="5D7802A9"/>
     <w:multiLevelType w:val="hybridMultilevel"/>
     <w:tmpl w:val="6A78D764"/>
@@ -3321,7 +5200,120 @@
       </w:pPr>
     </w:lvl>
   </w:abstractNum>
-  <w:abstractNum w:abstractNumId="11">
+  <w:abstractNum w:abstractNumId="22">
+    <w:nsid w:val="652217F0"/>
+    <w:multiLevelType w:val="multilevel"/>
+    <w:tmpl w:val="33DCCBB8"/>
+    <w:lvl w:ilvl="0">
+      <w:start w:val="1"/>
+      <w:numFmt w:val="decimal"/>
+      <w:lvlText w:val="%1."/>
+      <w:lvlJc w:val="left"/>
+      <w:pPr>
+        <w:tabs>
+          <w:tab w:val="num" w:pos="720"/>
+        </w:tabs>
+        <w:ind w:left="720" w:hanging="360"/>
+      </w:pPr>
+    </w:lvl>
+    <w:lvl w:ilvl="1" w:tentative="1">
+      <w:start w:val="1"/>
+      <w:numFmt w:val="decimal"/>
+      <w:lvlText w:val="%2."/>
+      <w:lvlJc w:val="left"/>
+      <w:pPr>
+        <w:tabs>
+          <w:tab w:val="num" w:pos="1440"/>
+        </w:tabs>
+        <w:ind w:left="1440" w:hanging="360"/>
+      </w:pPr>
+    </w:lvl>
+    <w:lvl w:ilvl="2" w:tentative="1">
+      <w:start w:val="1"/>
+      <w:numFmt w:val="decimal"/>
+      <w:lvlText w:val="%3."/>
+      <w:lvlJc w:val="left"/>
+      <w:pPr>
+        <w:tabs>
+          <w:tab w:val="num" w:pos="2160"/>
+        </w:tabs>
+        <w:ind w:left="2160" w:hanging="360"/>
+      </w:pPr>
+    </w:lvl>
+    <w:lvl w:ilvl="3" w:tentative="1">
+      <w:start w:val="1"/>
+      <w:numFmt w:val="decimal"/>
+      <w:lvlText w:val="%4."/>
+      <w:lvlJc w:val="left"/>
+      <w:pPr>
+        <w:tabs>
+          <w:tab w:val="num" w:pos="2880"/>
+        </w:tabs>
+        <w:ind w:left="2880" w:hanging="360"/>
+      </w:pPr>
+    </w:lvl>
+    <w:lvl w:ilvl="4" w:tentative="1">
+      <w:start w:val="1"/>
+      <w:numFmt w:val="decimal"/>
+      <w:lvlText w:val="%5."/>
+      <w:lvlJc w:val="left"/>
+      <w:pPr>
+        <w:tabs>
+          <w:tab w:val="num" w:pos="3600"/>
+        </w:tabs>
+        <w:ind w:left="3600" w:hanging="360"/>
+      </w:pPr>
+    </w:lvl>
+    <w:lvl w:ilvl="5" w:tentative="1">
+      <w:start w:val="1"/>
+      <w:numFmt w:val="decimal"/>
+      <w:lvlText w:val="%6."/>
+      <w:lvlJc w:val="left"/>
+      <w:pPr>
+        <w:tabs>
+          <w:tab w:val="num" w:pos="4320"/>
+        </w:tabs>
+        <w:ind w:left="4320" w:hanging="360"/>
+      </w:pPr>
+    </w:lvl>
+    <w:lvl w:ilvl="6" w:tentative="1">
+      <w:start w:val="1"/>
+      <w:numFmt w:val="decimal"/>
+      <w:lvlText w:val="%7."/>
+      <w:lvlJc w:val="left"/>
+      <w:pPr>
+        <w:tabs>
+          <w:tab w:val="num" w:pos="5040"/>
+        </w:tabs>
+        <w:ind w:left="5040" w:hanging="360"/>
+      </w:pPr>
+    </w:lvl>
+    <w:lvl w:ilvl="7" w:tentative="1">
+      <w:start w:val="1"/>
+      <w:numFmt w:val="decimal"/>
+      <w:lvlText w:val="%8."/>
+      <w:lvlJc w:val="left"/>
+      <w:pPr>
+        <w:tabs>
+          <w:tab w:val="num" w:pos="5760"/>
+        </w:tabs>
+        <w:ind w:left="5760" w:hanging="360"/>
+      </w:pPr>
+    </w:lvl>
+    <w:lvl w:ilvl="8" w:tentative="1">
+      <w:start w:val="1"/>
+      <w:numFmt w:val="decimal"/>
+      <w:lvlText w:val="%9."/>
+      <w:lvlJc w:val="left"/>
+      <w:pPr>
+        <w:tabs>
+          <w:tab w:val="num" w:pos="6480"/>
+        </w:tabs>
+        <w:ind w:left="6480" w:hanging="360"/>
+      </w:pPr>
+    </w:lvl>
+  </w:abstractNum>
+  <w:abstractNum w:abstractNumId="23">
     <w:nsid w:val="672E13F6"/>
     <w:multiLevelType w:val="hybridMultilevel"/>
     <w:tmpl w:val="089A403C"/>
@@ -3434,41 +5426,913 @@
       </w:rPr>
     </w:lvl>
   </w:abstractNum>
+  <w:abstractNum w:abstractNumId="24">
+    <w:nsid w:val="6FAC739D"/>
+    <w:multiLevelType w:val="multilevel"/>
+    <w:tmpl w:val="1BD040BC"/>
+    <w:lvl w:ilvl="0">
+      <w:start w:val="1"/>
+      <w:numFmt w:val="decimal"/>
+      <w:lvlText w:val="%1."/>
+      <w:lvlJc w:val="left"/>
+      <w:pPr>
+        <w:tabs>
+          <w:tab w:val="num" w:pos="720"/>
+        </w:tabs>
+        <w:ind w:left="720" w:hanging="360"/>
+      </w:pPr>
+    </w:lvl>
+    <w:lvl w:ilvl="1">
+      <w:start w:val="1"/>
+      <w:numFmt w:val="bullet"/>
+      <w:lvlText w:val="o"/>
+      <w:lvlJc w:val="left"/>
+      <w:pPr>
+        <w:tabs>
+          <w:tab w:val="num" w:pos="1440"/>
+        </w:tabs>
+        <w:ind w:left="1440" w:hanging="360"/>
+      </w:pPr>
+      <w:rPr>
+        <w:rFonts w:ascii="Courier New" w:hAnsi="Courier New" w:hint="default"/>
+        <w:sz w:val="20"/>
+      </w:rPr>
+    </w:lvl>
+    <w:lvl w:ilvl="2" w:tentative="1">
+      <w:start w:val="1"/>
+      <w:numFmt w:val="decimal"/>
+      <w:lvlText w:val="%3."/>
+      <w:lvlJc w:val="left"/>
+      <w:pPr>
+        <w:tabs>
+          <w:tab w:val="num" w:pos="2160"/>
+        </w:tabs>
+        <w:ind w:left="2160" w:hanging="360"/>
+      </w:pPr>
+    </w:lvl>
+    <w:lvl w:ilvl="3" w:tentative="1">
+      <w:start w:val="1"/>
+      <w:numFmt w:val="decimal"/>
+      <w:lvlText w:val="%4."/>
+      <w:lvlJc w:val="left"/>
+      <w:pPr>
+        <w:tabs>
+          <w:tab w:val="num" w:pos="2880"/>
+        </w:tabs>
+        <w:ind w:left="2880" w:hanging="360"/>
+      </w:pPr>
+    </w:lvl>
+    <w:lvl w:ilvl="4" w:tentative="1">
+      <w:start w:val="1"/>
+      <w:numFmt w:val="decimal"/>
+      <w:lvlText w:val="%5."/>
+      <w:lvlJc w:val="left"/>
+      <w:pPr>
+        <w:tabs>
+          <w:tab w:val="num" w:pos="3600"/>
+        </w:tabs>
+        <w:ind w:left="3600" w:hanging="360"/>
+      </w:pPr>
+    </w:lvl>
+    <w:lvl w:ilvl="5" w:tentative="1">
+      <w:start w:val="1"/>
+      <w:numFmt w:val="decimal"/>
+      <w:lvlText w:val="%6."/>
+      <w:lvlJc w:val="left"/>
+      <w:pPr>
+        <w:tabs>
+          <w:tab w:val="num" w:pos="4320"/>
+        </w:tabs>
+        <w:ind w:left="4320" w:hanging="360"/>
+      </w:pPr>
+    </w:lvl>
+    <w:lvl w:ilvl="6" w:tentative="1">
+      <w:start w:val="1"/>
+      <w:numFmt w:val="decimal"/>
+      <w:lvlText w:val="%7."/>
+      <w:lvlJc w:val="left"/>
+      <w:pPr>
+        <w:tabs>
+          <w:tab w:val="num" w:pos="5040"/>
+        </w:tabs>
+        <w:ind w:left="5040" w:hanging="360"/>
+      </w:pPr>
+    </w:lvl>
+    <w:lvl w:ilvl="7" w:tentative="1">
+      <w:start w:val="1"/>
+      <w:numFmt w:val="decimal"/>
+      <w:lvlText w:val="%8."/>
+      <w:lvlJc w:val="left"/>
+      <w:pPr>
+        <w:tabs>
+          <w:tab w:val="num" w:pos="5760"/>
+        </w:tabs>
+        <w:ind w:left="5760" w:hanging="360"/>
+      </w:pPr>
+    </w:lvl>
+    <w:lvl w:ilvl="8" w:tentative="1">
+      <w:start w:val="1"/>
+      <w:numFmt w:val="decimal"/>
+      <w:lvlText w:val="%9."/>
+      <w:lvlJc w:val="left"/>
+      <w:pPr>
+        <w:tabs>
+          <w:tab w:val="num" w:pos="6480"/>
+        </w:tabs>
+        <w:ind w:left="6480" w:hanging="360"/>
+      </w:pPr>
+    </w:lvl>
+  </w:abstractNum>
+  <w:abstractNum w:abstractNumId="25">
+    <w:nsid w:val="74105CFD"/>
+    <w:multiLevelType w:val="multilevel"/>
+    <w:tmpl w:val="637E331C"/>
+    <w:lvl w:ilvl="0">
+      <w:start w:val="1"/>
+      <w:numFmt w:val="decimal"/>
+      <w:lvlText w:val="%1."/>
+      <w:lvlJc w:val="left"/>
+      <w:pPr>
+        <w:tabs>
+          <w:tab w:val="num" w:pos="720"/>
+        </w:tabs>
+        <w:ind w:left="720" w:hanging="360"/>
+      </w:pPr>
+    </w:lvl>
+    <w:lvl w:ilvl="1">
+      <w:start w:val="1"/>
+      <w:numFmt w:val="bullet"/>
+      <w:lvlText w:val="o"/>
+      <w:lvlJc w:val="left"/>
+      <w:pPr>
+        <w:tabs>
+          <w:tab w:val="num" w:pos="1440"/>
+        </w:tabs>
+        <w:ind w:left="1440" w:hanging="360"/>
+      </w:pPr>
+      <w:rPr>
+        <w:rFonts w:ascii="Courier New" w:hAnsi="Courier New" w:hint="default"/>
+        <w:sz w:val="20"/>
+      </w:rPr>
+    </w:lvl>
+    <w:lvl w:ilvl="2" w:tentative="1">
+      <w:start w:val="1"/>
+      <w:numFmt w:val="decimal"/>
+      <w:lvlText w:val="%3."/>
+      <w:lvlJc w:val="left"/>
+      <w:pPr>
+        <w:tabs>
+          <w:tab w:val="num" w:pos="2160"/>
+        </w:tabs>
+        <w:ind w:left="2160" w:hanging="360"/>
+      </w:pPr>
+    </w:lvl>
+    <w:lvl w:ilvl="3" w:tentative="1">
+      <w:start w:val="1"/>
+      <w:numFmt w:val="decimal"/>
+      <w:lvlText w:val="%4."/>
+      <w:lvlJc w:val="left"/>
+      <w:pPr>
+        <w:tabs>
+          <w:tab w:val="num" w:pos="2880"/>
+        </w:tabs>
+        <w:ind w:left="2880" w:hanging="360"/>
+      </w:pPr>
+    </w:lvl>
+    <w:lvl w:ilvl="4" w:tentative="1">
+      <w:start w:val="1"/>
+      <w:numFmt w:val="decimal"/>
+      <w:lvlText w:val="%5."/>
+      <w:lvlJc w:val="left"/>
+      <w:pPr>
+        <w:tabs>
+          <w:tab w:val="num" w:pos="3600"/>
+        </w:tabs>
+        <w:ind w:left="3600" w:hanging="360"/>
+      </w:pPr>
+    </w:lvl>
+    <w:lvl w:ilvl="5" w:tentative="1">
+      <w:start w:val="1"/>
+      <w:numFmt w:val="decimal"/>
+      <w:lvlText w:val="%6."/>
+      <w:lvlJc w:val="left"/>
+      <w:pPr>
+        <w:tabs>
+          <w:tab w:val="num" w:pos="4320"/>
+        </w:tabs>
+        <w:ind w:left="4320" w:hanging="360"/>
+      </w:pPr>
+    </w:lvl>
+    <w:lvl w:ilvl="6" w:tentative="1">
+      <w:start w:val="1"/>
+      <w:numFmt w:val="decimal"/>
+      <w:lvlText w:val="%7."/>
+      <w:lvlJc w:val="left"/>
+      <w:pPr>
+        <w:tabs>
+          <w:tab w:val="num" w:pos="5040"/>
+        </w:tabs>
+        <w:ind w:left="5040" w:hanging="360"/>
+      </w:pPr>
+    </w:lvl>
+    <w:lvl w:ilvl="7" w:tentative="1">
+      <w:start w:val="1"/>
+      <w:numFmt w:val="decimal"/>
+      <w:lvlText w:val="%8."/>
+      <w:lvlJc w:val="left"/>
+      <w:pPr>
+        <w:tabs>
+          <w:tab w:val="num" w:pos="5760"/>
+        </w:tabs>
+        <w:ind w:left="5760" w:hanging="360"/>
+      </w:pPr>
+    </w:lvl>
+    <w:lvl w:ilvl="8" w:tentative="1">
+      <w:start w:val="1"/>
+      <w:numFmt w:val="decimal"/>
+      <w:lvlText w:val="%9."/>
+      <w:lvlJc w:val="left"/>
+      <w:pPr>
+        <w:tabs>
+          <w:tab w:val="num" w:pos="6480"/>
+        </w:tabs>
+        <w:ind w:left="6480" w:hanging="360"/>
+      </w:pPr>
+    </w:lvl>
+  </w:abstractNum>
+  <w:abstractNum w:abstractNumId="26">
+    <w:nsid w:val="74DA141A"/>
+    <w:multiLevelType w:val="multilevel"/>
+    <w:tmpl w:val="C206E616"/>
+    <w:lvl w:ilvl="0">
+      <w:start w:val="1"/>
+      <w:numFmt w:val="decimal"/>
+      <w:lvlText w:val="%1."/>
+      <w:lvlJc w:val="left"/>
+      <w:pPr>
+        <w:tabs>
+          <w:tab w:val="num" w:pos="720"/>
+        </w:tabs>
+        <w:ind w:left="720" w:hanging="360"/>
+      </w:pPr>
+    </w:lvl>
+    <w:lvl w:ilvl="1">
+      <w:start w:val="1"/>
+      <w:numFmt w:val="bullet"/>
+      <w:lvlText w:val="o"/>
+      <w:lvlJc w:val="left"/>
+      <w:pPr>
+        <w:tabs>
+          <w:tab w:val="num" w:pos="1440"/>
+        </w:tabs>
+        <w:ind w:left="1440" w:hanging="360"/>
+      </w:pPr>
+      <w:rPr>
+        <w:rFonts w:ascii="Courier New" w:hAnsi="Courier New" w:hint="default"/>
+        <w:sz w:val="20"/>
+      </w:rPr>
+    </w:lvl>
+    <w:lvl w:ilvl="2" w:tentative="1">
+      <w:start w:val="1"/>
+      <w:numFmt w:val="decimal"/>
+      <w:lvlText w:val="%3."/>
+      <w:lvlJc w:val="left"/>
+      <w:pPr>
+        <w:tabs>
+          <w:tab w:val="num" w:pos="2160"/>
+        </w:tabs>
+        <w:ind w:left="2160" w:hanging="360"/>
+      </w:pPr>
+    </w:lvl>
+    <w:lvl w:ilvl="3" w:tentative="1">
+      <w:start w:val="1"/>
+      <w:numFmt w:val="decimal"/>
+      <w:lvlText w:val="%4."/>
+      <w:lvlJc w:val="left"/>
+      <w:pPr>
+        <w:tabs>
+          <w:tab w:val="num" w:pos="2880"/>
+        </w:tabs>
+        <w:ind w:left="2880" w:hanging="360"/>
+      </w:pPr>
+    </w:lvl>
+    <w:lvl w:ilvl="4" w:tentative="1">
+      <w:start w:val="1"/>
+      <w:numFmt w:val="decimal"/>
+      <w:lvlText w:val="%5."/>
+      <w:lvlJc w:val="left"/>
+      <w:pPr>
+        <w:tabs>
+          <w:tab w:val="num" w:pos="3600"/>
+        </w:tabs>
+        <w:ind w:left="3600" w:hanging="360"/>
+      </w:pPr>
+    </w:lvl>
+    <w:lvl w:ilvl="5" w:tentative="1">
+      <w:start w:val="1"/>
+      <w:numFmt w:val="decimal"/>
+      <w:lvlText w:val="%6."/>
+      <w:lvlJc w:val="left"/>
+      <w:pPr>
+        <w:tabs>
+          <w:tab w:val="num" w:pos="4320"/>
+        </w:tabs>
+        <w:ind w:left="4320" w:hanging="360"/>
+      </w:pPr>
+    </w:lvl>
+    <w:lvl w:ilvl="6" w:tentative="1">
+      <w:start w:val="1"/>
+      <w:numFmt w:val="decimal"/>
+      <w:lvlText w:val="%7."/>
+      <w:lvlJc w:val="left"/>
+      <w:pPr>
+        <w:tabs>
+          <w:tab w:val="num" w:pos="5040"/>
+        </w:tabs>
+        <w:ind w:left="5040" w:hanging="360"/>
+      </w:pPr>
+    </w:lvl>
+    <w:lvl w:ilvl="7" w:tentative="1">
+      <w:start w:val="1"/>
+      <w:numFmt w:val="decimal"/>
+      <w:lvlText w:val="%8."/>
+      <w:lvlJc w:val="left"/>
+      <w:pPr>
+        <w:tabs>
+          <w:tab w:val="num" w:pos="5760"/>
+        </w:tabs>
+        <w:ind w:left="5760" w:hanging="360"/>
+      </w:pPr>
+    </w:lvl>
+    <w:lvl w:ilvl="8" w:tentative="1">
+      <w:start w:val="1"/>
+      <w:numFmt w:val="decimal"/>
+      <w:lvlText w:val="%9."/>
+      <w:lvlJc w:val="left"/>
+      <w:pPr>
+        <w:tabs>
+          <w:tab w:val="num" w:pos="6480"/>
+        </w:tabs>
+        <w:ind w:left="6480" w:hanging="360"/>
+      </w:pPr>
+    </w:lvl>
+  </w:abstractNum>
+  <w:abstractNum w:abstractNumId="27">
+    <w:nsid w:val="769C1F67"/>
+    <w:multiLevelType w:val="multilevel"/>
+    <w:tmpl w:val="BEF2E078"/>
+    <w:lvl w:ilvl="0">
+      <w:start w:val="1"/>
+      <w:numFmt w:val="bullet"/>
+      <w:lvlText w:val=""/>
+      <w:lvlJc w:val="left"/>
+      <w:pPr>
+        <w:tabs>
+          <w:tab w:val="num" w:pos="720"/>
+        </w:tabs>
+        <w:ind w:left="720" w:hanging="360"/>
+      </w:pPr>
+      <w:rPr>
+        <w:rFonts w:ascii="Symbol" w:hAnsi="Symbol" w:hint="default"/>
+        <w:sz w:val="20"/>
+      </w:rPr>
+    </w:lvl>
+    <w:lvl w:ilvl="1">
+      <w:start w:val="1"/>
+      <w:numFmt w:val="bullet"/>
+      <w:lvlText w:val="o"/>
+      <w:lvlJc w:val="left"/>
+      <w:pPr>
+        <w:tabs>
+          <w:tab w:val="num" w:pos="1440"/>
+        </w:tabs>
+        <w:ind w:left="1440" w:hanging="360"/>
+      </w:pPr>
+      <w:rPr>
+        <w:rFonts w:ascii="Courier New" w:hAnsi="Courier New" w:hint="default"/>
+        <w:sz w:val="20"/>
+      </w:rPr>
+    </w:lvl>
+    <w:lvl w:ilvl="2" w:tentative="1">
+      <w:start w:val="1"/>
+      <w:numFmt w:val="bullet"/>
+      <w:lvlText w:val=""/>
+      <w:lvlJc w:val="left"/>
+      <w:pPr>
+        <w:tabs>
+          <w:tab w:val="num" w:pos="2160"/>
+        </w:tabs>
+        <w:ind w:left="2160" w:hanging="360"/>
+      </w:pPr>
+      <w:rPr>
+        <w:rFonts w:ascii="Wingdings" w:hAnsi="Wingdings" w:hint="default"/>
+        <w:sz w:val="20"/>
+      </w:rPr>
+    </w:lvl>
+    <w:lvl w:ilvl="3" w:tentative="1">
+      <w:start w:val="1"/>
+      <w:numFmt w:val="bullet"/>
+      <w:lvlText w:val=""/>
+      <w:lvlJc w:val="left"/>
+      <w:pPr>
+        <w:tabs>
+          <w:tab w:val="num" w:pos="2880"/>
+        </w:tabs>
+        <w:ind w:left="2880" w:hanging="360"/>
+      </w:pPr>
+      <w:rPr>
+        <w:rFonts w:ascii="Wingdings" w:hAnsi="Wingdings" w:hint="default"/>
+        <w:sz w:val="20"/>
+      </w:rPr>
+    </w:lvl>
+    <w:lvl w:ilvl="4" w:tentative="1">
+      <w:start w:val="1"/>
+      <w:numFmt w:val="bullet"/>
+      <w:lvlText w:val=""/>
+      <w:lvlJc w:val="left"/>
+      <w:pPr>
+        <w:tabs>
+          <w:tab w:val="num" w:pos="3600"/>
+        </w:tabs>
+        <w:ind w:left="3600" w:hanging="360"/>
+      </w:pPr>
+      <w:rPr>
+        <w:rFonts w:ascii="Wingdings" w:hAnsi="Wingdings" w:hint="default"/>
+        <w:sz w:val="20"/>
+      </w:rPr>
+    </w:lvl>
+    <w:lvl w:ilvl="5" w:tentative="1">
+      <w:start w:val="1"/>
+      <w:numFmt w:val="bullet"/>
+      <w:lvlText w:val=""/>
+      <w:lvlJc w:val="left"/>
+      <w:pPr>
+        <w:tabs>
+          <w:tab w:val="num" w:pos="4320"/>
+        </w:tabs>
+        <w:ind w:left="4320" w:hanging="360"/>
+      </w:pPr>
+      <w:rPr>
+        <w:rFonts w:ascii="Wingdings" w:hAnsi="Wingdings" w:hint="default"/>
+        <w:sz w:val="20"/>
+      </w:rPr>
+    </w:lvl>
+    <w:lvl w:ilvl="6" w:tentative="1">
+      <w:start w:val="1"/>
+      <w:numFmt w:val="bullet"/>
+      <w:lvlText w:val=""/>
+      <w:lvlJc w:val="left"/>
+      <w:pPr>
+        <w:tabs>
+          <w:tab w:val="num" w:pos="5040"/>
+        </w:tabs>
+        <w:ind w:left="5040" w:hanging="360"/>
+      </w:pPr>
+      <w:rPr>
+        <w:rFonts w:ascii="Wingdings" w:hAnsi="Wingdings" w:hint="default"/>
+        <w:sz w:val="20"/>
+      </w:rPr>
+    </w:lvl>
+    <w:lvl w:ilvl="7" w:tentative="1">
+      <w:start w:val="1"/>
+      <w:numFmt w:val="bullet"/>
+      <w:lvlText w:val=""/>
+      <w:lvlJc w:val="left"/>
+      <w:pPr>
+        <w:tabs>
+          <w:tab w:val="num" w:pos="5760"/>
+        </w:tabs>
+        <w:ind w:left="5760" w:hanging="360"/>
+      </w:pPr>
+      <w:rPr>
+        <w:rFonts w:ascii="Wingdings" w:hAnsi="Wingdings" w:hint="default"/>
+        <w:sz w:val="20"/>
+      </w:rPr>
+    </w:lvl>
+    <w:lvl w:ilvl="8" w:tentative="1">
+      <w:start w:val="1"/>
+      <w:numFmt w:val="bullet"/>
+      <w:lvlText w:val=""/>
+      <w:lvlJc w:val="left"/>
+      <w:pPr>
+        <w:tabs>
+          <w:tab w:val="num" w:pos="6480"/>
+        </w:tabs>
+        <w:ind w:left="6480" w:hanging="360"/>
+      </w:pPr>
+      <w:rPr>
+        <w:rFonts w:ascii="Wingdings" w:hAnsi="Wingdings" w:hint="default"/>
+        <w:sz w:val="20"/>
+      </w:rPr>
+    </w:lvl>
+  </w:abstractNum>
+  <w:abstractNum w:abstractNumId="28">
+    <w:nsid w:val="78523FA1"/>
+    <w:multiLevelType w:val="multilevel"/>
+    <w:tmpl w:val="BEF2E078"/>
+    <w:lvl w:ilvl="0">
+      <w:start w:val="1"/>
+      <w:numFmt w:val="bullet"/>
+      <w:lvlText w:val=""/>
+      <w:lvlJc w:val="left"/>
+      <w:pPr>
+        <w:tabs>
+          <w:tab w:val="num" w:pos="720"/>
+        </w:tabs>
+        <w:ind w:left="720" w:hanging="360"/>
+      </w:pPr>
+      <w:rPr>
+        <w:rFonts w:ascii="Symbol" w:hAnsi="Symbol" w:hint="default"/>
+        <w:sz w:val="20"/>
+      </w:rPr>
+    </w:lvl>
+    <w:lvl w:ilvl="1" w:tentative="1">
+      <w:start w:val="1"/>
+      <w:numFmt w:val="bullet"/>
+      <w:lvlText w:val="o"/>
+      <w:lvlJc w:val="left"/>
+      <w:pPr>
+        <w:tabs>
+          <w:tab w:val="num" w:pos="1440"/>
+        </w:tabs>
+        <w:ind w:left="1440" w:hanging="360"/>
+      </w:pPr>
+      <w:rPr>
+        <w:rFonts w:ascii="Courier New" w:hAnsi="Courier New" w:hint="default"/>
+        <w:sz w:val="20"/>
+      </w:rPr>
+    </w:lvl>
+    <w:lvl w:ilvl="2" w:tentative="1">
+      <w:start w:val="1"/>
+      <w:numFmt w:val="bullet"/>
+      <w:lvlText w:val=""/>
+      <w:lvlJc w:val="left"/>
+      <w:pPr>
+        <w:tabs>
+          <w:tab w:val="num" w:pos="2160"/>
+        </w:tabs>
+        <w:ind w:left="2160" w:hanging="360"/>
+      </w:pPr>
+      <w:rPr>
+        <w:rFonts w:ascii="Wingdings" w:hAnsi="Wingdings" w:hint="default"/>
+        <w:sz w:val="20"/>
+      </w:rPr>
+    </w:lvl>
+    <w:lvl w:ilvl="3" w:tentative="1">
+      <w:start w:val="1"/>
+      <w:numFmt w:val="bullet"/>
+      <w:lvlText w:val=""/>
+      <w:lvlJc w:val="left"/>
+      <w:pPr>
+        <w:tabs>
+          <w:tab w:val="num" w:pos="2880"/>
+        </w:tabs>
+        <w:ind w:left="2880" w:hanging="360"/>
+      </w:pPr>
+      <w:rPr>
+        <w:rFonts w:ascii="Wingdings" w:hAnsi="Wingdings" w:hint="default"/>
+        <w:sz w:val="20"/>
+      </w:rPr>
+    </w:lvl>
+    <w:lvl w:ilvl="4" w:tentative="1">
+      <w:start w:val="1"/>
+      <w:numFmt w:val="bullet"/>
+      <w:lvlText w:val=""/>
+      <w:lvlJc w:val="left"/>
+      <w:pPr>
+        <w:tabs>
+          <w:tab w:val="num" w:pos="3600"/>
+        </w:tabs>
+        <w:ind w:left="3600" w:hanging="360"/>
+      </w:pPr>
+      <w:rPr>
+        <w:rFonts w:ascii="Wingdings" w:hAnsi="Wingdings" w:hint="default"/>
+        <w:sz w:val="20"/>
+      </w:rPr>
+    </w:lvl>
+    <w:lvl w:ilvl="5" w:tentative="1">
+      <w:start w:val="1"/>
+      <w:numFmt w:val="bullet"/>
+      <w:lvlText w:val=""/>
+      <w:lvlJc w:val="left"/>
+      <w:pPr>
+        <w:tabs>
+          <w:tab w:val="num" w:pos="4320"/>
+        </w:tabs>
+        <w:ind w:left="4320" w:hanging="360"/>
+      </w:pPr>
+      <w:rPr>
+        <w:rFonts w:ascii="Wingdings" w:hAnsi="Wingdings" w:hint="default"/>
+        <w:sz w:val="20"/>
+      </w:rPr>
+    </w:lvl>
+    <w:lvl w:ilvl="6" w:tentative="1">
+      <w:start w:val="1"/>
+      <w:numFmt w:val="bullet"/>
+      <w:lvlText w:val=""/>
+      <w:lvlJc w:val="left"/>
+      <w:pPr>
+        <w:tabs>
+          <w:tab w:val="num" w:pos="5040"/>
+        </w:tabs>
+        <w:ind w:left="5040" w:hanging="360"/>
+      </w:pPr>
+      <w:rPr>
+        <w:rFonts w:ascii="Wingdings" w:hAnsi="Wingdings" w:hint="default"/>
+        <w:sz w:val="20"/>
+      </w:rPr>
+    </w:lvl>
+    <w:lvl w:ilvl="7" w:tentative="1">
+      <w:start w:val="1"/>
+      <w:numFmt w:val="bullet"/>
+      <w:lvlText w:val=""/>
+      <w:lvlJc w:val="left"/>
+      <w:pPr>
+        <w:tabs>
+          <w:tab w:val="num" w:pos="5760"/>
+        </w:tabs>
+        <w:ind w:left="5760" w:hanging="360"/>
+      </w:pPr>
+      <w:rPr>
+        <w:rFonts w:ascii="Wingdings" w:hAnsi="Wingdings" w:hint="default"/>
+        <w:sz w:val="20"/>
+      </w:rPr>
+    </w:lvl>
+    <w:lvl w:ilvl="8" w:tentative="1">
+      <w:start w:val="1"/>
+      <w:numFmt w:val="bullet"/>
+      <w:lvlText w:val=""/>
+      <w:lvlJc w:val="left"/>
+      <w:pPr>
+        <w:tabs>
+          <w:tab w:val="num" w:pos="6480"/>
+        </w:tabs>
+        <w:ind w:left="6480" w:hanging="360"/>
+      </w:pPr>
+      <w:rPr>
+        <w:rFonts w:ascii="Wingdings" w:hAnsi="Wingdings" w:hint="default"/>
+        <w:sz w:val="20"/>
+      </w:rPr>
+    </w:lvl>
+  </w:abstractNum>
+  <w:abstractNum w:abstractNumId="29">
+    <w:nsid w:val="7E7815EC"/>
+    <w:multiLevelType w:val="multilevel"/>
+    <w:tmpl w:val="4E14E172"/>
+    <w:lvl w:ilvl="0">
+      <w:start w:val="1"/>
+      <w:numFmt w:val="bullet"/>
+      <w:lvlText w:val=""/>
+      <w:lvlJc w:val="left"/>
+      <w:pPr>
+        <w:tabs>
+          <w:tab w:val="num" w:pos="720"/>
+        </w:tabs>
+        <w:ind w:left="720" w:hanging="360"/>
+      </w:pPr>
+      <w:rPr>
+        <w:rFonts w:ascii="Symbol" w:hAnsi="Symbol" w:hint="default"/>
+        <w:sz w:val="20"/>
+      </w:rPr>
+    </w:lvl>
+    <w:lvl w:ilvl="1">
+      <w:start w:val="1"/>
+      <w:numFmt w:val="bullet"/>
+      <w:lvlText w:val=""/>
+      <w:lvlJc w:val="left"/>
+      <w:pPr>
+        <w:tabs>
+          <w:tab w:val="num" w:pos="1440"/>
+        </w:tabs>
+        <w:ind w:left="1440" w:hanging="360"/>
+      </w:pPr>
+      <w:rPr>
+        <w:rFonts w:ascii="Symbol" w:hAnsi="Symbol" w:hint="default"/>
+        <w:sz w:val="20"/>
+      </w:rPr>
+    </w:lvl>
+    <w:lvl w:ilvl="2" w:tentative="1">
+      <w:start w:val="1"/>
+      <w:numFmt w:val="bullet"/>
+      <w:lvlText w:val=""/>
+      <w:lvlJc w:val="left"/>
+      <w:pPr>
+        <w:tabs>
+          <w:tab w:val="num" w:pos="2160"/>
+        </w:tabs>
+        <w:ind w:left="2160" w:hanging="360"/>
+      </w:pPr>
+      <w:rPr>
+        <w:rFonts w:ascii="Wingdings" w:hAnsi="Wingdings" w:hint="default"/>
+        <w:sz w:val="20"/>
+      </w:rPr>
+    </w:lvl>
+    <w:lvl w:ilvl="3" w:tentative="1">
+      <w:start w:val="1"/>
+      <w:numFmt w:val="bullet"/>
+      <w:lvlText w:val=""/>
+      <w:lvlJc w:val="left"/>
+      <w:pPr>
+        <w:tabs>
+          <w:tab w:val="num" w:pos="2880"/>
+        </w:tabs>
+        <w:ind w:left="2880" w:hanging="360"/>
+      </w:pPr>
+      <w:rPr>
+        <w:rFonts w:ascii="Wingdings" w:hAnsi="Wingdings" w:hint="default"/>
+        <w:sz w:val="20"/>
+      </w:rPr>
+    </w:lvl>
+    <w:lvl w:ilvl="4" w:tentative="1">
+      <w:start w:val="1"/>
+      <w:numFmt w:val="bullet"/>
+      <w:lvlText w:val=""/>
+      <w:lvlJc w:val="left"/>
+      <w:pPr>
+        <w:tabs>
+          <w:tab w:val="num" w:pos="3600"/>
+        </w:tabs>
+        <w:ind w:left="3600" w:hanging="360"/>
+      </w:pPr>
+      <w:rPr>
+        <w:rFonts w:ascii="Wingdings" w:hAnsi="Wingdings" w:hint="default"/>
+        <w:sz w:val="20"/>
+      </w:rPr>
+    </w:lvl>
+    <w:lvl w:ilvl="5" w:tentative="1">
+      <w:start w:val="1"/>
+      <w:numFmt w:val="bullet"/>
+      <w:lvlText w:val=""/>
+      <w:lvlJc w:val="left"/>
+      <w:pPr>
+        <w:tabs>
+          <w:tab w:val="num" w:pos="4320"/>
+        </w:tabs>
+        <w:ind w:left="4320" w:hanging="360"/>
+      </w:pPr>
+      <w:rPr>
+        <w:rFonts w:ascii="Wingdings" w:hAnsi="Wingdings" w:hint="default"/>
+        <w:sz w:val="20"/>
+      </w:rPr>
+    </w:lvl>
+    <w:lvl w:ilvl="6" w:tentative="1">
+      <w:start w:val="1"/>
+      <w:numFmt w:val="bullet"/>
+      <w:lvlText w:val=""/>
+      <w:lvlJc w:val="left"/>
+      <w:pPr>
+        <w:tabs>
+          <w:tab w:val="num" w:pos="5040"/>
+        </w:tabs>
+        <w:ind w:left="5040" w:hanging="360"/>
+      </w:pPr>
+      <w:rPr>
+        <w:rFonts w:ascii="Wingdings" w:hAnsi="Wingdings" w:hint="default"/>
+        <w:sz w:val="20"/>
+      </w:rPr>
+    </w:lvl>
+    <w:lvl w:ilvl="7" w:tentative="1">
+      <w:start w:val="1"/>
+      <w:numFmt w:val="bullet"/>
+      <w:lvlText w:val=""/>
+      <w:lvlJc w:val="left"/>
+      <w:pPr>
+        <w:tabs>
+          <w:tab w:val="num" w:pos="5760"/>
+        </w:tabs>
+        <w:ind w:left="5760" w:hanging="360"/>
+      </w:pPr>
+      <w:rPr>
+        <w:rFonts w:ascii="Wingdings" w:hAnsi="Wingdings" w:hint="default"/>
+        <w:sz w:val="20"/>
+      </w:rPr>
+    </w:lvl>
+    <w:lvl w:ilvl="8" w:tentative="1">
+      <w:start w:val="1"/>
+      <w:numFmt w:val="bullet"/>
+      <w:lvlText w:val=""/>
+      <w:lvlJc w:val="left"/>
+      <w:pPr>
+        <w:tabs>
+          <w:tab w:val="num" w:pos="6480"/>
+        </w:tabs>
+        <w:ind w:left="6480" w:hanging="360"/>
+      </w:pPr>
+      <w:rPr>
+        <w:rFonts w:ascii="Wingdings" w:hAnsi="Wingdings" w:hint="default"/>
+        <w:sz w:val="20"/>
+      </w:rPr>
+    </w:lvl>
+  </w:abstractNum>
   <w:num w:numId="1">
-    <w:abstractNumId w:val="10"/>
+    <w:abstractNumId w:val="21"/>
   </w:num>
   <w:num w:numId="2">
-    <w:abstractNumId w:val="3"/>
+    <w:abstractNumId w:val="8"/>
   </w:num>
   <w:num w:numId="3">
-    <w:abstractNumId w:val="11"/>
+    <w:abstractNumId w:val="23"/>
   </w:num>
   <w:num w:numId="4">
-    <w:abstractNumId w:val="9"/>
+    <w:abstractNumId w:val="20"/>
   </w:num>
   <w:num w:numId="5">
-    <w:abstractNumId w:val="7"/>
+    <w:abstractNumId w:val="16"/>
   </w:num>
   <w:num w:numId="6">
     <w:abstractNumId w:val="1"/>
   </w:num>
   <w:num w:numId="7">
-    <w:abstractNumId w:val="5"/>
+    <w:abstractNumId w:val="11"/>
   </w:num>
   <w:num w:numId="8">
-    <w:abstractNumId w:val="4"/>
+    <w:abstractNumId w:val="10"/>
   </w:num>
   <w:num w:numId="9">
-    <w:abstractNumId w:val="8"/>
+    <w:abstractNumId w:val="17"/>
   </w:num>
   <w:num w:numId="10">
-    <w:abstractNumId w:val="2"/>
+    <w:abstractNumId w:val="3"/>
   </w:num>
   <w:num w:numId="11">
     <w:abstractNumId w:val="0"/>
   </w:num>
   <w:num w:numId="12">
+    <w:abstractNumId w:val="12"/>
+  </w:num>
+  <w:num w:numId="13">
+    <w:abstractNumId w:val="15"/>
+  </w:num>
+  <w:num w:numId="14">
+    <w:abstractNumId w:val="5"/>
+  </w:num>
+  <w:num w:numId="15">
+    <w:abstractNumId w:val="4"/>
+  </w:num>
+  <w:num w:numId="16">
+    <w:abstractNumId w:val="27"/>
+  </w:num>
+  <w:num w:numId="17">
+    <w:abstractNumId w:val="27"/>
+    <w:lvlOverride w:ilvl="1">
+      <w:lvl w:ilvl="1">
+        <w:numFmt w:val="bullet"/>
+        <w:lvlText w:val="o"/>
+        <w:lvlJc w:val="left"/>
+        <w:pPr>
+          <w:tabs>
+            <w:tab w:val="num" w:pos="1440"/>
+          </w:tabs>
+          <w:ind w:left="1440" w:hanging="360"/>
+        </w:pPr>
+        <w:rPr>
+          <w:rFonts w:ascii="Courier New" w:hAnsi="Courier New" w:hint="default"/>
+          <w:sz w:val="20"/>
+        </w:rPr>
+      </w:lvl>
+    </w:lvlOverride>
+  </w:num>
+  <w:num w:numId="18">
+    <w:abstractNumId w:val="24"/>
+  </w:num>
+  <w:num w:numId="19">
+    <w:abstractNumId w:val="22"/>
+  </w:num>
+  <w:num w:numId="20">
+    <w:abstractNumId w:val="28"/>
+  </w:num>
+  <w:num w:numId="21">
+    <w:abstractNumId w:val="13"/>
+  </w:num>
+  <w:num w:numId="22">
+    <w:abstractNumId w:val="2"/>
+  </w:num>
+  <w:num w:numId="23">
+    <w:abstractNumId w:val="19"/>
+  </w:num>
+  <w:num w:numId="24">
+    <w:abstractNumId w:val="29"/>
+  </w:num>
+  <w:num w:numId="25">
     <w:abstractNumId w:val="6"/>
+  </w:num>
+  <w:num w:numId="26">
+    <w:abstractNumId w:val="7"/>
+  </w:num>
+  <w:num w:numId="27">
+    <w:abstractNumId w:val="26"/>
+  </w:num>
+  <w:num w:numId="28">
+    <w:abstractNumId w:val="14"/>
+  </w:num>
+  <w:num w:numId="29">
+    <w:abstractNumId w:val="18"/>
+  </w:num>
+  <w:num w:numId="30">
+    <w:abstractNumId w:val="25"/>
+  </w:num>
+  <w:num w:numId="31">
+    <w:abstractNumId w:val="9"/>
   </w:num>
 </w:numbering>
 </file>
@@ -3868,6 +6732,29 @@
     <w:qFormat/>
     <w:rsid w:val="00323243"/>
   </w:style>
+  <w:style w:type="paragraph" w:styleId="Ttulo3">
+    <w:name w:val="heading 3"/>
+    <w:basedOn w:val="Normal"/>
+    <w:next w:val="Normal"/>
+    <w:link w:val="Ttulo3Car"/>
+    <w:uiPriority w:val="9"/>
+    <w:semiHidden/>
+    <w:unhideWhenUsed/>
+    <w:qFormat/>
+    <w:rsid w:val="00231F64"/>
+    <w:pPr>
+      <w:keepNext/>
+      <w:keepLines/>
+      <w:spacing w:before="40" w:after="0"/>
+      <w:outlineLvl w:val="2"/>
+    </w:pPr>
+    <w:rPr>
+      <w:rFonts w:asciiTheme="majorHAnsi" w:eastAsiaTheme="majorEastAsia" w:hAnsiTheme="majorHAnsi" w:cstheme="majorBidi"/>
+      <w:color w:val="243F60" w:themeColor="accent1" w:themeShade="7F"/>
+      <w:sz w:val="24"/>
+      <w:szCs w:val="24"/>
+    </w:rPr>
+  </w:style>
   <w:style w:type="character" w:default="1" w:styleId="Fuentedeprrafopredeter">
     <w:name w:val="Default Paragraph Font"/>
     <w:uiPriority w:val="1"/>
@@ -4004,6 +6891,31 @@
       <w:ind w:left="720"/>
       <w:contextualSpacing/>
     </w:pPr>
+  </w:style>
+  <w:style w:type="character" w:customStyle="1" w:styleId="Ttulo3Car">
+    <w:name w:val="Título 3 Car"/>
+    <w:basedOn w:val="Fuentedeprrafopredeter"/>
+    <w:link w:val="Ttulo3"/>
+    <w:uiPriority w:val="9"/>
+    <w:semiHidden/>
+    <w:rsid w:val="00231F64"/>
+    <w:rPr>
+      <w:rFonts w:asciiTheme="majorHAnsi" w:eastAsiaTheme="majorEastAsia" w:hAnsiTheme="majorHAnsi" w:cstheme="majorBidi"/>
+      <w:color w:val="243F60" w:themeColor="accent1" w:themeShade="7F"/>
+      <w:sz w:val="24"/>
+      <w:szCs w:val="24"/>
+    </w:rPr>
+  </w:style>
+  <w:style w:type="character" w:styleId="Hipervnculo">
+    <w:name w:val="Hyperlink"/>
+    <w:basedOn w:val="Fuentedeprrafopredeter"/>
+    <w:uiPriority w:val="99"/>
+    <w:unhideWhenUsed/>
+    <w:rsid w:val="00275BE6"/>
+    <w:rPr>
+      <w:color w:val="0000FF" w:themeColor="hyperlink"/>
+      <w:u w:val="single"/>
+    </w:rPr>
   </w:style>
 </w:styles>
 </file>
